--- a/blog/05-the-chip-that-says-no-4-the-governor-in-the-rack.docx
+++ b/blog/05-the-chip-that-says-no-4-the-governor-in-the-rack.docx
@@ -34,7 +34,7 @@
         <w:spacing w:after="240" w:before="120" w:line="276" w:lineRule="auto"/>
         <w:ind w:left="360"/>
       </w:pPr>
-      <w:hyperlink w:history="1" r:id="rId6a_ckxpgiwd8giolnnlrc">
+      <w:hyperlink w:history="1" r:id="rIdwbdamngt9fjdl_yoqsu51">
         <w:r>
           <w:rPr>
             <w:rStyle w:val="Hyperlink"/>
@@ -98,7 +98,7 @@
       <w:r>
         <w:t xml:space="preserve"> Think of a birth certificate burned into the chip at the factory, plus an odometer that only counts up, plus a logbook you can add pages to but never tear pages out of. In hardware terms, the birth certificate is a unique secret fused into the die that only the key-derivation engine can read. The odometer is an anti-rollback fuse counter plus a counter that only counts up. The logbook is a set of measurement registers that can only be extended, never written. Around them sit a ROM-resident </w:t>
       </w:r>
-      <w:hyperlink w:history="1" r:id="rIdzjgidmfyfn8couxog1bh9">
+      <w:hyperlink w:history="1" r:id="rIdrrqe2x-6luubkj1p7j2cp">
         <w:r>
           <w:rPr>
             <w:rStyle w:val="Hyperlink"/>
@@ -109,7 +109,7 @@
       <w:r>
         <w:t xml:space="preserve"> engine that derives the signing key from the measurement of what booted, a quote engine, and a random-number generator. On NVIDIA GPUs the vendor's version of this chain covers the VBIOS and the GSP firmware (the GSP is the RISC-V management processor on the die), and the DPU has its own. The reference models both (</w:t>
       </w:r>
-      <w:hyperlink w:history="1" r:id="rIdmtgs6__mhpvlmo3n1xure">
+      <w:hyperlink w:history="1" r:id="rId3ymlwopnotlylzrbvfrrf">
         <w:r>
           <w:rPr>
             <w:rStyle w:val="Hyperlink"/>
@@ -123,7 +123,7 @@
       <w:r>
         <w:t xml:space="preserve">) and binds the GPU's quote inside the CPU TEE's, which is the composite-attestation pattern of </w:t>
       </w:r>
-      <w:hyperlink w:history="1" r:id="rIdseiz1avanpi0f__j4e_xh">
+      <w:hyperlink w:history="1" r:id="rIdj119dsltmfceb7hos5seu">
         <w:r>
           <w:rPr>
             <w:rStyle w:val="Hyperlink"/>
@@ -134,7 +134,7 @@
       <w:r>
         <w:t xml:space="preserve"> and its </w:t>
       </w:r>
-      <w:hyperlink w:history="1" r:id="rIds2a82qmzoaspmmvupd1cp">
+      <w:hyperlink w:history="1" r:id="rId4ovnp87xy6xkuldggwlto">
         <w:r>
           <w:rPr>
             <w:rStyle w:val="Hyperlink"/>
@@ -214,7 +214,7 @@
       <w:r>
         <w:t xml:space="preserve"> The CPU TEE and the GPU TEE, verified together. The locked room, with an ID check at the door. GPU memory is walled off from the host by hardware firewalls. PCIe traffic is encrypted. On Hopper that means software-encrypted bounce buffers, and NVLink between GPUs stays unencrypted; on Blackwell the NVLink path is encrypted too, and with a compatible CPU the GPU's TEE-I/O capability replaces the bounce buffers with TDISP/IDE link encryption (</w:t>
       </w:r>
-      <w:hyperlink w:history="1" r:id="rIduypv6ikler3nfqjihj-nj">
+      <w:hyperlink w:history="1" r:id="rIdafvgokijunbjnxbfxsvhr">
         <w:r>
           <w:rPr>
             <w:rStyle w:val="Hyperlink"/>
@@ -276,7 +276,7 @@
       <w:r>
         <w:t xml:space="preserve"> The CUDA driver already cooperates with confidential-computing mode (</w:t>
       </w:r>
-      <w:hyperlink w:history="1" r:id="rIdsquf77j2z1dkir6vkjngt">
+      <w:hyperlink w:history="1" r:id="rIdxfvcfvrfskofha69fg9uf">
         <w:r>
           <w:rPr>
             <w:rStyle w:val="Hyperlink"/>
@@ -287,7 +287,7 @@
       <w:r>
         <w:t xml:space="preserve"> is the plainest description). Kernels run unchanged inside the enclave. Copies between the enclaves take the encrypted path. The CPU TEE and the GPU TEE set up their session with an </w:t>
       </w:r>
-      <w:hyperlink w:history="1" r:id="rIduy5v_kazyjzxbus5j7r0m">
+      <w:hyperlink w:history="1" r:id="rIdr07tdef6n5ir-pfqr16c8">
         <w:r>
           <w:rPr>
             <w:rStyle w:val="Hyperlink"/>
@@ -350,7 +350,7 @@
           <wp:inline distT="0" distB="0" distL="0" distR="0">
             <wp:extent cx="5943600" cy="4514850"/>
             <wp:effectExtent t="0" r="0" b="0" l="0"/>
-            <wp:docPr id="1" name="" descr="" title=""/>
+            <wp:docPr id="6" name="" descr="" title=""/>
             <wp:cNvGraphicFramePr>
               <a:graphicFrameLocks xmlns:a="http://schemas.openxmlformats.org/drawingml/2006/main" noChangeAspect="1"/>
             </wp:cNvGraphicFramePr>
@@ -364,7 +364,7 @@
                     </pic:cNvPicPr>
                   </pic:nvPicPr>
                   <pic:blipFill>
-                    <a:blip r:embed="rId9" cstate="none"/>
+                    <a:blip r:embed="rId91" cstate="none"/>
                     <a:srcRect/>
                     <a:stretch>
                       <a:fillRect/>
@@ -417,7 +417,7 @@
       <w:r>
         <w:t xml:space="preserve"> Two things. First, a small, isolated controller that manages policies, identities, permissions, revocation and exceptions. Its firmware is in the class of a verified kernel such as </w:t>
       </w:r>
-      <w:hyperlink w:history="1" r:id="rId9wqbdv1-0sos3zdsr0h0x">
+      <w:hyperlink w:history="1" r:id="rIdeajtoqrcuc-uamqztaoom">
         <w:r>
           <w:rPr>
             <w:rStyle w:val="Hyperlink"/>
@@ -598,7 +598,7 @@
       <w:tr>
         <w:trPr>
           <w:cantSplit/>
-          <w:tblHeader w:val="false"/>
+          <w:tblHeader w:val="off"/>
         </w:trPr>
         <w:tc>
           <w:tcPr>
@@ -704,7 +704,7 @@
       <w:tr>
         <w:trPr>
           <w:cantSplit/>
-          <w:tblHeader w:val="false"/>
+          <w:tblHeader w:val="off"/>
         </w:trPr>
         <w:tc>
           <w:tcPr>
@@ -810,7 +810,7 @@
       <w:tr>
         <w:trPr>
           <w:cantSplit/>
-          <w:tblHeader w:val="false"/>
+          <w:tblHeader w:val="off"/>
         </w:trPr>
         <w:tc>
           <w:tcPr>
@@ -860,7 +860,7 @@
               </w:rPr>
               <w:t xml:space="preserve">The PCIe port with </w:t>
             </w:r>
-            <w:hyperlink w:history="1" r:id="rIdoz7ib9uy7fb5jgi8colxt">
+            <w:hyperlink w:history="1" r:id="rIddqy1d7z-xn_ztpzvurqby">
               <w:r>
                 <w:rPr>
                   <w:rStyle w:val="Hyperlink"/>
@@ -928,7 +928,7 @@
       <w:tr>
         <w:trPr>
           <w:cantSplit/>
-          <w:tblHeader w:val="false"/>
+          <w:tblHeader w:val="off"/>
         </w:trPr>
         <w:tc>
           <w:tcPr>
@@ -978,7 +978,7 @@
               </w:rPr>
               <w:t xml:space="preserve">The NIC or DPU (</w:t>
             </w:r>
-            <w:hyperlink w:history="1" r:id="rIdrtkj1zbkccapbn0zgsv4c">
+            <w:hyperlink w:history="1" r:id="rIdatvrc0yalmrak4ryc9aan">
               <w:r>
                 <w:rPr>
                   <w:rStyle w:val="Hyperlink"/>
@@ -1049,7 +1049,7 @@
               </w:rPr>
               <w:t xml:space="preserve">Exists as </w:t>
             </w:r>
-            <w:hyperlink w:history="1" r:id="rIdrd9cgsm-j6ksc7j0l5xzp">
+            <w:hyperlink w:history="1" r:id="rIdriqulcudno7j261gor-zz">
               <w:r>
                 <w:rPr>
                   <w:rStyle w:val="Hyperlink"/>
@@ -1076,7 +1076,7 @@
       <w:tr>
         <w:trPr>
           <w:cantSplit/>
-          <w:tblHeader w:val="false"/>
+          <w:tblHeader w:val="off"/>
         </w:trPr>
         <w:tc>
           <w:tcPr>
@@ -1092,7 +1092,7 @@
             <w:pPr>
               <w:spacing w:after="0" w:line="252" w:lineRule="auto"/>
             </w:pPr>
-            <w:hyperlink w:history="1" r:id="rIdzhstx5x1bzaywckglifej">
+            <w:hyperlink w:history="1" r:id="rIdroheqd_inta4ag53iocxe">
               <w:r>
                 <w:rPr>
                   <w:rStyle w:val="Hyperlink"/>
@@ -1194,7 +1194,7 @@
       <w:tr>
         <w:trPr>
           <w:cantSplit/>
-          <w:tblHeader w:val="false"/>
+          <w:tblHeader w:val="off"/>
         </w:trPr>
         <w:tc>
           <w:tcPr>
@@ -1300,7 +1300,7 @@
       <w:tr>
         <w:trPr>
           <w:cantSplit/>
-          <w:tblHeader w:val="false"/>
+          <w:tblHeader w:val="off"/>
         </w:trPr>
         <w:tc>
           <w:tcPr>
@@ -1502,7 +1502,7 @@
       <w:tr>
         <w:trPr>
           <w:cantSplit/>
-          <w:tblHeader w:val="false"/>
+          <w:tblHeader w:val="off"/>
         </w:trPr>
         <w:tc>
           <w:tcPr>
@@ -1558,7 +1558,7 @@
       <w:tr>
         <w:trPr>
           <w:cantSplit/>
-          <w:tblHeader w:val="false"/>
+          <w:tblHeader w:val="off"/>
         </w:trPr>
         <w:tc>
           <w:tcPr>
@@ -1614,7 +1614,7 @@
       <w:tr>
         <w:trPr>
           <w:cantSplit/>
-          <w:tblHeader w:val="false"/>
+          <w:tblHeader w:val="off"/>
         </w:trPr>
         <w:tc>
           <w:tcPr>
@@ -1670,7 +1670,7 @@
       <w:tr>
         <w:trPr>
           <w:cantSplit/>
-          <w:tblHeader w:val="false"/>
+          <w:tblHeader w:val="off"/>
         </w:trPr>
         <w:tc>
           <w:tcPr>
@@ -1726,7 +1726,7 @@
       <w:tr>
         <w:trPr>
           <w:cantSplit/>
-          <w:tblHeader w:val="false"/>
+          <w:tblHeader w:val="off"/>
         </w:trPr>
         <w:tc>
           <w:tcPr>
@@ -1782,7 +1782,7 @@
       <w:tr>
         <w:trPr>
           <w:cantSplit/>
-          <w:tblHeader w:val="false"/>
+          <w:tblHeader w:val="off"/>
         </w:trPr>
         <w:tc>
           <w:tcPr>
@@ -1838,7 +1838,7 @@
       <w:tr>
         <w:trPr>
           <w:cantSplit/>
-          <w:tblHeader w:val="false"/>
+          <w:tblHeader w:val="off"/>
         </w:trPr>
         <w:tc>
           <w:tcPr>
@@ -1894,7 +1894,7 @@
       <w:tr>
         <w:trPr>
           <w:cantSplit/>
-          <w:tblHeader w:val="false"/>
+          <w:tblHeader w:val="off"/>
         </w:trPr>
         <w:tc>
           <w:tcPr>
@@ -1950,7 +1950,7 @@
       <w:tr>
         <w:trPr>
           <w:cantSplit/>
-          <w:tblHeader w:val="false"/>
+          <w:tblHeader w:val="off"/>
         </w:trPr>
         <w:tc>
           <w:tcPr>
@@ -2051,7 +2051,7 @@
         <w:t xml:space="preserve">What it costs.</w:t>
       </w:r>
       <w:r>
-        <w:t xml:space="preserve"> Estimates, to be measured: an attestation and a manifest verification at load (seconds to a minute, once); a table lookup per work order (tens of nanoseconds, hidden in descriptor processing); one signature per response (tens of microseconds); no change to kernel throughput. The target of under one percent of throughput stays a target, and the measurement has to be taken twice: once for the controller's own overhead and once for the whole protected deployment, including tail latency, small requests, collective communication, logging pressure and revocation.</w:t>
+        <w:t xml:space="preserve"> Estimates, to be measured: an attestation and a manifest verification at load (seconds to a minute, once); a table lookup per work order (tens of nanoseconds, hidden in descriptor processing); one signature per response (budgeted at a millisecond or two on a small crypto coprocessor, with responses batched under one signature when they are short); no change to kernel throughput. The target of under one percent of throughput stays a target, and the measurement has to be taken twice: once for the controller's own overhead and once for the whole protected deployment, including tail latency, small requests, collective communication, logging pressure and revocation.</w:t>
       </w:r>
     </w:p>
     <w:p>
@@ -2248,7 +2248,7 @@
       <w:tr>
         <w:trPr>
           <w:cantSplit/>
-          <w:tblHeader w:val="false"/>
+          <w:tblHeader w:val="off"/>
         </w:trPr>
         <w:tc>
           <w:tcPr>
@@ -2356,7 +2356,7 @@
       <w:tr>
         <w:trPr>
           <w:cantSplit/>
-          <w:tblHeader w:val="false"/>
+          <w:tblHeader w:val="off"/>
         </w:trPr>
         <w:tc>
           <w:tcPr>
@@ -2464,7 +2464,7 @@
       <w:tr>
         <w:trPr>
           <w:cantSplit/>
-          <w:tblHeader w:val="false"/>
+          <w:tblHeader w:val="off"/>
         </w:trPr>
         <w:tc>
           <w:tcPr>
@@ -2628,7 +2628,7 @@
       <w:r>
         <w:t xml:space="preserve"> is </w:t>
       </w:r>
-      <w:hyperlink w:history="1" r:id="rIdcznxzvg_a_ftndainvvjg">
+      <w:hyperlink w:history="1" r:id="rIdmhxw3dxcsmoiqj72j5km6">
         <w:r>
           <w:rPr>
             <w:rStyle w:val="Hyperlink"/>
@@ -2639,7 +2639,7 @@
       <w:r>
         <w:t xml:space="preserve"> as shipped: each agent in its own container, a </w:t>
       </w:r>
-      <w:hyperlink w:history="1" r:id="rIdqarhcdzok_mtccsc4if09">
+      <w:hyperlink w:history="1" r:id="rId9yf1pgvssazu104ivrpur">
         <w:r>
           <w:rPr>
             <w:rStyle w:val="Hyperlink"/>
@@ -2650,7 +2650,7 @@
       <w:r>
         <w:t xml:space="preserve"> allowlist of file paths locked at creation, a network policy proxy, credentials substituted outside the agent so the agent never sees the real ones, and GPU device access as a line in the policy. It is the playpen. It bounds the process. Its limit is that it lives inside a kernel of tens of millions of lines, and </w:t>
       </w:r>
-      <w:hyperlink w:history="1" r:id="rIdbpzvckrbfibxjed38nk61">
+      <w:hyperlink w:history="1" r:id="rId_osvhyzn_rgssx-fqfbnu">
         <w:r>
           <w:rPr>
             <w:rStyle w:val="Hyperlink"/>
@@ -2661,7 +2661,7 @@
       <w:r>
         <w:t xml:space="preserve"> says the network policy is hot-reloadable at runtime. So the authority to set policy has to move down to the gate, where changing it takes the governance root. The reference already derives OpenShell's network policy from the signed rulebook (</w:t>
       </w:r>
-      <w:hyperlink w:history="1" r:id="rIdmzi-ybwkpirygc3opgpbi">
+      <w:hyperlink w:history="1" r:id="rIdk0kivzi1uxmjmbmf-3k9_">
         <w:r>
           <w:rPr>
             <w:rStyle w:val="Hyperlink"/>
@@ -2740,7 +2740,7 @@
       <w:r>
         <w:t xml:space="preserve">The ten message types, with what each carries and what it proves, are listed field by field in </w:t>
       </w:r>
-      <w:hyperlink w:history="1" r:id="rId9rderrbhizpwc3_7j5jv2">
+      <w:hyperlink w:history="1" r:id="rId-ncakzkpxcpba0nvfiz-h">
         <w:r>
           <w:rPr>
             <w:rStyle w:val="Hyperlink"/>
@@ -2931,7 +2931,7 @@
       <w:tr>
         <w:trPr>
           <w:cantSplit/>
-          <w:tblHeader w:val="false"/>
+          <w:tblHeader w:val="off"/>
         </w:trPr>
         <w:tc>
           <w:tcPr>
@@ -3062,7 +3062,7 @@
       <w:tr>
         <w:trPr>
           <w:cantSplit/>
-          <w:tblHeader w:val="false"/>
+          <w:tblHeader w:val="off"/>
         </w:trPr>
         <w:tc>
           <w:tcPr>
@@ -3193,7 +3193,7 @@
       <w:tr>
         <w:trPr>
           <w:cantSplit/>
-          <w:tblHeader w:val="false"/>
+          <w:tblHeader w:val="off"/>
         </w:trPr>
         <w:tc>
           <w:tcPr>
@@ -3324,7 +3324,7 @@
       <w:tr>
         <w:trPr>
           <w:cantSplit/>
-          <w:tblHeader w:val="false"/>
+          <w:tblHeader w:val="off"/>
         </w:trPr>
         <w:tc>
           <w:tcPr>
@@ -3455,7 +3455,7 @@
       <w:tr>
         <w:trPr>
           <w:cantSplit/>
-          <w:tblHeader w:val="false"/>
+          <w:tblHeader w:val="off"/>
         </w:trPr>
         <w:tc>
           <w:tcPr>
@@ -3586,7 +3586,7 @@
       <w:tr>
         <w:trPr>
           <w:cantSplit/>
-          <w:tblHeader w:val="false"/>
+          <w:tblHeader w:val="off"/>
         </w:trPr>
         <w:tc>
           <w:tcPr>
@@ -3717,7 +3717,7 @@
       <w:tr>
         <w:trPr>
           <w:cantSplit/>
-          <w:tblHeader w:val="false"/>
+          <w:tblHeader w:val="off"/>
         </w:trPr>
         <w:tc>
           <w:tcPr>
@@ -3848,7 +3848,7 @@
       <w:tr>
         <w:trPr>
           <w:cantSplit/>
-          <w:tblHeader w:val="false"/>
+          <w:tblHeader w:val="off"/>
         </w:trPr>
         <w:tc>
           <w:tcPr>
@@ -3979,7 +3979,7 @@
       <w:tr>
         <w:trPr>
           <w:cantSplit/>
-          <w:tblHeader w:val="false"/>
+          <w:tblHeader w:val="off"/>
         </w:trPr>
         <w:tc>
           <w:tcPr>
@@ -4392,7 +4392,7 @@
           <wp:inline distT="0" distB="0" distL="0" distR="0">
             <wp:extent cx="5943600" cy="6772275"/>
             <wp:effectExtent t="0" r="0" b="0" l="0"/>
-            <wp:docPr id="1" name="" descr="" title=""/>
+            <wp:docPr id="7" name="" descr="" title=""/>
             <wp:cNvGraphicFramePr>
               <a:graphicFrameLocks xmlns:a="http://schemas.openxmlformats.org/drawingml/2006/main" noChangeAspect="1"/>
             </wp:cNvGraphicFramePr>
@@ -4406,7 +4406,7 @@
                     </pic:cNvPicPr>
                   </pic:nvPicPr>
                   <pic:blipFill>
-                    <a:blip r:embed="rId10" cstate="none"/>
+                    <a:blip r:embed="rId92" cstate="none"/>
                     <a:srcRect/>
                     <a:stretch>
                       <a:fillRect/>
@@ -4577,10 +4577,10 @@
         </w:tblBorders>
       </w:tblPr>
       <w:tblGrid>
-        <w:gridCol w:w="2537"/>
-        <w:gridCol w:w="1730"/>
-        <w:gridCol w:w="2930"/>
-        <w:gridCol w:w="2163"/>
+        <w:gridCol w:w="2266"/>
+        <w:gridCol w:w="2107"/>
+        <w:gridCol w:w="3043"/>
+        <w:gridCol w:w="1944"/>
       </w:tblGrid>
       <w:tr>
         <w:trPr>
@@ -4589,7 +4589,7 @@
         </w:trPr>
         <w:tc>
           <w:tcPr>
-            <w:tcW w:type="dxa" w:w="2537"/>
+            <w:tcW w:type="dxa" w:w="2266"/>
             <w:shd w:fill="E9E8E2" w:color="auto" w:val="clear"/>
             <w:tcMar>
               <w:top w:type="dxa" w:w="70"/>
@@ -4617,7 +4617,7 @@
         </w:tc>
         <w:tc>
           <w:tcPr>
-            <w:tcW w:type="dxa" w:w="1730"/>
+            <w:tcW w:type="dxa" w:w="2107"/>
             <w:shd w:fill="E9E8E2" w:color="auto" w:val="clear"/>
             <w:tcMar>
               <w:top w:type="dxa" w:w="70"/>
@@ -4645,7 +4645,7 @@
         </w:tc>
         <w:tc>
           <w:tcPr>
-            <w:tcW w:type="dxa" w:w="2930"/>
+            <w:tcW w:type="dxa" w:w="3043"/>
             <w:shd w:fill="E9E8E2" w:color="auto" w:val="clear"/>
             <w:tcMar>
               <w:top w:type="dxa" w:w="70"/>
@@ -4673,7 +4673,7 @@
         </w:tc>
         <w:tc>
           <w:tcPr>
-            <w:tcW w:type="dxa" w:w="2163"/>
+            <w:tcW w:type="dxa" w:w="1944"/>
             <w:shd w:fill="E9E8E2" w:color="auto" w:val="clear"/>
             <w:tcMar>
               <w:top w:type="dxa" w:w="70"/>
@@ -4703,11 +4703,11 @@
       <w:tr>
         <w:trPr>
           <w:cantSplit/>
-          <w:tblHeader w:val="false"/>
+          <w:tblHeader w:val="off"/>
         </w:trPr>
         <w:tc>
           <w:tcPr>
-            <w:tcW w:type="dxa" w:w="2537"/>
+            <w:tcW w:type="dxa" w:w="2266"/>
             <w:tcMar>
               <w:top w:type="dxa" w:w="70"/>
               <w:left w:type="dxa" w:w="100"/>
@@ -4732,7 +4732,7 @@
         </w:tc>
         <w:tc>
           <w:tcPr>
-            <w:tcW w:type="dxa" w:w="1730"/>
+            <w:tcW w:type="dxa" w:w="2107"/>
             <w:tcMar>
               <w:top w:type="dxa" w:w="70"/>
               <w:left w:type="dxa" w:w="100"/>
@@ -4757,7 +4757,7 @@
         </w:tc>
         <w:tc>
           <w:tcPr>
-            <w:tcW w:type="dxa" w:w="2930"/>
+            <w:tcW w:type="dxa" w:w="3043"/>
             <w:tcMar>
               <w:top w:type="dxa" w:w="70"/>
               <w:left w:type="dxa" w:w="100"/>
@@ -4782,7 +4782,7 @@
         </w:tc>
         <w:tc>
           <w:tcPr>
-            <w:tcW w:type="dxa" w:w="2163"/>
+            <w:tcW w:type="dxa" w:w="1944"/>
             <w:tcMar>
               <w:top w:type="dxa" w:w="70"/>
               <w:left w:type="dxa" w:w="100"/>
@@ -4809,11 +4809,11 @@
       <w:tr>
         <w:trPr>
           <w:cantSplit/>
-          <w:tblHeader w:val="false"/>
+          <w:tblHeader w:val="off"/>
         </w:trPr>
         <w:tc>
           <w:tcPr>
-            <w:tcW w:type="dxa" w:w="2537"/>
+            <w:tcW w:type="dxa" w:w="2266"/>
             <w:tcMar>
               <w:top w:type="dxa" w:w="70"/>
               <w:left w:type="dxa" w:w="100"/>
@@ -4838,7 +4838,7 @@
         </w:tc>
         <w:tc>
           <w:tcPr>
-            <w:tcW w:type="dxa" w:w="1730"/>
+            <w:tcW w:type="dxa" w:w="2107"/>
             <w:tcMar>
               <w:top w:type="dxa" w:w="70"/>
               <w:left w:type="dxa" w:w="100"/>
@@ -4863,7 +4863,7 @@
         </w:tc>
         <w:tc>
           <w:tcPr>
-            <w:tcW w:type="dxa" w:w="2930"/>
+            <w:tcW w:type="dxa" w:w="3043"/>
             <w:tcMar>
               <w:top w:type="dxa" w:w="70"/>
               <w:left w:type="dxa" w:w="100"/>
@@ -4888,7 +4888,7 @@
         </w:tc>
         <w:tc>
           <w:tcPr>
-            <w:tcW w:type="dxa" w:w="2163"/>
+            <w:tcW w:type="dxa" w:w="1944"/>
             <w:tcMar>
               <w:top w:type="dxa" w:w="70"/>
               <w:left w:type="dxa" w:w="100"/>
@@ -4915,11 +4915,11 @@
       <w:tr>
         <w:trPr>
           <w:cantSplit/>
-          <w:tblHeader w:val="false"/>
+          <w:tblHeader w:val="off"/>
         </w:trPr>
         <w:tc>
           <w:tcPr>
-            <w:tcW w:type="dxa" w:w="2537"/>
+            <w:tcW w:type="dxa" w:w="2266"/>
             <w:tcMar>
               <w:top w:type="dxa" w:w="70"/>
               <w:left w:type="dxa" w:w="100"/>
@@ -4944,7 +4944,7 @@
         </w:tc>
         <w:tc>
           <w:tcPr>
-            <w:tcW w:type="dxa" w:w="1730"/>
+            <w:tcW w:type="dxa" w:w="2107"/>
             <w:tcMar>
               <w:top w:type="dxa" w:w="70"/>
               <w:left w:type="dxa" w:w="100"/>
@@ -4969,7 +4969,7 @@
         </w:tc>
         <w:tc>
           <w:tcPr>
-            <w:tcW w:type="dxa" w:w="2930"/>
+            <w:tcW w:type="dxa" w:w="3043"/>
             <w:tcMar>
               <w:top w:type="dxa" w:w="70"/>
               <w:left w:type="dxa" w:w="100"/>
@@ -4994,7 +4994,7 @@
         </w:tc>
         <w:tc>
           <w:tcPr>
-            <w:tcW w:type="dxa" w:w="2163"/>
+            <w:tcW w:type="dxa" w:w="1944"/>
             <w:tcMar>
               <w:top w:type="dxa" w:w="70"/>
               <w:left w:type="dxa" w:w="100"/>
@@ -5021,11 +5021,11 @@
       <w:tr>
         <w:trPr>
           <w:cantSplit/>
-          <w:tblHeader w:val="false"/>
+          <w:tblHeader w:val="off"/>
         </w:trPr>
         <w:tc>
           <w:tcPr>
-            <w:tcW w:type="dxa" w:w="2537"/>
+            <w:tcW w:type="dxa" w:w="2266"/>
             <w:tcMar>
               <w:top w:type="dxa" w:w="70"/>
               <w:left w:type="dxa" w:w="100"/>
@@ -5050,7 +5050,7 @@
         </w:tc>
         <w:tc>
           <w:tcPr>
-            <w:tcW w:type="dxa" w:w="1730"/>
+            <w:tcW w:type="dxa" w:w="2107"/>
             <w:tcMar>
               <w:top w:type="dxa" w:w="70"/>
               <w:left w:type="dxa" w:w="100"/>
@@ -5075,7 +5075,7 @@
         </w:tc>
         <w:tc>
           <w:tcPr>
-            <w:tcW w:type="dxa" w:w="2930"/>
+            <w:tcW w:type="dxa" w:w="3043"/>
             <w:tcMar>
               <w:top w:type="dxa" w:w="70"/>
               <w:left w:type="dxa" w:w="100"/>
@@ -5100,7 +5100,7 @@
         </w:tc>
         <w:tc>
           <w:tcPr>
-            <w:tcW w:type="dxa" w:w="2163"/>
+            <w:tcW w:type="dxa" w:w="1944"/>
             <w:tcMar>
               <w:top w:type="dxa" w:w="70"/>
               <w:left w:type="dxa" w:w="100"/>
@@ -5127,11 +5127,11 @@
       <w:tr>
         <w:trPr>
           <w:cantSplit/>
-          <w:tblHeader w:val="false"/>
+          <w:tblHeader w:val="off"/>
         </w:trPr>
         <w:tc>
           <w:tcPr>
-            <w:tcW w:type="dxa" w:w="2537"/>
+            <w:tcW w:type="dxa" w:w="2266"/>
             <w:tcMar>
               <w:top w:type="dxa" w:w="70"/>
               <w:left w:type="dxa" w:w="100"/>
@@ -5156,57 +5156,57 @@
         </w:tc>
         <w:tc>
           <w:tcPr>
-            <w:tcW w:type="dxa" w:w="1730"/>
-            <w:tcMar>
-              <w:top w:type="dxa" w:w="70"/>
-              <w:left w:type="dxa" w:w="100"/>
-              <w:bottom w:type="dxa" w:w="70"/>
-              <w:right w:type="dxa" w:w="100"/>
-            </w:tcMar>
-          </w:tcPr>
-          <w:p>
-            <w:pPr>
-              <w:spacing w:after="0" w:line="252" w:lineRule="auto"/>
-            </w:pPr>
-            <w:r>
-              <w:rPr>
-                <w:rFonts w:ascii="Georgia" w:cs="Georgia" w:eastAsia="Georgia" w:hAnsi="Georgia"/>
-                <w:color w:val="2C2C2A"/>
-                <w:sz w:val="18"/>
-                <w:szCs w:val="18"/>
-              </w:rPr>
-              <w:t xml:space="preserve">Once per response</w:t>
-            </w:r>
-          </w:p>
-        </w:tc>
-        <w:tc>
-          <w:tcPr>
-            <w:tcW w:type="dxa" w:w="2930"/>
-            <w:tcMar>
-              <w:top w:type="dxa" w:w="70"/>
-              <w:left w:type="dxa" w:w="100"/>
-              <w:bottom w:type="dxa" w:w="70"/>
-              <w:right w:type="dxa" w:w="100"/>
-            </w:tcMar>
-          </w:tcPr>
-          <w:p>
-            <w:pPr>
-              <w:spacing w:after="0" w:line="252" w:lineRule="auto"/>
-            </w:pPr>
-            <w:r>
-              <w:rPr>
-                <w:rFonts w:ascii="Georgia" w:cs="Georgia" w:eastAsia="Georgia" w:hAnsi="Georgia"/>
-                <w:color w:val="2C2C2A"/>
-                <w:sz w:val="18"/>
-                <w:szCs w:val="18"/>
-              </w:rPr>
-              <w:t xml:space="preserve">Tens of microseconds</w:t>
-            </w:r>
-          </w:p>
-        </w:tc>
-        <w:tc>
-          <w:tcPr>
-            <w:tcW w:type="dxa" w:w="2163"/>
+            <w:tcW w:type="dxa" w:w="2107"/>
+            <w:tcMar>
+              <w:top w:type="dxa" w:w="70"/>
+              <w:left w:type="dxa" w:w="100"/>
+              <w:bottom w:type="dxa" w:w="70"/>
+              <w:right w:type="dxa" w:w="100"/>
+            </w:tcMar>
+          </w:tcPr>
+          <w:p>
+            <w:pPr>
+              <w:spacing w:after="0" w:line="252" w:lineRule="auto"/>
+            </w:pPr>
+            <w:r>
+              <w:rPr>
+                <w:rFonts w:ascii="Georgia" w:cs="Georgia" w:eastAsia="Georgia" w:hAnsi="Georgia"/>
+                <w:color w:val="2C2C2A"/>
+                <w:sz w:val="18"/>
+                <w:szCs w:val="18"/>
+              </w:rPr>
+              <w:t xml:space="preserve">Once per response, or once per batch of responses</w:t>
+            </w:r>
+          </w:p>
+        </w:tc>
+        <w:tc>
+          <w:tcPr>
+            <w:tcW w:type="dxa" w:w="3043"/>
+            <w:tcMar>
+              <w:top w:type="dxa" w:w="70"/>
+              <w:left w:type="dxa" w:w="100"/>
+              <w:bottom w:type="dxa" w:w="70"/>
+              <w:right w:type="dxa" w:w="100"/>
+            </w:tcMar>
+          </w:tcPr>
+          <w:p>
+            <w:pPr>
+              <w:spacing w:after="0" w:line="252" w:lineRule="auto"/>
+            </w:pPr>
+            <w:r>
+              <w:rPr>
+                <w:rFonts w:ascii="Georgia" w:cs="Georgia" w:eastAsia="Georgia" w:hAnsi="Georgia"/>
+                <w:color w:val="2C2C2A"/>
+                <w:sz w:val="18"/>
+                <w:szCs w:val="18"/>
+              </w:rPr>
+              <w:t xml:space="preserve">A budget of under two milliseconds per signature on an OTBN-class coprocessor; batched over a 10 ms window</w:t>
+            </w:r>
+          </w:p>
+        </w:tc>
+        <w:tc>
+          <w:tcPr>
+            <w:tcW w:type="dxa" w:w="1944"/>
             <w:tcMar>
               <w:top w:type="dxa" w:w="70"/>
               <w:left w:type="dxa" w:w="100"/>
@@ -5233,11 +5233,11 @@
       <w:tr>
         <w:trPr>
           <w:cantSplit/>
-          <w:tblHeader w:val="false"/>
+          <w:tblHeader w:val="off"/>
         </w:trPr>
         <w:tc>
           <w:tcPr>
-            <w:tcW w:type="dxa" w:w="2537"/>
+            <w:tcW w:type="dxa" w:w="2266"/>
             <w:tcMar>
               <w:top w:type="dxa" w:w="70"/>
               <w:left w:type="dxa" w:w="100"/>
@@ -5262,7 +5262,7 @@
         </w:tc>
         <w:tc>
           <w:tcPr>
-            <w:tcW w:type="dxa" w:w="1730"/>
+            <w:tcW w:type="dxa" w:w="2107"/>
             <w:tcMar>
               <w:top w:type="dxa" w:w="70"/>
               <w:left w:type="dxa" w:w="100"/>
@@ -5287,7 +5287,7 @@
         </w:tc>
         <w:tc>
           <w:tcPr>
-            <w:tcW w:type="dxa" w:w="2930"/>
+            <w:tcW w:type="dxa" w:w="3043"/>
             <w:tcMar>
               <w:top w:type="dxa" w:w="70"/>
               <w:left w:type="dxa" w:w="100"/>
@@ -5312,7 +5312,7 @@
         </w:tc>
         <w:tc>
           <w:tcPr>
-            <w:tcW w:type="dxa" w:w="2163"/>
+            <w:tcW w:type="dxa" w:w="1944"/>
             <w:tcMar>
               <w:top w:type="dxa" w:w="70"/>
               <w:left w:type="dxa" w:w="100"/>
@@ -5339,11 +5339,11 @@
       <w:tr>
         <w:trPr>
           <w:cantSplit/>
-          <w:tblHeader w:val="false"/>
+          <w:tblHeader w:val="off"/>
         </w:trPr>
         <w:tc>
           <w:tcPr>
-            <w:tcW w:type="dxa" w:w="2537"/>
+            <w:tcW w:type="dxa" w:w="2266"/>
             <w:tcMar>
               <w:top w:type="dxa" w:w="70"/>
               <w:left w:type="dxa" w:w="100"/>
@@ -5368,7 +5368,7 @@
         </w:tc>
         <w:tc>
           <w:tcPr>
-            <w:tcW w:type="dxa" w:w="1730"/>
+            <w:tcW w:type="dxa" w:w="2107"/>
             <w:tcMar>
               <w:top w:type="dxa" w:w="70"/>
               <w:left w:type="dxa" w:w="100"/>
@@ -5393,7 +5393,7 @@
         </w:tc>
         <w:tc>
           <w:tcPr>
-            <w:tcW w:type="dxa" w:w="2930"/>
+            <w:tcW w:type="dxa" w:w="3043"/>
             <w:tcMar>
               <w:top w:type="dxa" w:w="70"/>
               <w:left w:type="dxa" w:w="100"/>
@@ -5418,7 +5418,7 @@
         </w:tc>
         <w:tc>
           <w:tcPr>
-            <w:tcW w:type="dxa" w:w="2163"/>
+            <w:tcW w:type="dxa" w:w="1944"/>
             <w:tcMar>
               <w:top w:type="dxa" w:w="70"/>
               <w:left w:type="dxa" w:w="100"/>
@@ -5445,11 +5445,11 @@
       <w:tr>
         <w:trPr>
           <w:cantSplit/>
-          <w:tblHeader w:val="false"/>
+          <w:tblHeader w:val="off"/>
         </w:trPr>
         <w:tc>
           <w:tcPr>
-            <w:tcW w:type="dxa" w:w="2537"/>
+            <w:tcW w:type="dxa" w:w="2266"/>
             <w:tcMar>
               <w:top w:type="dxa" w:w="70"/>
               <w:left w:type="dxa" w:w="100"/>
@@ -5474,7 +5474,7 @@
         </w:tc>
         <w:tc>
           <w:tcPr>
-            <w:tcW w:type="dxa" w:w="1730"/>
+            <w:tcW w:type="dxa" w:w="2107"/>
             <w:tcMar>
               <w:top w:type="dxa" w:w="70"/>
               <w:left w:type="dxa" w:w="100"/>
@@ -5499,7 +5499,7 @@
         </w:tc>
         <w:tc>
           <w:tcPr>
-            <w:tcW w:type="dxa" w:w="2930"/>
+            <w:tcW w:type="dxa" w:w="3043"/>
             <w:tcMar>
               <w:top w:type="dxa" w:w="70"/>
               <w:left w:type="dxa" w:w="100"/>
@@ -5524,7 +5524,7 @@
         </w:tc>
         <w:tc>
           <w:tcPr>
-            <w:tcW w:type="dxa" w:w="2163"/>
+            <w:tcW w:type="dxa" w:w="1944"/>
             <w:tcMar>
               <w:top w:type="dxa" w:w="70"/>
               <w:left w:type="dxa" w:w="100"/>
@@ -5551,11 +5551,11 @@
       <w:tr>
         <w:trPr>
           <w:cantSplit/>
-          <w:tblHeader w:val="false"/>
+          <w:tblHeader w:val="off"/>
         </w:trPr>
         <w:tc>
           <w:tcPr>
-            <w:tcW w:type="dxa" w:w="2537"/>
+            <w:tcW w:type="dxa" w:w="2266"/>
             <w:tcMar>
               <w:top w:type="dxa" w:w="70"/>
               <w:left w:type="dxa" w:w="100"/>
@@ -5580,7 +5580,7 @@
         </w:tc>
         <w:tc>
           <w:tcPr>
-            <w:tcW w:type="dxa" w:w="1730"/>
+            <w:tcW w:type="dxa" w:w="2107"/>
             <w:tcMar>
               <w:top w:type="dxa" w:w="70"/>
               <w:left w:type="dxa" w:w="100"/>
@@ -5605,7 +5605,7 @@
         </w:tc>
         <w:tc>
           <w:tcPr>
-            <w:tcW w:type="dxa" w:w="2930"/>
+            <w:tcW w:type="dxa" w:w="3043"/>
             <w:tcMar>
               <w:top w:type="dxa" w:w="70"/>
               <w:left w:type="dxa" w:w="100"/>
@@ -5630,7 +5630,7 @@
         </w:tc>
         <w:tc>
           <w:tcPr>
-            <w:tcW w:type="dxa" w:w="2163"/>
+            <w:tcW w:type="dxa" w:w="1944"/>
             <w:tcMar>
               <w:top w:type="dxa" w:w="70"/>
               <w:left w:type="dxa" w:w="100"/>
@@ -5657,11 +5657,11 @@
       <w:tr>
         <w:trPr>
           <w:cantSplit/>
-          <w:tblHeader w:val="false"/>
+          <w:tblHeader w:val="off"/>
         </w:trPr>
         <w:tc>
           <w:tcPr>
-            <w:tcW w:type="dxa" w:w="2537"/>
+            <w:tcW w:type="dxa" w:w="2266"/>
             <w:tcMar>
               <w:top w:type="dxa" w:w="70"/>
               <w:left w:type="dxa" w:w="100"/>
@@ -5686,7 +5686,7 @@
         </w:tc>
         <w:tc>
           <w:tcPr>
-            <w:tcW w:type="dxa" w:w="1730"/>
+            <w:tcW w:type="dxa" w:w="2107"/>
             <w:tcMar>
               <w:top w:type="dxa" w:w="70"/>
               <w:left w:type="dxa" w:w="100"/>
@@ -5711,7 +5711,7 @@
         </w:tc>
         <w:tc>
           <w:tcPr>
-            <w:tcW w:type="dxa" w:w="2930"/>
+            <w:tcW w:type="dxa" w:w="3043"/>
             <w:tcMar>
               <w:top w:type="dxa" w:w="70"/>
               <w:left w:type="dxa" w:w="100"/>
@@ -5736,7 +5736,7 @@
         </w:tc>
         <w:tc>
           <w:tcPr>
-            <w:tcW w:type="dxa" w:w="2163"/>
+            <w:tcW w:type="dxa" w:w="1944"/>
             <w:tcMar>
               <w:top w:type="dxa" w:w="70"/>
               <w:left w:type="dxa" w:w="100"/>
@@ -5790,7 +5790,7 @@
       <w:r>
         <w:t xml:space="preserve">Everything above says what the controller does. This section says where it lives, and the answer changed while I was writing. My first draft put it in the GPU package. That is not realistic. NVIDIA has most of the market, CUDA is the software everyone writes to, and a design that needs NVIDIA to rebuild its GPU is a design that does not ship. So the question became: what is the most a chip can do if it is added to a rack built from NVIDIA GPUs, baseboards and switches exactly as they ship, and changes nothing in CUDA? The answer is a separate project, </w:t>
       </w:r>
-      <w:hyperlink w:history="1" r:id="rIda6p0scq549ptqrmsyd6sg">
+      <w:hyperlink w:history="1" r:id="rIdmbwqpnthf5dsvhuzjbruh">
         <w:r>
           <w:rPr>
             <w:rStyle w:val="Hyperlink"/>
@@ -5807,7 +5807,7 @@
         <w:spacing w:after="160" w:line="276" w:lineRule="auto"/>
       </w:pPr>
       <w:r>
-        <w:t xml:space="preserve">A modern AI rack is a stack of boards NVIDIA does not own outright. The system board has a slot for a management module, the standard card that carries the baseboard controller and the platform root of trust. The GPU baseboard has management buses to every GPU and to the NVSwitch chips that carry NVLink between the GPUs. The PCIe switch has a management port. The DPU has an out-of-band port. Every one of those is a place where control hardware already lives. The governor goes there. In plain words: the security office rents the room next door that every building already has, instead of asking the landlord to knock a hole in the wall.</w:t>
+        <w:t xml:space="preserve">A modern AI rack is a stack of boards NVIDIA does not own outright. Many modern system boards have a slot for a management module (OCP's DC-SCM standard), the card that carries the baseboard controller and the platform root of trust on a connector that already brings out PCIe, I2C and the board's sideband signals. The GPU baseboard has management buses to every GPU and to the NVSwitch chips that carry NVLink between the GPUs. The PCIe switch has a management port. The DPU has an out-of-band port. Every one of those is a place where control hardware already lives. The governor goes there. In plain words: the security office rents the room next door that every building already has, instead of asking the landlord to knock a hole in the wall.</w:t>
       </w:r>
     </w:p>
     <w:p>
@@ -5837,7 +5837,7 @@
         <w:t xml:space="preserve">Three levers that need nothing from NVIDIA.</w:t>
       </w:r>
       <w:r>
-        <w:t xml:space="preserve"> Every GPU slot already has a power-brake signal that drops the GPU to a low clock at once and reversibly, a reset line that ends the job, and, on boards that provide it, a power enable on the slot's hot-swap controller. The governor drives all three, and they default to the safe state at power-on. A GPU whose firmware ignores every polite request over the management bus still stops, because the appliance does not get a vote on the circuit breaker. The functional model has a test for exactly that: a GPU that ignores software, braked, reset and cut.</w:t>
+        <w:t xml:space="preserve"> NVIDIA GPUs have a hardware power-brake input that forces a clock slowdown at once and reversibly; on PCIe cards it is an optional pin on the edge connector that many boards do not wire, so the governor's carrier routes it, and where no hardware brake exists the fallback is the power cap over the management bus, which NVIDIA documents as surviving driver reloads and reboots. Every slot has a reset line that ends the job. Boards with per-slot power control have a power enable on the slot's hot-swap controller. The governor drives whichever of the three the board provides, records in the policy which ones exist, and they default to the safe state at power-on. A GPU whose firmware ignores every polite request over the management bus still stops, because the appliance does not get a vote on the circuit breaker. The functional model has a test for exactly that: a GPU that ignores software, braked, reset and cut.</w:t>
       </w:r>
     </w:p>
     <w:p>
@@ -5867,7 +5867,7 @@
         <w:t xml:space="preserve">The halt loop.</w:t>
       </w:r>
       <w:r>
-        <w:t xml:space="preserve"> A series current loop, the kind industrial safety circuits have used for a century, threaded through every governor in the rack. Each governor has a normally-closed switch in it and senses the current. Any governor that halts opens its switch. A broken wire, a pulled board or a dead governor reads as open. When the loop opens, every governor sees it within one sense period, a tenth of a millisecond, and brakes its GPU. It is the fire-alarm loop: pull any station and every bell rings, cut the wire and every bell rings too. A message can be dropped, delayed or filtered by anything between sender and receiver. A current loop has no software between a pull and a bell.</w:t>
+        <w:t xml:space="preserve"> A series current loop, the kind industrial safety circuits have used for a century, threaded through every governor in the rack. Each governor has a normally-closed switch in it and senses the current. Any governor that halts opens its switch. A broken wire, a pulled board or a dead governor reads as open. When the loop opens, every governor sees it within one sense period and brakes its GPU; the design target is a tenth of a millisecond, with one millisecond end to end across a rack, and both are numbers the Phase 2 bench has to measure, not results. It is the fire-alarm loop: pull any station and every bell rings, cut the wire and every bell rings too. A message can be dropped, delayed or filtered by anything between sender and receiver. A current loop has no software between a pull and a bell.</w:t>
       </w:r>
     </w:p>
     <w:p>
@@ -5927,7 +5927,7 @@
         <w:t xml:space="preserve">What it costs.</w:t>
       </w:r>
       <w:r>
-        <w:t xml:space="preserve"> The governor is never on a data path. It programs ports; it does not sit on them. Its work grows with boundary crossings and actions, never with tokens or with bandwidth. In the model, a reference workload of half a million tokens with a thousand signed responses and fifty actions costs the governor eighty milliseconds against two hundred and fifty seconds of GPU time, three hundredths of a percent. A model, not a measurement; the measurement is Phase 2.</w:t>
+        <w:t xml:space="preserve"> The governor is never on a data path. It programs ports; it does not sit on them. Its work grows with boundary crossings and actions, never with tokens or with bandwidth. In the model, a reference workload of half a million tokens with a thousand signed responses and fifty actions costs the governor about one second against two hundred and fifty seconds of GPU time, four tenths of a percent, with each signature charged at its full one-millisecond budget. The honest shape of that number is that the signature is per response, so short responses cost more: at a hundred tokens a response it is two percent unless responses are batched under one signature, which is what the specification does and the test suite checks. A model, not a measurement; the measurement is Phase 2.</w:t>
       </w:r>
     </w:p>
     <w:p>
@@ -5959,7 +5959,7 @@
       <w:r>
         <w:t xml:space="preserve"> The </w:t>
       </w:r>
-      <w:hyperlink w:history="1" r:id="rId0yo3gam25ysykts3m61xq">
+      <w:hyperlink w:history="1" r:id="rIdy9s0wlz62uobd31pmir_9">
         <w:r>
           <w:rPr>
             <w:rStyle w:val="Hyperlink"/>
@@ -5968,7 +5968,7 @@
         </w:r>
       </w:hyperlink>
       <w:r>
-        <w:t xml:space="preserve"> repository holds the design (objectives and numbered requirements, the architecture, the two wires, the interfaces to the GPU, the switches, the CPU and the DPU, a register-level specification, the threat model, the assumptions register, the verification plan), a functional model of a rack of GPUs with governors, one test file per hypothesis, the hard-core digital blocks in RTL with their invariants simulated and the Verilog generated, an OpenLane configuration to harden the core on an open 130 nm process for a shuttle run, the pinout, and the rack integration reference. One command runs all of it in under a minute. The sweep runs every hypothesis against three tiers of the design and prints a matrix; at the rack tier everything passes except the one residual the design names, and it is printed as a gap, not hidden.</w:t>
+        <w:t xml:space="preserve"> repository holds the design (objectives and numbered requirements, the architecture, the two wires, the interfaces to the GPU, the switches, the CPU and the DPU, a register-level specification, the threat model, the assumptions register, the verification plan), a functional model of a rack of GPUs with governors, one test file per hypothesis, the hard-core digital blocks in RTL with their invariants simulated and the Verilog generated, a LibreLane configuration to harden the core on an open 130 nm process for a shuttle run, the pinout, and the rack integration reference. One command runs all of it in under a minute. The sweep runs every hypothesis against three tiers of the design and prints a matrix; at the rack tier everything passes except the one residual the design names, and it is printed as a gap, not hidden.</w:t>
       </w:r>
     </w:p>
     <w:p>
@@ -5982,7 +5982,7 @@
           <wp:inline distT="0" distB="0" distL="0" distR="0">
             <wp:extent cx="5943600" cy="3800475"/>
             <wp:effectExtent t="0" r="0" b="0" l="0"/>
-            <wp:docPr id="1" name="" descr="" title=""/>
+            <wp:docPr id="8" name="" descr="" title=""/>
             <wp:cNvGraphicFramePr>
               <a:graphicFrameLocks xmlns:a="http://schemas.openxmlformats.org/drawingml/2006/main" noChangeAspect="1"/>
             </wp:cNvGraphicFramePr>
@@ -5996,7 +5996,7 @@
                     </pic:cNvPicPr>
                   </pic:nvPicPr>
                   <pic:blipFill>
-                    <a:blip r:embed="rId11" cstate="none"/>
+                    <a:blip r:embed="rId93" cstate="none"/>
                     <a:srcRect/>
                     <a:stretch>
                       <a:fillRect/>
@@ -6063,7 +6063,7 @@
           <wp:inline distT="0" distB="0" distL="0" distR="0">
             <wp:extent cx="5943600" cy="2914650"/>
             <wp:effectExtent t="0" r="0" b="0" l="0"/>
-            <wp:docPr id="1" name="" descr="" title=""/>
+            <wp:docPr id="9" name="" descr="" title=""/>
             <wp:cNvGraphicFramePr>
               <a:graphicFrameLocks xmlns:a="http://schemas.openxmlformats.org/drawingml/2006/main" noChangeAspect="1"/>
             </wp:cNvGraphicFramePr>
@@ -6077,7 +6077,7 @@
                     </pic:cNvPicPr>
                   </pic:nvPicPr>
                   <pic:blipFill>
-                    <a:blip r:embed="rId12" cstate="none"/>
+                    <a:blip r:embed="rId94" cstate="none"/>
                     <a:srcRect/>
                     <a:stretch>
                       <a:fillRect/>
@@ -6206,7 +6206,7 @@
               </w:rPr>
               <w:t xml:space="preserve">Where it is in </w:t>
             </w:r>
-            <w:hyperlink w:history="1" r:id="rIdqt9a69usskbi1zg5_kekf">
+            <w:hyperlink w:history="1" r:id="rId3rhcqgcjme6pvfs5cy4uz">
               <w:r>
                 <w:rPr>
                   <w:rStyle w:val="Hyperlink"/>
@@ -6226,7 +6226,7 @@
       <w:tr>
         <w:trPr>
           <w:cantSplit/>
-          <w:tblHeader w:val="false"/>
+          <w:tblHeader w:val="off"/>
         </w:trPr>
         <w:tc>
           <w:tcPr>
@@ -6318,7 +6318,7 @@
       <w:tr>
         <w:trPr>
           <w:cantSplit/>
-          <w:tblHeader w:val="false"/>
+          <w:tblHeader w:val="off"/>
         </w:trPr>
         <w:tc>
           <w:tcPr>
@@ -6464,7 +6464,7 @@
       <w:tr>
         <w:trPr>
           <w:cantSplit/>
-          <w:tblHeader w:val="false"/>
+          <w:tblHeader w:val="off"/>
         </w:trPr>
         <w:tc>
           <w:tcPr>
@@ -6538,7 +6538,7 @@
       <w:tr>
         <w:trPr>
           <w:cantSplit/>
-          <w:tblHeader w:val="false"/>
+          <w:tblHeader w:val="off"/>
         </w:trPr>
         <w:tc>
           <w:tcPr>
@@ -6648,7 +6648,7 @@
       <w:tr>
         <w:trPr>
           <w:cantSplit/>
-          <w:tblHeader w:val="false"/>
+          <w:tblHeader w:val="off"/>
         </w:trPr>
         <w:tc>
           <w:tcPr>
@@ -6939,7 +6939,7 @@
       <w:tr>
         <w:trPr>
           <w:cantSplit/>
-          <w:tblHeader w:val="false"/>
+          <w:tblHeader w:val="off"/>
         </w:trPr>
         <w:tc>
           <w:tcPr>
@@ -7020,7 +7020,7 @@
       <w:tr>
         <w:trPr>
           <w:cantSplit/>
-          <w:tblHeader w:val="false"/>
+          <w:tblHeader w:val="off"/>
         </w:trPr>
         <w:tc>
           <w:tcPr>
@@ -7101,7 +7101,7 @@
       <w:tr>
         <w:trPr>
           <w:cantSplit/>
-          <w:tblHeader w:val="false"/>
+          <w:tblHeader w:val="off"/>
         </w:trPr>
         <w:tc>
           <w:tcPr>
@@ -7182,7 +7182,7 @@
       <w:tr>
         <w:trPr>
           <w:cantSplit/>
-          <w:tblHeader w:val="false"/>
+          <w:tblHeader w:val="off"/>
         </w:trPr>
         <w:tc>
           <w:tcPr>
@@ -7263,7 +7263,7 @@
       <w:tr>
         <w:trPr>
           <w:cantSplit/>
-          <w:tblHeader w:val="false"/>
+          <w:tblHeader w:val="off"/>
         </w:trPr>
         <w:tc>
           <w:tcPr>
@@ -7344,7 +7344,7 @@
       <w:tr>
         <w:trPr>
           <w:cantSplit/>
-          <w:tblHeader w:val="false"/>
+          <w:tblHeader w:val="off"/>
         </w:trPr>
         <w:tc>
           <w:tcPr>
@@ -7425,7 +7425,7 @@
       <w:tr>
         <w:trPr>
           <w:cantSplit/>
-          <w:tblHeader w:val="false"/>
+          <w:tblHeader w:val="off"/>
         </w:trPr>
         <w:tc>
           <w:tcPr>
@@ -7506,7 +7506,7 @@
       <w:tr>
         <w:trPr>
           <w:cantSplit/>
-          <w:tblHeader w:val="false"/>
+          <w:tblHeader w:val="off"/>
         </w:trPr>
         <w:tc>
           <w:tcPr>
@@ -7587,7 +7587,7 @@
       <w:tr>
         <w:trPr>
           <w:cantSplit/>
-          <w:tblHeader w:val="false"/>
+          <w:tblHeader w:val="off"/>
         </w:trPr>
         <w:tc>
           <w:tcPr>
@@ -7668,7 +7668,7 @@
       <w:tr>
         <w:trPr>
           <w:cantSplit/>
-          <w:tblHeader w:val="false"/>
+          <w:tblHeader w:val="off"/>
         </w:trPr>
         <w:tc>
           <w:tcPr>
@@ -7749,7 +7749,7 @@
       <w:tr>
         <w:trPr>
           <w:cantSplit/>
-          <w:tblHeader w:val="false"/>
+          <w:tblHeader w:val="off"/>
         </w:trPr>
         <w:tc>
           <w:tcPr>
@@ -7830,7 +7830,7 @@
       <w:tr>
         <w:trPr>
           <w:cantSplit/>
-          <w:tblHeader w:val="false"/>
+          <w:tblHeader w:val="off"/>
         </w:trPr>
         <w:tc>
           <w:tcPr>
@@ -7911,7 +7911,7 @@
       <w:tr>
         <w:trPr>
           <w:cantSplit/>
-          <w:tblHeader w:val="false"/>
+          <w:tblHeader w:val="off"/>
         </w:trPr>
         <w:tc>
           <w:tcPr>
@@ -7992,7 +7992,7 @@
       <w:tr>
         <w:trPr>
           <w:cantSplit/>
-          <w:tblHeader w:val="false"/>
+          <w:tblHeader w:val="off"/>
         </w:trPr>
         <w:tc>
           <w:tcPr>
@@ -8073,7 +8073,7 @@
       <w:tr>
         <w:trPr>
           <w:cantSplit/>
-          <w:tblHeader w:val="false"/>
+          <w:tblHeader w:val="off"/>
         </w:trPr>
         <w:tc>
           <w:tcPr>
@@ -8154,7 +8154,7 @@
       <w:tr>
         <w:trPr>
           <w:cantSplit/>
-          <w:tblHeader w:val="false"/>
+          <w:tblHeader w:val="off"/>
         </w:trPr>
         <w:tc>
           <w:tcPr>
@@ -8235,7 +8235,7 @@
       <w:tr>
         <w:trPr>
           <w:cantSplit/>
-          <w:tblHeader w:val="false"/>
+          <w:tblHeader w:val="off"/>
         </w:trPr>
         <w:tc>
           <w:tcPr>
@@ -8326,7 +8326,7 @@
       <w:r>
         <w:t xml:space="preserve">The catalogue is the constant across all three phases. A phase is finished when the same sweep passes against that phase's artefact. H0 to H10 run today in this repository; H11 to H16, and H0 to H10 again against the governor model, run in </w:t>
       </w:r>
-      <w:hyperlink w:history="1" r:id="rId_lgrjkjy62l44bxrv-37-">
+      <w:hyperlink w:history="1" r:id="rIdz2ojyvswzaib3bcdqfcyp">
         <w:r>
           <w:rPr>
             <w:rStyle w:val="Hyperlink"/>
@@ -8354,7 +8354,7 @@
       <w:r>
         <w:t xml:space="preserve">My colleague's table of seven claims, each one narrowed, is adopted in full and lives in </w:t>
       </w:r>
-      <w:hyperlink w:history="1" r:id="rId5_pakpzt7jwttuis86gm6">
+      <w:hyperlink w:history="1" r:id="rIdrd9lcqi9nmo__xf0ixosu">
         <w:r>
           <w:rPr>
             <w:rStyle w:val="Hyperlink"/>
@@ -8525,7 +8525,7 @@
       <w:tr>
         <w:trPr>
           <w:cantSplit/>
-          <w:tblHeader w:val="false"/>
+          <w:tblHeader w:val="off"/>
         </w:trPr>
         <w:tc>
           <w:tcPr>
@@ -8575,7 +8575,7 @@
               </w:rPr>
               <w:t xml:space="preserve">GPU boot ROM, fused keys, measured firmware; the DPU's root; </w:t>
             </w:r>
-            <w:hyperlink w:history="1" r:id="rId16-1krx-0ndz_6anu2dfq">
+            <w:hyperlink w:history="1" r:id="rIdkga2luwmc1eqvvtycyrtv">
               <w:r>
                 <w:rPr>
                   <w:rStyle w:val="Hyperlink"/>
@@ -8596,7 +8596,7 @@
               </w:rPr>
               <w:t xml:space="preserve">, </w:t>
             </w:r>
-            <w:hyperlink w:history="1" r:id="rIdnhetfcwkv2nl4yp-svy4l">
+            <w:hyperlink w:history="1" r:id="rIdi-bm7yqakzgsnlwnmg7qq">
               <w:r>
                 <w:rPr>
                   <w:rStyle w:val="Hyperlink"/>
@@ -8617,7 +8617,7 @@
               </w:rPr>
               <w:t xml:space="preserve">, </w:t>
             </w:r>
-            <w:hyperlink w:history="1" r:id="rId0zahnjlnprg-sxz6dhhns">
+            <w:hyperlink w:history="1" r:id="rIdosk6n9zfxyfqw6x38dc1e">
               <w:r>
                 <w:rPr>
                   <w:rStyle w:val="Hyperlink"/>
@@ -8685,7 +8685,7 @@
       <w:tr>
         <w:trPr>
           <w:cantSplit/>
-          <w:tblHeader w:val="false"/>
+          <w:tblHeader w:val="off"/>
         </w:trPr>
         <w:tc>
           <w:tcPr>
@@ -8726,7 +8726,7 @@
             <w:pPr>
               <w:spacing w:after="0" w:line="252" w:lineRule="auto"/>
             </w:pPr>
-            <w:hyperlink w:history="1" r:id="rIdzxxg6-esuzz43_h_e-ngh">
+            <w:hyperlink w:history="1" r:id="rIdm8t4bh1dbq4xeria3oat1">
               <w:r>
                 <w:rPr>
                   <w:rStyle w:val="Hyperlink"/>
@@ -8747,7 +8747,7 @@
               </w:rPr>
               <w:t xml:space="preserve">, </w:t>
             </w:r>
-            <w:hyperlink w:history="1" r:id="rIdbauia7mxpuhzkmu8rmf8z">
+            <w:hyperlink w:history="1" r:id="rId2lqpj679nuqxxz75fatze">
               <w:r>
                 <w:rPr>
                   <w:rStyle w:val="Hyperlink"/>
@@ -8824,7 +8824,7 @@
       <w:tr>
         <w:trPr>
           <w:cantSplit/>
-          <w:tblHeader w:val="false"/>
+          <w:tblHeader w:val="off"/>
         </w:trPr>
         <w:tc>
           <w:tcPr>
@@ -8874,7 +8874,7 @@
               </w:rPr>
               <w:t xml:space="preserve">The </w:t>
             </w:r>
-            <w:hyperlink w:history="1" r:id="rIdadtvkehdxjopn-eueqsy4">
+            <w:hyperlink w:history="1" r:id="rIds8bzfehbscxtziwugvbub">
               <w:r>
                 <w:rPr>
                   <w:rStyle w:val="Hyperlink"/>
@@ -8893,9 +8893,9 @@
                 <w:sz w:val="18"/>
                 <w:szCs w:val="18"/>
               </w:rPr>
-              <w:t xml:space="preserve"> design: functional model, hypothesis suite, RTL for the hard-core blocks, an OpenLane flow for a sky130 shuttle, the rack integration reference; the closest shipping analogs are the GSP, Pluton, BlueField-4's own root, and the hardware-governance proposals from </w:t>
-            </w:r>
-            <w:hyperlink w:history="1" r:id="rIdmsqeb86ppifdporefhnb1">
+              <w:t xml:space="preserve"> design: functional model, hypothesis suite, RTL for the hard-core blocks, a LibreLane flow for a sky130 shuttle, the rack integration reference; the closest shipping analogs are the GSP, Pluton, BlueField-4's own root, and the hardware-governance proposals from </w:t>
+            </w:r>
+            <w:hyperlink w:history="1" r:id="rIdxtoghdu3_nhkmxhvp3sc7">
               <w:r>
                 <w:rPr>
                   <w:rStyle w:val="Hyperlink"/>
@@ -8916,7 +8916,7 @@
               </w:rPr>
               <w:t xml:space="preserve"> and the </w:t>
             </w:r>
-            <w:hyperlink w:history="1" r:id="rIdmmtll3fkwbfttneveqxau">
+            <w:hyperlink w:history="1" r:id="rId2avc_gr9a7oipp2tj44y1">
               <w:r>
                 <w:rPr>
                   <w:rStyle w:val="Hyperlink"/>
@@ -8993,7 +8993,7 @@
       <w:tr>
         <w:trPr>
           <w:cantSplit/>
-          <w:tblHeader w:val="false"/>
+          <w:tblHeader w:val="off"/>
         </w:trPr>
         <w:tc>
           <w:tcPr>
@@ -9034,7 +9034,7 @@
             <w:pPr>
               <w:spacing w:after="0" w:line="252" w:lineRule="auto"/>
             </w:pPr>
-            <w:hyperlink w:history="1" r:id="rIdad5lamppg-r1fro5ciluy">
+            <w:hyperlink w:history="1" r:id="rId9gn6-bmovrufk_t-dbc4u">
               <w:r>
                 <w:rPr>
                   <w:rStyle w:val="Hyperlink"/>
@@ -9111,7 +9111,7 @@
       <w:tr>
         <w:trPr>
           <w:cantSplit/>
-          <w:tblHeader w:val="false"/>
+          <w:tblHeader w:val="off"/>
         </w:trPr>
         <w:tc>
           <w:tcPr>
@@ -9161,7 +9161,7 @@
               </w:rPr>
               <w:t xml:space="preserve">OpenShell supervisor middleware with the gate on its path (</w:t>
             </w:r>
-            <w:hyperlink w:history="1" r:id="rIdpqeu6apwqe9fstjwo_b1r">
+            <w:hyperlink w:history="1" r:id="rId7n_uzea12lu0t-dcmpfqh">
               <w:r>
                 <w:rPr>
                   <w:rStyle w:val="Hyperlink"/>
@@ -9238,7 +9238,7 @@
       <w:tr>
         <w:trPr>
           <w:cantSplit/>
-          <w:tblHeader w:val="false"/>
+          <w:tblHeader w:val="off"/>
         </w:trPr>
         <w:tc>
           <w:tcPr>
@@ -9279,7 +9279,7 @@
             <w:pPr>
               <w:spacing w:after="0" w:line="252" w:lineRule="auto"/>
             </w:pPr>
-            <w:hyperlink w:history="1" r:id="rId0owz5yoctd0t9v_erupb-">
+            <w:hyperlink w:history="1" r:id="rIdwvgc6emybltr_y-geptzn">
               <w:r>
                 <w:rPr>
                   <w:rStyle w:val="Hyperlink"/>
@@ -9300,7 +9300,7 @@
               </w:rPr>
               <w:t xml:space="preserve">, </w:t>
             </w:r>
-            <w:hyperlink w:history="1" r:id="rIdn1qcyxphgjjzgnjummkdz">
+            <w:hyperlink w:history="1" r:id="rIdvj09fzvzaxegsqzst0na-">
               <w:r>
                 <w:rPr>
                   <w:rStyle w:val="Hyperlink"/>
@@ -9377,7 +9377,7 @@
       <w:tr>
         <w:trPr>
           <w:cantSplit/>
-          <w:tblHeader w:val="false"/>
+          <w:tblHeader w:val="off"/>
         </w:trPr>
         <w:tc>
           <w:tcPr>
@@ -9427,7 +9427,7 @@
               </w:rPr>
               <w:t xml:space="preserve">Drone no-fly zones, fuze safety interlocks, process-plant safety systems, HSMs; </w:t>
             </w:r>
-            <w:hyperlink w:history="1" r:id="rIdv5nacrpcw5-fhysblwvtj">
+            <w:hyperlink w:history="1" r:id="rIdezhn1lvlrmpqjwrho_81r">
               <w:r>
                 <w:rPr>
                   <w:rStyle w:val="Hyperlink"/>
@@ -9504,7 +9504,7 @@
       <w:tr>
         <w:trPr>
           <w:cantSplit/>
-          <w:tblHeader w:val="false"/>
+          <w:tblHeader w:val="off"/>
         </w:trPr>
         <w:tc>
           <w:tcPr>
@@ -9545,7 +9545,7 @@
             <w:pPr>
               <w:spacing w:after="0" w:line="252" w:lineRule="auto"/>
             </w:pPr>
-            <w:hyperlink w:history="1" r:id="rId4ii7maerdgefpuqsee9am">
+            <w:hyperlink w:history="1" r:id="rId83l82xyds4qrzntmz_goo">
               <w:r>
                 <w:rPr>
                   <w:rStyle w:val="Hyperlink"/>
@@ -9622,7 +9622,7 @@
       <w:tr>
         <w:trPr>
           <w:cantSplit/>
-          <w:tblHeader w:val="false"/>
+          <w:tblHeader w:val="off"/>
         </w:trPr>
         <w:tc>
           <w:tcPr>
@@ -9663,7 +9663,7 @@
             <w:pPr>
               <w:spacing w:after="0" w:line="252" w:lineRule="auto"/>
             </w:pPr>
-            <w:hyperlink w:history="1" r:id="rIdlwpl0metheim0d7cwu7uo">
+            <w:hyperlink w:history="1" r:id="rIdlbbutoms5a-9uemobmxac">
               <w:r>
                 <w:rPr>
                   <w:rStyle w:val="Hyperlink"/>
@@ -9684,7 +9684,7 @@
               </w:rPr>
               <w:t xml:space="preserve">; </w:t>
             </w:r>
-            <w:hyperlink w:history="1" r:id="rIdphbsqjmekpar064yg1sf-">
+            <w:hyperlink w:history="1" r:id="rIdrvggbfeg_nunyzmpfjc2g">
               <w:r>
                 <w:rPr>
                   <w:rStyle w:val="Hyperlink"/>
@@ -9752,7 +9752,7 @@
       <w:tr>
         <w:trPr>
           <w:cantSplit/>
-          <w:tblHeader w:val="false"/>
+          <w:tblHeader w:val="off"/>
         </w:trPr>
         <w:tc>
           <w:tcPr>
@@ -9793,7 +9793,7 @@
             <w:pPr>
               <w:spacing w:after="0" w:line="252" w:lineRule="auto"/>
             </w:pPr>
-            <w:hyperlink w:history="1" r:id="rIdfcuod_lujwrzhknsw8rkm">
+            <w:hyperlink w:history="1" r:id="rId8gkjyhuogxaazymb41bde">
               <w:r>
                 <w:rPr>
                   <w:rStyle w:val="Hyperlink"/>
@@ -10030,7 +10030,7 @@
       <w:r>
         <w:t xml:space="preserve">J. P. Anderson, </w:t>
       </w:r>
-      <w:hyperlink w:history="1" r:id="rIdwmszphmrxouw1bzvmothq">
+      <w:hyperlink w:history="1" r:id="rId-38kot0tyjqlsm3nghexe">
         <w:r>
           <w:rPr>
             <w:rStyle w:val="Hyperlink"/>
@@ -10056,7 +10056,7 @@
       <w:r>
         <w:t xml:space="preserve">The seL4 project, </w:t>
       </w:r>
-      <w:hyperlink w:history="1" r:id="rIduqggmmslwtu8tgg5xzs3e">
+      <w:hyperlink w:history="1" r:id="rIdtdppvkqovjmnwmw7hzjox">
         <w:r>
           <w:rPr>
             <w:rStyle w:val="Hyperlink"/>
@@ -10079,7 +10079,7 @@
         </w:numPr>
         <w:spacing w:after="100" w:line="276" w:lineRule="auto"/>
       </w:pPr>
-      <w:hyperlink w:history="1" r:id="rIdkdpknlpscafpejin6hoks">
+      <w:hyperlink w:history="1" r:id="rId8idu-jd1kp7lwxia4wl8t">
         <w:r>
           <w:rPr>
             <w:rStyle w:val="Hyperlink"/>
@@ -10090,7 +10090,7 @@
       <w:r>
         <w:t xml:space="preserve"> and </w:t>
       </w:r>
-      <w:hyperlink w:history="1" r:id="rIdrfyms-g3vvkr4vsrjbt2m">
+      <w:hyperlink w:history="1" r:id="rIdofqecfuw0ufwsdaoe5b-h">
         <w:r>
           <w:rPr>
             <w:rStyle w:val="Hyperlink"/>
@@ -10114,7 +10114,7 @@
       <w:r>
         <w:t xml:space="preserve">D. Dalrymple et al., </w:t>
       </w:r>
-      <w:hyperlink w:history="1" r:id="rId-zde_woqssifab5idaq1q">
+      <w:hyperlink w:history="1" r:id="rIdc5fufk6negmb3hvzgedr-">
         <w:r>
           <w:rPr>
             <w:rStyle w:val="Hyperlink"/>
@@ -10148,7 +10148,7 @@
       <w:r>
         <w:t xml:space="preserve">O. Aarne, T. Fist and C. Withers, </w:t>
       </w:r>
-      <w:hyperlink w:history="1" r:id="rId6ki4zbshf_4cfdojlgyvr">
+      <w:hyperlink w:history="1" r:id="rIdhc_b6xeau3ybtz6gs4tae">
         <w:r>
           <w:rPr>
             <w:rStyle w:val="Hyperlink"/>
@@ -10174,7 +10174,7 @@
       <w:r>
         <w:t xml:space="preserve">J. Petrie, O. Aarne, N. Ammann and D. Dalrymple, </w:t>
       </w:r>
-      <w:hyperlink w:history="1" r:id="rIdgalrkdsykuc9xzclrwxno">
+      <w:hyperlink w:history="1" r:id="rIdbqa-nhyb2caeytnhwpblg">
         <w:r>
           <w:rPr>
             <w:rStyle w:val="Hyperlink"/>
@@ -10205,7 +10205,7 @@
         </w:numPr>
         <w:spacing w:after="100" w:line="276" w:lineRule="auto"/>
       </w:pPr>
-      <w:hyperlink w:history="1" r:id="rIdculjjxpyl88qhcb_wzdig">
+      <w:hyperlink w:history="1" r:id="rIdrvbs3hnpb9a4kxj5rtijo">
         <w:r>
           <w:rPr>
             <w:rStyle w:val="Hyperlink"/>
@@ -10228,7 +10228,7 @@
         </w:numPr>
         <w:spacing w:after="100" w:line="276" w:lineRule="auto"/>
       </w:pPr>
-      <w:hyperlink w:history="1" r:id="rIdv6i4pg4skztx4kt18lhf5">
+      <w:hyperlink w:history="1" r:id="rIdwuvinoh6deo2ixnluziev">
         <w:r>
           <w:rPr>
             <w:rStyle w:val="Hyperlink"/>
@@ -10251,7 +10251,7 @@
         </w:numPr>
         <w:spacing w:after="100" w:line="276" w:lineRule="auto"/>
       </w:pPr>
-      <w:hyperlink w:history="1" r:id="rId0ybhfdejwydonzqfpwloe">
+      <w:hyperlink w:history="1" r:id="rIdyhupmatz3euypfecxqfqi">
         <w:r>
           <w:rPr>
             <w:rStyle w:val="Hyperlink"/>
@@ -10262,7 +10262,7 @@
       <w:r>
         <w:t xml:space="preserve">, </w:t>
       </w:r>
-      <w:hyperlink w:history="1" r:id="rIdpj2eadbmamqcozrcjtqsf">
+      <w:hyperlink w:history="1" r:id="rIdcxja_igm-4yodcurv7mqy">
         <w:r>
           <w:rPr>
             <w:rStyle w:val="Hyperlink"/>
@@ -10273,7 +10273,7 @@
       <w:r>
         <w:t xml:space="preserve"> and the </w:t>
       </w:r>
-      <w:hyperlink w:history="1" r:id="rIdpbildbooyslq5jdalhf4r">
+      <w:hyperlink w:history="1" r:id="rId_ejo-2ax12vwi51vprbs3">
         <w:r>
           <w:rPr>
             <w:rStyle w:val="Hyperlink"/>
@@ -10294,7 +10294,7 @@
         </w:numPr>
         <w:spacing w:after="100" w:line="276" w:lineRule="auto"/>
       </w:pPr>
-      <w:hyperlink w:history="1" r:id="rIdbivyps9iojhygazsqzgu1">
+      <w:hyperlink w:history="1" r:id="rIdgzavur3ue-qucdfw_qo7r">
         <w:r>
           <w:rPr>
             <w:rStyle w:val="Hyperlink"/>
@@ -10315,7 +10315,7 @@
         </w:numPr>
         <w:spacing w:after="100" w:line="276" w:lineRule="auto"/>
       </w:pPr>
-      <w:hyperlink w:history="1" r:id="rIdhikyydxe0ehj6iyz-bnbu">
+      <w:hyperlink w:history="1" r:id="rIdhzdmskbdiv6ogv4rkdgw9">
         <w:r>
           <w:rPr>
             <w:rStyle w:val="Hyperlink"/>
@@ -10326,7 +10326,7 @@
       <w:r>
         <w:t xml:space="preserve"> and </w:t>
       </w:r>
-      <w:hyperlink w:history="1" r:id="rIduqjzdhces8s4vgst_5jgt">
+      <w:hyperlink w:history="1" r:id="rId_f0xtgfcgwspyqaku4col">
         <w:r>
           <w:rPr>
             <w:rStyle w:val="Hyperlink"/>
@@ -10347,7 +10347,7 @@
         </w:numPr>
         <w:spacing w:after="100" w:line="276" w:lineRule="auto"/>
       </w:pPr>
-      <w:hyperlink w:history="1" r:id="rIdlgysgxwmpcq10q3cgtbg8">
+      <w:hyperlink w:history="1" r:id="rIdsnjs7zfuwnxzp1lkhwxyi">
         <w:r>
           <w:rPr>
             <w:rStyle w:val="Hyperlink"/>
@@ -10360,7 +10360,7 @@
       <w:r>
         <w:t xml:space="preserve"> (September 28, 2026); </w:t>
       </w:r>
-      <w:hyperlink w:history="1" r:id="rIdeaylaqz8pumfcw9pgfxqv">
+      <w:hyperlink w:history="1" r:id="rIdsnczly0hainmgw3a6tnui">
         <w:r>
           <w:rPr>
             <w:rStyle w:val="Hyperlink"/>
@@ -10373,7 +10373,7 @@
       <w:r>
         <w:t xml:space="preserve"> and </w:t>
       </w:r>
-      <w:hyperlink w:history="1" r:id="rIdywvfvb4akjtmeawr7ttny">
+      <w:hyperlink w:history="1" r:id="rIdt7qm2na4okrt9hzxeek1v">
         <w:r>
           <w:rPr>
             <w:rStyle w:val="Hyperlink"/>
@@ -10386,7 +10386,7 @@
       <w:r>
         <w:t xml:space="preserve">, NVIDIA Technical Blog; </w:t>
       </w:r>
-      <w:hyperlink w:history="1" r:id="rId-u8go9o_yonfqlg1ay_k6">
+      <w:hyperlink w:history="1" r:id="rIde1_qovc_k5k97lzs0tqoh">
         <w:r>
           <w:rPr>
             <w:rStyle w:val="Hyperlink"/>
@@ -10397,7 +10397,7 @@
       <w:r>
         <w:t xml:space="preserve"> and its </w:t>
       </w:r>
-      <w:hyperlink w:history="1" r:id="rIdtxx_xffl1-3v26hwwtvrz">
+      <w:hyperlink w:history="1" r:id="rIdisxbj4nsd8sgvbmgouzaz">
         <w:r>
           <w:rPr>
             <w:rStyle w:val="Hyperlink"/>
@@ -10418,7 +10418,7 @@
         </w:numPr>
         <w:spacing w:after="100" w:line="276" w:lineRule="auto"/>
       </w:pPr>
-      <w:hyperlink w:history="1" r:id="rIdv2tzeiabzr3-tq1ukasdi">
+      <w:hyperlink w:history="1" r:id="rIdxsywujei3phw-p2f9cbvz">
         <w:r>
           <w:rPr>
             <w:rStyle w:val="Hyperlink"/>
@@ -10429,7 +10429,7 @@
       <w:r>
         <w:t xml:space="preserve"> and the </w:t>
       </w:r>
-      <w:hyperlink w:history="1" r:id="rIdjm2bwcejhunwvwamolqhy">
+      <w:hyperlink w:history="1" r:id="rIdy7cych0ju7j88g3mm3cn-">
         <w:r>
           <w:rPr>
             <w:rStyle w:val="Hyperlink"/>
@@ -10440,7 +10440,7 @@
       <w:r>
         <w:t xml:space="preserve"> framework; the </w:t>
       </w:r>
-      <w:hyperlink w:history="1" r:id="rId8u_ktodi0xkv78uw7k7d-">
+      <w:hyperlink w:history="1" r:id="rIdrbjpivnho3gsrmrmfu0oh">
         <w:r>
           <w:rPr>
             <w:rStyle w:val="Hyperlink"/>
@@ -10469,7 +10469,7 @@
         </w:numPr>
         <w:spacing w:after="100" w:line="276" w:lineRule="auto"/>
       </w:pPr>
-      <w:hyperlink w:history="1" r:id="rIdmy-mmv50f0pyavmllwjra">
+      <w:hyperlink w:history="1" r:id="rIdyxgyr6e7fwzanfnjfvqca">
         <w:r>
           <w:rPr>
             <w:rStyle w:val="Hyperlink"/>
@@ -10480,7 +10480,7 @@
       <w:r>
         <w:t xml:space="preserve">, Remote Attestation Procedures architecture; </w:t>
       </w:r>
-      <w:hyperlink w:history="1" r:id="rIdwank-dzwysi7muw4iesmm">
+      <w:hyperlink w:history="1" r:id="rIdd2hoirt90kkbkymio4jxy">
         <w:r>
           <w:rPr>
             <w:rStyle w:val="Hyperlink"/>
@@ -10491,7 +10491,7 @@
       <w:r>
         <w:t xml:space="preserve">, Certificate Transparency; the </w:t>
       </w:r>
-      <w:hyperlink w:history="1" r:id="rIdoehdw4vl9oqgkkhven416">
+      <w:hyperlink w:history="1" r:id="rIdestadlqdht0ifdhvzr_vu">
         <w:r>
           <w:rPr>
             <w:rStyle w:val="Hyperlink"/>
@@ -10502,7 +10502,7 @@
       <w:r>
         <w:t xml:space="preserve"> architectures; </w:t>
       </w:r>
-      <w:hyperlink w:history="1" r:id="rIdkzvkj1swojz9lvmkbb2cu">
+      <w:hyperlink w:history="1" r:id="rId2sevsi79j5xigwuapvcgr">
         <w:r>
           <w:rPr>
             <w:rStyle w:val="Hyperlink"/>
@@ -10523,7 +10523,7 @@
         </w:numPr>
         <w:spacing w:after="100" w:line="276" w:lineRule="auto"/>
       </w:pPr>
-      <w:hyperlink w:history="1" r:id="rIdokyhtzdwoax6esiv7a65s">
+      <w:hyperlink w:history="1" r:id="rIdv6ujiacyd8gznvjcokb9c">
         <w:r>
           <w:rPr>
             <w:rStyle w:val="Hyperlink"/>
@@ -10544,7 +10544,7 @@
         </w:numPr>
         <w:spacing w:after="100" w:line="276" w:lineRule="auto"/>
       </w:pPr>
-      <w:hyperlink w:history="1" r:id="rIdmdkj7bpziqeocxewik9p9">
+      <w:hyperlink w:history="1" r:id="rIdxbhuarri7afbwtpgbbf8o">
         <w:r>
           <w:rPr>
             <w:rStyle w:val="Hyperlink"/>
@@ -10568,7 +10568,7 @@
       <w:r>
         <w:t xml:space="preserve">Roots of trust in the wild: </w:t>
       </w:r>
-      <w:hyperlink w:history="1" r:id="rIdfmxeixxn8nzf1bobycbag">
+      <w:hyperlink w:history="1" r:id="rIdpr-b-hz7ukuorx8ea8pi1">
         <w:r>
           <w:rPr>
             <w:rStyle w:val="Hyperlink"/>
@@ -10579,7 +10579,7 @@
       <w:r>
         <w:t xml:space="preserve">, </w:t>
       </w:r>
-      <w:hyperlink w:history="1" r:id="rIdxice1oysuzyxd7g75ewbp">
+      <w:hyperlink w:history="1" r:id="rIduvs2vsbusu_eu-zh6kkd9">
         <w:r>
           <w:rPr>
             <w:rStyle w:val="Hyperlink"/>
@@ -10590,7 +10590,7 @@
       <w:r>
         <w:t xml:space="preserve">, </w:t>
       </w:r>
-      <w:hyperlink w:history="1" r:id="rIdsa1efph6r847iyeg7pqp6">
+      <w:hyperlink w:history="1" r:id="rIdwyxluinfukcdrqc5uxl0g">
         <w:r>
           <w:rPr>
             <w:rStyle w:val="Hyperlink"/>
@@ -10619,7 +10619,7 @@
         </w:numPr>
         <w:spacing w:after="100" w:line="276" w:lineRule="auto"/>
       </w:pPr>
-      <w:hyperlink w:history="1" r:id="rIdlvxu7npfpxjsqedgjqomm">
+      <w:hyperlink w:history="1" r:id="rIdtwb0s7ov4jgmyldzypbfa">
         <w:r>
           <w:rPr>
             <w:rStyle w:val="Hyperlink"/>
@@ -10633,7 +10633,7 @@
       <w:r>
         <w:t xml:space="preserve">, the design as a specification; </w:t>
       </w:r>
-      <w:hyperlink w:history="1" r:id="rIdls8ltuib_wv2rbbcdl7ou">
+      <w:hyperlink w:history="1" r:id="rId-lltmcbmnqeyll_qqcrlf">
         <w:r>
           <w:rPr>
             <w:rStyle w:val="Hyperlink"/>
@@ -10647,7 +10647,7 @@
       <w:r>
         <w:t xml:space="preserve">, the experiment program; </w:t>
       </w:r>
-      <w:hyperlink w:history="1" r:id="rId44q137rkiksvej6wtdotu">
+      <w:hyperlink w:history="1" r:id="rIdkyf-r8r8nebppknwyciws">
         <w:r>
           <w:rPr>
             <w:rStyle w:val="Hyperlink"/>
@@ -10671,7 +10671,7 @@
         </w:numPr>
         <w:spacing w:after="100" w:line="276" w:lineRule="auto"/>
       </w:pPr>
-      <w:hyperlink w:history="1" r:id="rIdfhvysdutdgsmzr6zujvp9">
+      <w:hyperlink w:history="1" r:id="rIdlh3pd-iw-j-aq-lfvbziu">
         <w:r>
           <w:rPr>
             <w:rStyle w:val="Hyperlink"/>
@@ -10680,9 +10680,9 @@
         </w:r>
       </w:hyperlink>
       <w:r>
-        <w:t xml:space="preserve">: the design, the functional model, the hypothesis suite H0 to H16, the RTL, the OpenLane flow and the rack integration reference. </w:t>
-      </w:r>
-      <w:hyperlink w:history="1" r:id="rIdmvqg8lkyk0ero7bklebp7">
+        <w:t xml:space="preserve">: the design, the functional model, the hypothesis suite H0 to H16, the RTL, the LibreLane flow, the rack integration reference, and a plain-English walkthrough of the whole design with figures. </w:t>
+      </w:r>
+      <w:hyperlink w:history="1" r:id="rIdvrb0rcngtkjebjm998trr">
         <w:r>
           <w:rPr>
             <w:rStyle w:val="Hyperlink"/>
@@ -10706,7 +10706,7 @@
       <w:r>
         <w:t xml:space="preserve">The companion lanes: </w:t>
       </w:r>
-      <w:hyperlink w:history="1" r:id="rIdzpl5hs-rc2nftkoj0iyfp">
+      <w:hyperlink w:history="1" r:id="rIdcwwqt1vwurrrpypcpnzk5">
         <w:r>
           <w:rPr>
             <w:rStyle w:val="Hyperlink"/>
@@ -10720,7 +10720,7 @@
       <w:r>
         <w:t xml:space="preserve"> (observers) and </w:t>
       </w:r>
-      <w:hyperlink w:history="1" r:id="rIdzzl9lq2cnvfj_nkm5rmq3">
+      <w:hyperlink w:history="1" r:id="rIdqda_-oubjdxpgnnn56ase">
         <w:r>
           <w:rPr>
             <w:rStyle w:val="Hyperlink"/>
@@ -10744,7 +10744,7 @@
         </w:numPr>
         <w:spacing w:after="100" w:line="276" w:lineRule="auto"/>
       </w:pPr>
-      <w:hyperlink w:history="1" r:id="rId6pelco5txshpi3r-pthaj">
+      <w:hyperlink w:history="1" r:id="rIdcvyegnbccxqllj9bye4wk">
         <w:r>
           <w:rPr>
             <w:rStyle w:val="Hyperlink"/>
@@ -10755,7 +10755,7 @@
       <w:r>
         <w:t xml:space="preserve"> and </w:t>
       </w:r>
-      <w:hyperlink w:history="1" r:id="rIdnxbrxtul5inuqqttolgib">
+      <w:hyperlink w:history="1" r:id="rIddphvgldtffnbqr-mtwct5">
         <w:r>
           <w:rPr>
             <w:rStyle w:val="Hyperlink"/>
@@ -10766,7 +10766,7 @@
       <w:r>
         <w:t xml:space="preserve"> of this series, and </w:t>
       </w:r>
-      <w:hyperlink w:history="1" r:id="rIdzztu9k531f7w2vknwuy5_">
+      <w:hyperlink w:history="1" r:id="rIdbe7pkaliskopuzcl39fuk">
         <w:r>
           <w:rPr>
             <w:rStyle w:val="Hyperlink"/>
@@ -10876,8 +10876,8 @@
       </w:r>
     </w:p>
     <w:sectPr>
-      <w:headerReference w:type="default" r:id="rId7"/>
-      <w:footerReference w:type="default" r:id="rId8"/>
+      <w:headerReference w:type="default" r:id="rId6"/>
+      <w:footerReference w:type="default" r:id="rId7"/>
       <w:pgSz w:w="12240" w:h="15840" w:orient="portrait"/>
       <w:pgMar w:top="1440" w:right="1440" w:bottom="1440" w:left="1440" w:header="708" w:footer="708" w:gutter="0"/>
       <w:pgNumType/>
@@ -10885,10 +10885,6 @@
     </w:sectPr>
   </w:body>
 </w:document>
-</file>
-
-<file path=word/comments.xml><?xml version="1.0" encoding="utf-8"?>
-<w:comments xmlns:cx="http://schemas.microsoft.com/office/drawing/2014/chartex" xmlns:cx1="http://schemas.microsoft.com/office/drawing/2015/9/8/chartex" xmlns:cx2="http://schemas.microsoft.com/office/drawing/2015/10/21/chartex" xmlns:cx3="http://schemas.microsoft.com/office/drawing/2016/5/9/chartex" xmlns:cx4="http://schemas.microsoft.com/office/drawing/2016/5/10/chartex" xmlns:cx5="http://schemas.microsoft.com/office/drawing/2016/5/11/chartex" xmlns:cx6="http://schemas.microsoft.com/office/drawing/2016/5/12/chartex" xmlns:cx7="http://schemas.microsoft.com/office/drawing/2016/5/13/chartex" xmlns:cx8="http://schemas.microsoft.com/office/drawing/2016/5/14/chartex" xmlns:mc="http://schemas.openxmlformats.org/markup-compatibility/2006" xmlns:aink="http://schemas.microsoft.com/office/drawing/2016/ink" xmlns:am3d="http://schemas.microsoft.com/office/drawing/2017/model3d" xmlns:o="urn:schemas-microsoft-com:office:office" xmlns:r="http://schemas.openxmlformats.org/officeDocument/2006/relationships" xmlns:m="http://schemas.openxmlformats.org/officeDocument/2006/math" xmlns:v="urn:schemas-microsoft-com:vml" xmlns:wp14="http://schemas.microsoft.com/office/word/2010/wordprocessingDrawing" xmlns:wp="http://schemas.openxmlformats.org/drawingml/2006/wordprocessingDrawing" xmlns:w10="urn:schemas-microsoft-com:office:word" xmlns:w="http://schemas.openxmlformats.org/wordprocessingml/2006/main" xmlns:w14="http://schemas.microsoft.com/office/word/2010/wordml" xmlns:w15="http://schemas.microsoft.com/office/word/2012/wordml" xmlns:w16cex="http://schemas.microsoft.com/office/word/2018/wordml/cex" xmlns:w16cid="http://schemas.microsoft.com/office/word/2016/wordml/cid" xmlns:w16="http://schemas.microsoft.com/office/word/2018/wordml" xmlns:w16sdtdh="http://schemas.microsoft.com/office/word/2020/wordml/sdtdatahash" xmlns:w16se="http://schemas.microsoft.com/office/word/2015/wordml/symex" xmlns:wpg="http://schemas.microsoft.com/office/word/2010/wordprocessingGroup" xmlns:wpi="http://schemas.microsoft.com/office/word/2010/wordprocessingInk" xmlns:wne="http://schemas.microsoft.com/office/word/2006/wordml" xmlns:wps="http://schemas.microsoft.com/office/word/2010/wordprocessingShape"/>
 </file>
 
 <file path=word/endnotes.xml><?xml version="1.0" encoding="utf-8"?>
@@ -11016,7 +11012,7 @@
 <w:numbering xmlns:wpc="http://schemas.microsoft.com/office/word/2010/wordprocessingCanvas" xmlns:mc="http://schemas.openxmlformats.org/markup-compatibility/2006" xmlns:o="urn:schemas-microsoft-com:office:office" xmlns:r="http://schemas.openxmlformats.org/officeDocument/2006/relationships" xmlns:m="http://schemas.openxmlformats.org/officeDocument/2006/math" xmlns:v="urn:schemas-microsoft-com:vml" xmlns:wp14="http://schemas.microsoft.com/office/word/2010/wordprocessingDrawing" xmlns:wp="http://schemas.openxmlformats.org/drawingml/2006/wordprocessingDrawing" xmlns:w10="urn:schemas-microsoft-com:office:word" xmlns:w="http://schemas.openxmlformats.org/wordprocessingml/2006/main" xmlns:w14="http://schemas.microsoft.com/office/word/2010/wordml" xmlns:w15="http://schemas.microsoft.com/office/word/2012/wordml" xmlns:wpg="http://schemas.microsoft.com/office/word/2010/wordprocessingGroup" xmlns:wpi="http://schemas.microsoft.com/office/word/2010/wordprocessingInk" xmlns:wne="http://schemas.microsoft.com/office/word/2006/wordml" xmlns:wps="http://schemas.microsoft.com/office/word/2010/wordprocessingShape" mc:Ignorable="w14 w15 wp14">
   <w:abstractNum w:abstractNumId="1" w15:restartNumberingAfterBreak="0">
     <w:multiLevelType w:val="hybridMultilevel"/>
-    <w:lvl w:ilvl="0" w15:tentative="1">
+    <w:lvl w:ilvl="0" w:tentative="1">
       <w:start w:val="1"/>
       <w:numFmt w:val="bullet"/>
       <w:lvlText w:val="●"/>
@@ -11025,7 +11021,7 @@
         <w:ind w:left="720" w:hanging="360"/>
       </w:pPr>
     </w:lvl>
-    <w:lvl w:ilvl="1" w15:tentative="1">
+    <w:lvl w:ilvl="1" w:tentative="1">
       <w:start w:val="1"/>
       <w:numFmt w:val="bullet"/>
       <w:lvlText w:val="○"/>
@@ -11034,7 +11030,7 @@
         <w:ind w:left="1440" w:hanging="360"/>
       </w:pPr>
     </w:lvl>
-    <w:lvl w:ilvl="2" w15:tentative="1">
+    <w:lvl w:ilvl="2" w:tentative="1">
       <w:start w:val="1"/>
       <w:numFmt w:val="bullet"/>
       <w:lvlText w:val="■"/>
@@ -11043,7 +11039,7 @@
         <w:ind w:left="2160" w:hanging="360"/>
       </w:pPr>
     </w:lvl>
-    <w:lvl w:ilvl="3" w15:tentative="1">
+    <w:lvl w:ilvl="3" w:tentative="1">
       <w:start w:val="1"/>
       <w:numFmt w:val="bullet"/>
       <w:lvlText w:val="●"/>
@@ -11052,7 +11048,7 @@
         <w:ind w:left="2880" w:hanging="360"/>
       </w:pPr>
     </w:lvl>
-    <w:lvl w:ilvl="4" w15:tentative="1">
+    <w:lvl w:ilvl="4" w:tentative="1">
       <w:start w:val="1"/>
       <w:numFmt w:val="bullet"/>
       <w:lvlText w:val="○"/>
@@ -11061,7 +11057,7 @@
         <w:ind w:left="3600" w:hanging="360"/>
       </w:pPr>
     </w:lvl>
-    <w:lvl w:ilvl="5" w15:tentative="1">
+    <w:lvl w:ilvl="5" w:tentative="1">
       <w:start w:val="1"/>
       <w:numFmt w:val="bullet"/>
       <w:lvlText w:val="■"/>
@@ -11070,7 +11066,7 @@
         <w:ind w:left="4320" w:hanging="360"/>
       </w:pPr>
     </w:lvl>
-    <w:lvl w:ilvl="6" w15:tentative="1">
+    <w:lvl w:ilvl="6" w:tentative="1">
       <w:start w:val="1"/>
       <w:numFmt w:val="bullet"/>
       <w:lvlText w:val="●"/>
@@ -11079,7 +11075,7 @@
         <w:ind w:left="5040" w:hanging="360"/>
       </w:pPr>
     </w:lvl>
-    <w:lvl w:ilvl="7" w15:tentative="1">
+    <w:lvl w:ilvl="7" w:tentative="1">
       <w:start w:val="1"/>
       <w:numFmt w:val="bullet"/>
       <w:lvlText w:val="●"/>
@@ -11088,7 +11084,7 @@
         <w:ind w:left="5760" w:hanging="360"/>
       </w:pPr>
     </w:lvl>
-    <w:lvl w:ilvl="8" w15:tentative="1">
+    <w:lvl w:ilvl="8" w:tentative="1">
       <w:start w:val="1"/>
       <w:numFmt w:val="bullet"/>
       <w:lvlText w:val="●"/>
@@ -11100,7 +11096,7 @@
   </w:abstractNum>
   <w:abstractNum w:abstractNumId="2" w15:restartNumberingAfterBreak="0">
     <w:multiLevelType w:val="hybridMultilevel"/>
-    <w:lvl w:ilvl="0" w15:tentative="1">
+    <w:lvl w:ilvl="0" w:tentative="1">
       <w:start w:val="1"/>
       <w:numFmt w:val="bullet"/>
       <w:lvlText w:val="•"/>
@@ -11109,7 +11105,7 @@
         <w:ind w:left="720" w:hanging="360"/>
       </w:pPr>
     </w:lvl>
-    <w:lvl w:ilvl="1" w15:tentative="1">
+    <w:lvl w:ilvl="1" w:tentative="1">
       <w:start w:val="1"/>
       <w:numFmt w:val="bullet"/>
       <w:lvlText w:val="–"/>
@@ -11121,7 +11117,7 @@
   </w:abstractNum>
   <w:abstractNum w:abstractNumId="3" w15:restartNumberingAfterBreak="0">
     <w:multiLevelType w:val="hybridMultilevel"/>
-    <w:lvl w:ilvl="0" w15:tentative="1">
+    <w:lvl w:ilvl="0" w:tentative="1">
       <w:start w:val="1"/>
       <w:numFmt w:val="decimal"/>
       <w:lvlText w:val="%1."/>
@@ -11175,48 +11171,24 @@
       </w:pPr>
     </w:pPrDefault>
   </w:docDefaults>
-  <w:style w:type="paragraph" w:styleId="Title">
-    <w:name w:val="Title"/>
-    <w:basedOn w:val="Normal"/>
-    <w:next w:val="Normal"/>
+  <w:style w:type="paragraph" w:styleId="Normal" w:default="1">
+    <w:name w:val="Normal"/>
     <w:qFormat/>
-    <w:rPr>
-      <w:sz w:val="56"/>
-      <w:szCs w:val="56"/>
-    </w:rPr>
   </w:style>
-  <w:style w:type="paragraph" w:styleId="Heading1">
-    <w:name w:val="Heading 1"/>
-    <w:basedOn w:val="Normal"/>
-    <w:next w:val="Normal"/>
-    <w:qFormat/>
-    <w:rPr>
-      <w:color w:val="2E74B5"/>
-      <w:sz w:val="32"/>
-      <w:szCs w:val="32"/>
-    </w:rPr>
-  </w:style>
-  <w:style w:type="paragraph" w:styleId="Heading2">
-    <w:name w:val="Heading 2"/>
-    <w:basedOn w:val="Normal"/>
-    <w:next w:val="Normal"/>
-    <w:qFormat/>
-    <w:rPr>
-      <w:color w:val="2E74B5"/>
-      <w:sz w:val="26"/>
-      <w:szCs w:val="26"/>
-    </w:rPr>
-  </w:style>
-  <w:style w:type="paragraph" w:styleId="Heading3">
-    <w:name w:val="Heading 3"/>
-    <w:basedOn w:val="Normal"/>
-    <w:next w:val="Normal"/>
-    <w:qFormat/>
-    <w:rPr>
-      <w:color w:val="1F4D78"/>
-      <w:sz w:val="24"/>
-      <w:szCs w:val="24"/>
-    </w:rPr>
+  <w:style w:type="table" w:styleId="TableNormal" w:default="true">
+    <w:name w:val="Normal Table"/>
+    <w:uiPriority w:val="99"/>
+    <w:semiHidden/>
+    <w:unhideWhenUsed/>
+    <w:tblPr>
+      <w:tblInd w:type="dxa" w:w="0"/>
+      <w:tblCellMar>
+        <w:top w:type="dxa" w:w="0"/>
+        <w:left w:type="dxa" w:w="108"/>
+        <w:bottom w:type="dxa" w:w="0"/>
+        <w:right w:type="dxa" w:w="108"/>
+      </w:tblCellMar>
+    </w:tblPr>
   </w:style>
   <w:style w:type="paragraph" w:styleId="Heading4">
     <w:name w:val="Heading 4"/>
@@ -11261,16 +11233,6 @@
     <w:name w:val="List Paragraph"/>
     <w:basedOn w:val="Normal"/>
     <w:qFormat/>
-  </w:style>
-  <w:style w:type="character" w:styleId="Hyperlink">
-    <w:name w:val="Hyperlink"/>
-    <w:basedOn w:val="DefaultParagraphFont"/>
-    <w:uiPriority w:val="99"/>
-    <w:unhideWhenUsed/>
-    <w:rPr>
-      <w:color w:val="0563C1"/>
-      <w:u w:val="single"/>
-    </w:rPr>
   </w:style>
   <w:style w:type="character" w:styleId="FootnoteReference">
     <w:name w:val="footnote reference"/>
@@ -11430,4 +11392,294 @@
     </w:rPr>
   </w:style>
 </w:styles>
+</file>
+
+<file path=word/theme/theme1.xml><?xml version="1.0" encoding="utf-8"?>
+<a:theme xmlns:a="http://schemas.openxmlformats.org/drawingml/2006/main" name="Office Theme">
+  <a:themeElements>
+    <a:clrScheme name="Office">
+      <a:dk1>
+        <a:sysClr val="windowText" lastClr="000000"/>
+      </a:dk1>
+      <a:lt1>
+        <a:sysClr val="window" lastClr="FFFFFF"/>
+      </a:lt1>
+      <a:dk2>
+        <a:srgbClr val="44546A"/>
+      </a:dk2>
+      <a:lt2>
+        <a:srgbClr val="E7E6E6"/>
+      </a:lt2>
+      <a:accent1>
+        <a:srgbClr val="4472C4"/>
+      </a:accent1>
+      <a:accent2>
+        <a:srgbClr val="ED7D31"/>
+      </a:accent2>
+      <a:accent3>
+        <a:srgbClr val="A5A5A5"/>
+      </a:accent3>
+      <a:accent4>
+        <a:srgbClr val="FFC000"/>
+      </a:accent4>
+      <a:accent5>
+        <a:srgbClr val="5B9BD5"/>
+      </a:accent5>
+      <a:accent6>
+        <a:srgbClr val="70AD47"/>
+      </a:accent6>
+      <a:hlink>
+        <a:srgbClr val="0563C1"/>
+      </a:hlink>
+      <a:folHlink>
+        <a:srgbClr val="954F72"/>
+      </a:folHlink>
+    </a:clrScheme>
+    <a:fontScheme name="Office">
+      <a:majorFont>
+        <a:latin typeface="Calibri Light" panose="020F0302020204030204"/>
+        <a:ea typeface=""/>
+        <a:cs typeface=""/>
+        <a:font script="Jpan" typeface="游ゴシック Light"/>
+        <a:font script="Hang" typeface="맑은 고딕"/>
+        <a:font script="Hans" typeface="等线 Light"/>
+        <a:font script="Hant" typeface="新細明體"/>
+        <a:font script="Arab" typeface="Times New Roman"/>
+        <a:font script="Hebr" typeface="Times New Roman"/>
+        <a:font script="Thai" typeface="Angsana New"/>
+        <a:font script="Ethi" typeface="Nyala"/>
+        <a:font script="Beng" typeface="Vrinda"/>
+        <a:font script="Gujr" typeface="Shruti"/>
+        <a:font script="Khmr" typeface="MoolBoran"/>
+        <a:font script="Knda" typeface="Tunga"/>
+        <a:font script="Guru" typeface="Raavi"/>
+        <a:font script="Cans" typeface="Euphemia"/>
+        <a:font script="Cher" typeface="Plantagenet Cherokee"/>
+        <a:font script="Yiii" typeface="Microsoft Yi Baiti"/>
+        <a:font script="Tibt" typeface="Microsoft Himalaya"/>
+        <a:font script="Thaa" typeface="MV Boli"/>
+        <a:font script="Deva" typeface="Mangal"/>
+        <a:font script="Telu" typeface="Gautami"/>
+        <a:font script="Taml" typeface="Latha"/>
+        <a:font script="Syrc" typeface="Estrangelo Edessa"/>
+        <a:font script="Orya" typeface="Kalinga"/>
+        <a:font script="Mlym" typeface="Kartika"/>
+        <a:font script="Laoo" typeface="DokChampa"/>
+        <a:font script="Sinh" typeface="Iskoola Pota"/>
+        <a:font script="Mong" typeface="Mongolian Baiti"/>
+        <a:font script="Viet" typeface="Times New Roman"/>
+        <a:font script="Uigh" typeface="Microsoft Uighur"/>
+        <a:font script="Geor" typeface="Sylfaen"/>
+        <a:font script="Armn" typeface="Arial"/>
+        <a:font script="Bugi" typeface="Leelawadee UI"/>
+        <a:font script="Bopo" typeface="Microsoft JhengHei"/>
+        <a:font script="Java" typeface="Javanese Text"/>
+        <a:font script="Lisu" typeface="Segoe UI"/>
+        <a:font script="Mymr" typeface="Myanmar Text"/>
+        <a:font script="Nkoo" typeface="Ebrima"/>
+        <a:font script="Olck" typeface="Nirmala UI"/>
+        <a:font script="Osma" typeface="Ebrima"/>
+        <a:font script="Phag" typeface="Phagspa"/>
+        <a:font script="Syrn" typeface="Estrangelo Edessa"/>
+        <a:font script="Syrj" typeface="Estrangelo Edessa"/>
+        <a:font script="Syre" typeface="Estrangelo Edessa"/>
+        <a:font script="Sora" typeface="Nirmala UI"/>
+        <a:font script="Tale" typeface="Microsoft Tai Le"/>
+        <a:font script="Talu" typeface="Microsoft New Tai Lue"/>
+        <a:font script="Tfng" typeface="Ebrima"/>
+      </a:majorFont>
+      <a:minorFont>
+        <a:latin typeface="Calibri" panose="020F0502020204030204"/>
+        <a:ea typeface=""/>
+        <a:cs typeface=""/>
+        <a:font script="Jpan" typeface="游明朝"/>
+        <a:font script="Hang" typeface="맑은 고딕"/>
+        <a:font script="Hans" typeface="等线"/>
+        <a:font script="Hant" typeface="新細明體"/>
+        <a:font script="Arab" typeface="Arial"/>
+        <a:font script="Hebr" typeface="Arial"/>
+        <a:font script="Thai" typeface="Cordia New"/>
+        <a:font script="Ethi" typeface="Nyala"/>
+        <a:font script="Beng" typeface="Vrinda"/>
+        <a:font script="Gujr" typeface="Shruti"/>
+        <a:font script="Khmr" typeface="DaunPenh"/>
+        <a:font script="Knda" typeface="Tunga"/>
+        <a:font script="Guru" typeface="Raavi"/>
+        <a:font script="Cans" typeface="Euphemia"/>
+        <a:font script="Cher" typeface="Plantagenet Cherokee"/>
+        <a:font script="Yiii" typeface="Microsoft Yi Baiti"/>
+        <a:font script="Tibt" typeface="Microsoft Himalaya"/>
+        <a:font script="Thaa" typeface="MV Boli"/>
+        <a:font script="Deva" typeface="Mangal"/>
+        <a:font script="Telu" typeface="Gautami"/>
+        <a:font script="Taml" typeface="Latha"/>
+        <a:font script="Syrc" typeface="Estrangelo Edessa"/>
+        <a:font script="Orya" typeface="Kalinga"/>
+        <a:font script="Mlym" typeface="Kartika"/>
+        <a:font script="Laoo" typeface="DokChampa"/>
+        <a:font script="Sinh" typeface="Iskoola Pota"/>
+        <a:font script="Mong" typeface="Mongolian Baiti"/>
+        <a:font script="Viet" typeface="Arial"/>
+        <a:font script="Uigh" typeface="Microsoft Uighur"/>
+        <a:font script="Geor" typeface="Sylfaen"/>
+        <a:font script="Armn" typeface="Arial"/>
+        <a:font script="Bugi" typeface="Leelawadee UI"/>
+        <a:font script="Bopo" typeface="Microsoft JhengHei"/>
+        <a:font script="Java" typeface="Javanese Text"/>
+        <a:font script="Lisu" typeface="Segoe UI"/>
+        <a:font script="Mymr" typeface="Myanmar Text"/>
+        <a:font script="Nkoo" typeface="Ebrima"/>
+        <a:font script="Olck" typeface="Nirmala UI"/>
+        <a:font script="Osma" typeface="Ebrima"/>
+        <a:font script="Phag" typeface="Phagspa"/>
+        <a:font script="Syrn" typeface="Estrangelo Edessa"/>
+        <a:font script="Syrj" typeface="Estrangelo Edessa"/>
+        <a:font script="Syre" typeface="Estrangelo Edessa"/>
+        <a:font script="Sora" typeface="Nirmala UI"/>
+        <a:font script="Tale" typeface="Microsoft Tai Le"/>
+        <a:font script="Talu" typeface="Microsoft New Tai Lue"/>
+        <a:font script="Tfng" typeface="Ebrima"/>
+      </a:minorFont>
+    </a:fontScheme>
+    <a:fmtScheme name="Office">
+      <a:fillStyleLst>
+        <a:solidFill>
+          <a:schemeClr val="phClr"/>
+        </a:solidFill>
+        <a:gradFill rotWithShape="true">
+          <a:gsLst>
+            <a:gs pos="0">
+              <a:schemeClr val="phClr">
+                <a:lumMod val="110000"/>
+                <a:satMod val="105000"/>
+                <a:tint val="67000"/>
+              </a:schemeClr>
+            </a:gs>
+            <a:gs pos="50000">
+              <a:schemeClr val="phClr">
+                <a:lumMod val="105000"/>
+                <a:satMod val="103000"/>
+                <a:tint val="73000"/>
+              </a:schemeClr>
+            </a:gs>
+            <a:gs pos="100000">
+              <a:schemeClr val="phClr">
+                <a:lumMod val="105000"/>
+                <a:satMod val="109000"/>
+                <a:tint val="81000"/>
+              </a:schemeClr>
+            </a:gs>
+          </a:gsLst>
+          <a:lin ang="5400000" scaled="false"/>
+        </a:gradFill>
+        <a:gradFill rotWithShape="true">
+          <a:gsLst>
+            <a:gs pos="0">
+              <a:schemeClr val="phClr">
+                <a:satMod val="103000"/>
+                <a:lumMod val="102000"/>
+                <a:tint val="94000"/>
+              </a:schemeClr>
+            </a:gs>
+            <a:gs pos="50000">
+              <a:schemeClr val="phClr">
+                <a:satMod val="110000"/>
+                <a:lumMod val="100000"/>
+                <a:shade val="100000"/>
+              </a:schemeClr>
+            </a:gs>
+            <a:gs pos="100000">
+              <a:schemeClr val="phClr">
+                <a:lumMod val="99000"/>
+                <a:satMod val="120000"/>
+                <a:shade val="78000"/>
+              </a:schemeClr>
+            </a:gs>
+          </a:gsLst>
+          <a:lin ang="5400000" scaled="false"/>
+        </a:gradFill>
+      </a:fillStyleLst>
+      <a:lnStyleLst>
+        <a:ln w="6350" cap="flat" cmpd="sng" algn="ctr">
+          <a:solidFill>
+            <a:schemeClr val="phClr"/>
+          </a:solidFill>
+          <a:prstDash val="solid"/>
+          <a:miter lim="800000"/>
+        </a:ln>
+        <a:ln w="12700" cap="flat" cmpd="sng" algn="ctr">
+          <a:solidFill>
+            <a:schemeClr val="phClr"/>
+          </a:solidFill>
+          <a:prstDash val="solid"/>
+          <a:miter lim="800000"/>
+        </a:ln>
+        <a:ln w="19050" cap="flat" cmpd="sng" algn="ctr">
+          <a:solidFill>
+            <a:schemeClr val="phClr"/>
+          </a:solidFill>
+          <a:prstDash val="solid"/>
+          <a:miter lim="800000"/>
+        </a:ln>
+      </a:lnStyleLst>
+      <a:effectStyleLst>
+        <a:effectStyle>
+          <a:effectLst/>
+        </a:effectStyle>
+        <a:effectStyle>
+          <a:effectLst/>
+        </a:effectStyle>
+        <a:effectStyle>
+          <a:effectLst>
+            <a:outerShdw blurRad="57150" dist="19050" dir="5400000" algn="ctr" rotWithShape="false">
+              <a:srgbClr val="000000">
+                <a:alpha val="63000"/>
+              </a:srgbClr>
+            </a:outerShdw>
+          </a:effectLst>
+        </a:effectStyle>
+      </a:effectStyleLst>
+      <a:bgFillStyleLst>
+        <a:solidFill>
+          <a:schemeClr val="phClr"/>
+        </a:solidFill>
+        <a:solidFill>
+          <a:schemeClr val="phClr">
+            <a:tint val="95000"/>
+            <a:satMod val="170000"/>
+          </a:schemeClr>
+        </a:solidFill>
+        <a:gradFill rotWithShape="true">
+          <a:gsLst>
+            <a:gs pos="0">
+              <a:schemeClr val="phClr">
+                <a:tint val="93000"/>
+                <a:satMod val="150000"/>
+                <a:shade val="98000"/>
+                <a:lumMod val="102000"/>
+              </a:schemeClr>
+            </a:gs>
+            <a:gs pos="50000">
+              <a:schemeClr val="phClr">
+                <a:tint val="98000"/>
+                <a:satMod val="130000"/>
+                <a:shade val="90000"/>
+                <a:lumMod val="103000"/>
+              </a:schemeClr>
+            </a:gs>
+            <a:gs pos="100000">
+              <a:schemeClr val="phClr">
+                <a:shade val="63000"/>
+                <a:satMod val="120000"/>
+              </a:schemeClr>
+            </a:gs>
+          </a:gsLst>
+          <a:lin ang="5400000" scaled="false"/>
+        </a:gradFill>
+      </a:bgFillStyleLst>
+    </a:fmtScheme>
+  </a:themeElements>
+  <a:objectDefaults/>
+  <a:extraClrSchemeLst/>
+</a:theme>
 </file>
--- a/blog/05-the-chip-that-says-no-4-the-governor-in-the-rack.docx
+++ b/blog/05-the-chip-that-says-no-4-the-governor-in-the-rack.docx
@@ -34,7 +34,7 @@
         <w:spacing w:after="240" w:before="120" w:line="276" w:lineRule="auto"/>
         <w:ind w:left="360"/>
       </w:pPr>
-      <w:hyperlink w:history="1" r:id="rIdwbdamngt9fjdl_yoqsu51">
+      <w:hyperlink w:history="1" r:id="rIdg1y1qil75ntwdcwulhvb5">
         <w:r>
           <w:rPr>
             <w:rStyle w:val="Hyperlink"/>
@@ -55,7 +55,7 @@
           <w:sz w:val="23"/>
           <w:szCs w:val="23"/>
         </w:rPr>
-        <w:t xml:space="preserve"> was the action side: the contract, the gate, the ticket and the comparator in the device that acts. That is the guarantee, and it runs today. This post is the other half of the design. First the compute side: the silicon root of trust, the model inside confidential compute, the controller and its enforcement points, and what a signature can and cannot prove. Then how the layers talk to each other and to the model, and one request walked from a prompt to an action. Then the part that is new since my colleague's review: the Safety Governor, a chip that pairs with each NVIDIA GPU through the rack's own boards, holds the keys to the switches the GPU's traffic already passes, and is wired to every other governor in the rack by a wire that cannot be talked out of its job. It needs nothing from NVIDIA to do its job, and the short list of things NVIDIA could add is at the end. The experiment program, the tightened claims and the honest list of what none of this solves close the series. Same voice, same analogies, every product and paper linked where it is named.</w:t>
+        <w:t xml:space="preserve"> was the action side: the contract, the gate, the ticket and the comparator in the device that acts. That is the guarantee, and it runs today. This post is the other half of the design. First the compute side: the silicon root of trust, the model inside confidential compute, the controller and its enforcement points, and what a signature can and cannot prove. Then how the layers talk to each other and to the model, and one request walked from a prompt to an action. Then the part that is new since my colleague's review: the Safety Governor, a chip that pairs with each NVIDIA GPU through the rack's own boards, holds the keys to the switches the GPU's traffic already passes, and is wired to every other governor in the rack by a wire that cannot be talked out of its job. It needs nothing from NVIDIA to do its job on the server maker's boards, it asks NVIDIA for the wiring on theirs, and the short list of things NVIDIA could add is at the end. The experiment program, the tightened claims and the honest list of what none of this solves close the series. Same voice, same analogies, every product and paper linked where it is named.</w:t>
       </w:r>
     </w:p>
     <w:p>
@@ -98,7 +98,7 @@
       <w:r>
         <w:t xml:space="preserve"> Think of a birth certificate burned into the chip at the factory, plus an odometer that only counts up, plus a logbook you can add pages to but never tear pages out of. In hardware terms, the birth certificate is a unique secret fused into the die that only the key-derivation engine can read. The odometer is an anti-rollback fuse counter plus a counter that only counts up. The logbook is a set of measurement registers that can only be extended, never written. Around them sit a ROM-resident </w:t>
       </w:r>
-      <w:hyperlink w:history="1" r:id="rIdrrqe2x-6luubkj1p7j2cp">
+      <w:hyperlink w:history="1" r:id="rIdsue2p-sdog52qknavldlj">
         <w:r>
           <w:rPr>
             <w:rStyle w:val="Hyperlink"/>
@@ -109,7 +109,7 @@
       <w:r>
         <w:t xml:space="preserve"> engine that derives the signing key from the measurement of what booted, a quote engine, and a random-number generator. On NVIDIA GPUs the vendor's version of this chain covers the VBIOS and the GSP firmware (the GSP is the RISC-V management processor on the die), and the DPU has its own. The reference models both (</w:t>
       </w:r>
-      <w:hyperlink w:history="1" r:id="rId3ymlwopnotlylzrbvfrrf">
+      <w:hyperlink w:history="1" r:id="rIdccobbspuv79zfyas7h-8m">
         <w:r>
           <w:rPr>
             <w:rStyle w:val="Hyperlink"/>
@@ -123,7 +123,7 @@
       <w:r>
         <w:t xml:space="preserve">) and binds the GPU's quote inside the CPU TEE's, which is the composite-attestation pattern of </w:t>
       </w:r>
-      <w:hyperlink w:history="1" r:id="rIdj119dsltmfceb7hos5seu">
+      <w:hyperlink w:history="1" r:id="rIdvu3imiijf5cii0o_dbzsj">
         <w:r>
           <w:rPr>
             <w:rStyle w:val="Hyperlink"/>
@@ -134,7 +134,7 @@
       <w:r>
         <w:t xml:space="preserve"> and its </w:t>
       </w:r>
-      <w:hyperlink w:history="1" r:id="rId4ovnp87xy6xkuldggwlto">
+      <w:hyperlink w:history="1" r:id="rId-p-cgmrvmu-wubj4bhxsj">
         <w:r>
           <w:rPr>
             <w:rStyle w:val="Hyperlink"/>
@@ -214,7 +214,7 @@
       <w:r>
         <w:t xml:space="preserve"> The CPU TEE and the GPU TEE, verified together. The locked room, with an ID check at the door. GPU memory is walled off from the host by hardware firewalls. PCIe traffic is encrypted. On Hopper that means software-encrypted bounce buffers, and NVLink between GPUs stays unencrypted; on Blackwell the NVLink path is encrypted too, and with a compatible CPU the GPU's TEE-I/O capability replaces the bounce buffers with TDISP/IDE link encryption (</w:t>
       </w:r>
-      <w:hyperlink w:history="1" r:id="rIdafvgokijunbjnxbfxsvhr">
+      <w:hyperlink w:history="1" r:id="rIdm0v-pf-4ox8f1ltoutvdt">
         <w:r>
           <w:rPr>
             <w:rStyle w:val="Hyperlink"/>
@@ -276,7 +276,7 @@
       <w:r>
         <w:t xml:space="preserve"> The CUDA driver already cooperates with confidential-computing mode (</w:t>
       </w:r>
-      <w:hyperlink w:history="1" r:id="rIdxfvcfvrfskofha69fg9uf">
+      <w:hyperlink w:history="1" r:id="rIdc61csmd4dlbthgnqzyr4z">
         <w:r>
           <w:rPr>
             <w:rStyle w:val="Hyperlink"/>
@@ -287,7 +287,7 @@
       <w:r>
         <w:t xml:space="preserve"> is the plainest description). Kernels run unchanged inside the enclave. Copies between the enclaves take the encrypted path. The CPU TEE and the GPU TEE set up their session with an </w:t>
       </w:r>
-      <w:hyperlink w:history="1" r:id="rIdr07tdef6n5ir-pfqr16c8">
+      <w:hyperlink w:history="1" r:id="rId1qwwbubyoaes00li_r6-9">
         <w:r>
           <w:rPr>
             <w:rStyle w:val="Hyperlink"/>
@@ -417,7 +417,7 @@
       <w:r>
         <w:t xml:space="preserve"> Two things. First, a small, isolated controller that manages policies, identities, permissions, revocation and exceptions. Its firmware is in the class of a verified kernel such as </w:t>
       </w:r>
-      <w:hyperlink w:history="1" r:id="rIdeajtoqrcuc-uamqztaoom">
+      <w:hyperlink w:history="1" r:id="rIdwnlisywi9xxkhsyk_ahsq">
         <w:r>
           <w:rPr>
             <w:rStyle w:val="Hyperlink"/>
@@ -860,7 +860,7 @@
               </w:rPr>
               <w:t xml:space="preserve">The PCIe port with </w:t>
             </w:r>
-            <w:hyperlink w:history="1" r:id="rIddqy1d7z-xn_ztpzvurqby">
+            <w:hyperlink w:history="1" r:id="rIdohe13rzzxzaofudgcii8f">
               <w:r>
                 <w:rPr>
                   <w:rStyle w:val="Hyperlink"/>
@@ -978,7 +978,7 @@
               </w:rPr>
               <w:t xml:space="preserve">The NIC or DPU (</w:t>
             </w:r>
-            <w:hyperlink w:history="1" r:id="rIdatvrc0yalmrak4ryc9aan">
+            <w:hyperlink w:history="1" r:id="rIdw4sbwwasdonyypwaakj_a">
               <w:r>
                 <w:rPr>
                   <w:rStyle w:val="Hyperlink"/>
@@ -1049,7 +1049,7 @@
               </w:rPr>
               <w:t xml:space="preserve">Exists as </w:t>
             </w:r>
-            <w:hyperlink w:history="1" r:id="rIdriqulcudno7j261gor-zz">
+            <w:hyperlink w:history="1" r:id="rId4r69pd2vpvzbxbusnnoq6">
               <w:r>
                 <w:rPr>
                   <w:rStyle w:val="Hyperlink"/>
@@ -1092,7 +1092,7 @@
             <w:pPr>
               <w:spacing w:after="0" w:line="252" w:lineRule="auto"/>
             </w:pPr>
-            <w:hyperlink w:history="1" r:id="rIdroheqd_inta4ag53iocxe">
+            <w:hyperlink w:history="1" r:id="rIdrx0xxpvoor0rvfdt9ztww">
               <w:r>
                 <w:rPr>
                   <w:rStyle w:val="Hyperlink"/>
@@ -2051,7 +2051,7 @@
         <w:t xml:space="preserve">What it costs.</w:t>
       </w:r>
       <w:r>
-        <w:t xml:space="preserve"> Estimates, to be measured: an attestation and a manifest verification at load (seconds to a minute, once); a table lookup per work order (tens of nanoseconds, hidden in descriptor processing); one signature per response (budgeted at a millisecond or two on a small crypto coprocessor, with responses batched under one signature when they are short); no change to kernel throughput. The target of under one percent of throughput stays a target, and the measurement has to be taken twice: once for the controller's own overhead and once for the whole protected deployment, including tail latency, small requests, collective communication, logging pressure and revocation.</w:t>
+        <w:t xml:space="preserve"> Estimates, to be measured: an attestation and a manifest verification at load (seconds to a minute, once); a table lookup per work order (tens of nanoseconds, hidden in descriptor processing); one signature per batch window of responses (seventeen milliseconds each on an OTBN-class coprocessor, OpenTitan's published figure, which is why responses are batched under one signature); no change to kernel throughput. The target of under one percent of throughput stays a target, and the measurement has to be taken twice: once for the controller's own overhead and once for the whole protected deployment, including tail latency, small requests, collective communication, logging pressure and revocation.</w:t>
       </w:r>
     </w:p>
     <w:p>
@@ -2628,7 +2628,7 @@
       <w:r>
         <w:t xml:space="preserve"> is </w:t>
       </w:r>
-      <w:hyperlink w:history="1" r:id="rIdmhxw3dxcsmoiqj72j5km6">
+      <w:hyperlink w:history="1" r:id="rIdk1bqyqbxm0-gs31ejsmbn">
         <w:r>
           <w:rPr>
             <w:rStyle w:val="Hyperlink"/>
@@ -2639,7 +2639,7 @@
       <w:r>
         <w:t xml:space="preserve"> as shipped: each agent in its own container, a </w:t>
       </w:r>
-      <w:hyperlink w:history="1" r:id="rId9yf1pgvssazu104ivrpur">
+      <w:hyperlink w:history="1" r:id="rIdoocnghbf770vpgyf_tg4f">
         <w:r>
           <w:rPr>
             <w:rStyle w:val="Hyperlink"/>
@@ -2650,7 +2650,7 @@
       <w:r>
         <w:t xml:space="preserve"> allowlist of file paths locked at creation, a network policy proxy, credentials substituted outside the agent so the agent never sees the real ones, and GPU device access as a line in the policy. It is the playpen. It bounds the process. Its limit is that it lives inside a kernel of tens of millions of lines, and </w:t>
       </w:r>
-      <w:hyperlink w:history="1" r:id="rId_osvhyzn_rgssx-fqfbnu">
+      <w:hyperlink w:history="1" r:id="rIdtljkpwi6rdbg5ejmvvwco">
         <w:r>
           <w:rPr>
             <w:rStyle w:val="Hyperlink"/>
@@ -2661,7 +2661,7 @@
       <w:r>
         <w:t xml:space="preserve"> says the network policy is hot-reloadable at runtime. So the authority to set policy has to move down to the gate, where changing it takes the governance root. The reference already derives OpenShell's network policy from the signed rulebook (</w:t>
       </w:r>
-      <w:hyperlink w:history="1" r:id="rIdk0kivzi1uxmjmbmf-3k9_">
+      <w:hyperlink w:history="1" r:id="rId_dkwgys2e9mfiaunj1m-f">
         <w:r>
           <w:rPr>
             <w:rStyle w:val="Hyperlink"/>
@@ -2740,7 +2740,7 @@
       <w:r>
         <w:t xml:space="preserve">The ten message types, with what each carries and what it proves, are listed field by field in </w:t>
       </w:r>
-      <w:hyperlink w:history="1" r:id="rId-ncakzkpxcpba0nvfiz-h">
+      <w:hyperlink w:history="1" r:id="rIdjolvcdariak2kffzrjvt7">
         <w:r>
           <w:rPr>
             <w:rStyle w:val="Hyperlink"/>
@@ -4577,10 +4577,10 @@
         </w:tblBorders>
       </w:tblPr>
       <w:tblGrid>
-        <w:gridCol w:w="2266"/>
-        <w:gridCol w:w="2107"/>
-        <w:gridCol w:w="3043"/>
-        <w:gridCol w:w="1944"/>
+        <w:gridCol w:w="2191"/>
+        <w:gridCol w:w="1730"/>
+        <w:gridCol w:w="2878"/>
+        <w:gridCol w:w="2561"/>
       </w:tblGrid>
       <w:tr>
         <w:trPr>
@@ -4589,7 +4589,7 @@
         </w:trPr>
         <w:tc>
           <w:tcPr>
-            <w:tcW w:type="dxa" w:w="2266"/>
+            <w:tcW w:type="dxa" w:w="2191"/>
             <w:shd w:fill="E9E8E2" w:color="auto" w:val="clear"/>
             <w:tcMar>
               <w:top w:type="dxa" w:w="70"/>
@@ -4617,7 +4617,7 @@
         </w:tc>
         <w:tc>
           <w:tcPr>
-            <w:tcW w:type="dxa" w:w="2107"/>
+            <w:tcW w:type="dxa" w:w="1730"/>
             <w:shd w:fill="E9E8E2" w:color="auto" w:val="clear"/>
             <w:tcMar>
               <w:top w:type="dxa" w:w="70"/>
@@ -4645,7 +4645,7 @@
         </w:tc>
         <w:tc>
           <w:tcPr>
-            <w:tcW w:type="dxa" w:w="3043"/>
+            <w:tcW w:type="dxa" w:w="2878"/>
             <w:shd w:fill="E9E8E2" w:color="auto" w:val="clear"/>
             <w:tcMar>
               <w:top w:type="dxa" w:w="70"/>
@@ -4673,7 +4673,7 @@
         </w:tc>
         <w:tc>
           <w:tcPr>
-            <w:tcW w:type="dxa" w:w="1944"/>
+            <w:tcW w:type="dxa" w:w="2561"/>
             <w:shd w:fill="E9E8E2" w:color="auto" w:val="clear"/>
             <w:tcMar>
               <w:top w:type="dxa" w:w="70"/>
@@ -4707,7 +4707,7 @@
         </w:trPr>
         <w:tc>
           <w:tcPr>
-            <w:tcW w:type="dxa" w:w="2266"/>
+            <w:tcW w:type="dxa" w:w="2191"/>
             <w:tcMar>
               <w:top w:type="dxa" w:w="70"/>
               <w:left w:type="dxa" w:w="100"/>
@@ -4732,7 +4732,7 @@
         </w:tc>
         <w:tc>
           <w:tcPr>
-            <w:tcW w:type="dxa" w:w="2107"/>
+            <w:tcW w:type="dxa" w:w="1730"/>
             <w:tcMar>
               <w:top w:type="dxa" w:w="70"/>
               <w:left w:type="dxa" w:w="100"/>
@@ -4757,7 +4757,7 @@
         </w:tc>
         <w:tc>
           <w:tcPr>
-            <w:tcW w:type="dxa" w:w="3043"/>
+            <w:tcW w:type="dxa" w:w="2878"/>
             <w:tcMar>
               <w:top w:type="dxa" w:w="70"/>
               <w:left w:type="dxa" w:w="100"/>
@@ -4782,7 +4782,7 @@
         </w:tc>
         <w:tc>
           <w:tcPr>
-            <w:tcW w:type="dxa" w:w="1944"/>
+            <w:tcW w:type="dxa" w:w="2561"/>
             <w:tcMar>
               <w:top w:type="dxa" w:w="70"/>
               <w:left w:type="dxa" w:w="100"/>
@@ -4813,7 +4813,7 @@
         </w:trPr>
         <w:tc>
           <w:tcPr>
-            <w:tcW w:type="dxa" w:w="2266"/>
+            <w:tcW w:type="dxa" w:w="2191"/>
             <w:tcMar>
               <w:top w:type="dxa" w:w="70"/>
               <w:left w:type="dxa" w:w="100"/>
@@ -4838,7 +4838,7 @@
         </w:tc>
         <w:tc>
           <w:tcPr>
-            <w:tcW w:type="dxa" w:w="2107"/>
+            <w:tcW w:type="dxa" w:w="1730"/>
             <w:tcMar>
               <w:top w:type="dxa" w:w="70"/>
               <w:left w:type="dxa" w:w="100"/>
@@ -4863,7 +4863,7 @@
         </w:tc>
         <w:tc>
           <w:tcPr>
-            <w:tcW w:type="dxa" w:w="3043"/>
+            <w:tcW w:type="dxa" w:w="2878"/>
             <w:tcMar>
               <w:top w:type="dxa" w:w="70"/>
               <w:left w:type="dxa" w:w="100"/>
@@ -4888,7 +4888,7 @@
         </w:tc>
         <w:tc>
           <w:tcPr>
-            <w:tcW w:type="dxa" w:w="1944"/>
+            <w:tcW w:type="dxa" w:w="2561"/>
             <w:tcMar>
               <w:top w:type="dxa" w:w="70"/>
               <w:left w:type="dxa" w:w="100"/>
@@ -4919,7 +4919,7 @@
         </w:trPr>
         <w:tc>
           <w:tcPr>
-            <w:tcW w:type="dxa" w:w="2266"/>
+            <w:tcW w:type="dxa" w:w="2191"/>
             <w:tcMar>
               <w:top w:type="dxa" w:w="70"/>
               <w:left w:type="dxa" w:w="100"/>
@@ -4944,7 +4944,7 @@
         </w:tc>
         <w:tc>
           <w:tcPr>
-            <w:tcW w:type="dxa" w:w="2107"/>
+            <w:tcW w:type="dxa" w:w="1730"/>
             <w:tcMar>
               <w:top w:type="dxa" w:w="70"/>
               <w:left w:type="dxa" w:w="100"/>
@@ -4969,7 +4969,7 @@
         </w:tc>
         <w:tc>
           <w:tcPr>
-            <w:tcW w:type="dxa" w:w="3043"/>
+            <w:tcW w:type="dxa" w:w="2878"/>
             <w:tcMar>
               <w:top w:type="dxa" w:w="70"/>
               <w:left w:type="dxa" w:w="100"/>
@@ -4994,7 +4994,7 @@
         </w:tc>
         <w:tc>
           <w:tcPr>
-            <w:tcW w:type="dxa" w:w="1944"/>
+            <w:tcW w:type="dxa" w:w="2561"/>
             <w:tcMar>
               <w:top w:type="dxa" w:w="70"/>
               <w:left w:type="dxa" w:w="100"/>
@@ -5025,7 +5025,7 @@
         </w:trPr>
         <w:tc>
           <w:tcPr>
-            <w:tcW w:type="dxa" w:w="2266"/>
+            <w:tcW w:type="dxa" w:w="2191"/>
             <w:tcMar>
               <w:top w:type="dxa" w:w="70"/>
               <w:left w:type="dxa" w:w="100"/>
@@ -5050,7 +5050,7 @@
         </w:tc>
         <w:tc>
           <w:tcPr>
-            <w:tcW w:type="dxa" w:w="2107"/>
+            <w:tcW w:type="dxa" w:w="1730"/>
             <w:tcMar>
               <w:top w:type="dxa" w:w="70"/>
               <w:left w:type="dxa" w:w="100"/>
@@ -5075,7 +5075,7 @@
         </w:tc>
         <w:tc>
           <w:tcPr>
-            <w:tcW w:type="dxa" w:w="3043"/>
+            <w:tcW w:type="dxa" w:w="2878"/>
             <w:tcMar>
               <w:top w:type="dxa" w:w="70"/>
               <w:left w:type="dxa" w:w="100"/>
@@ -5100,7 +5100,7 @@
         </w:tc>
         <w:tc>
           <w:tcPr>
-            <w:tcW w:type="dxa" w:w="1944"/>
+            <w:tcW w:type="dxa" w:w="2561"/>
             <w:tcMar>
               <w:top w:type="dxa" w:w="70"/>
               <w:left w:type="dxa" w:w="100"/>
@@ -5131,7 +5131,7 @@
         </w:trPr>
         <w:tc>
           <w:tcPr>
-            <w:tcW w:type="dxa" w:w="2266"/>
+            <w:tcW w:type="dxa" w:w="2191"/>
             <w:tcMar>
               <w:top w:type="dxa" w:w="70"/>
               <w:left w:type="dxa" w:w="100"/>
@@ -5156,76 +5156,76 @@
         </w:tc>
         <w:tc>
           <w:tcPr>
-            <w:tcW w:type="dxa" w:w="2107"/>
-            <w:tcMar>
-              <w:top w:type="dxa" w:w="70"/>
-              <w:left w:type="dxa" w:w="100"/>
-              <w:bottom w:type="dxa" w:w="70"/>
-              <w:right w:type="dxa" w:w="100"/>
-            </w:tcMar>
-          </w:tcPr>
-          <w:p>
-            <w:pPr>
-              <w:spacing w:after="0" w:line="252" w:lineRule="auto"/>
-            </w:pPr>
-            <w:r>
-              <w:rPr>
-                <w:rFonts w:ascii="Georgia" w:cs="Georgia" w:eastAsia="Georgia" w:hAnsi="Georgia"/>
-                <w:color w:val="2C2C2A"/>
-                <w:sz w:val="18"/>
-                <w:szCs w:val="18"/>
-              </w:rPr>
-              <w:t xml:space="preserve">Once per response, or once per batch of responses</w:t>
-            </w:r>
-          </w:p>
-        </w:tc>
-        <w:tc>
-          <w:tcPr>
-            <w:tcW w:type="dxa" w:w="3043"/>
-            <w:tcMar>
-              <w:top w:type="dxa" w:w="70"/>
-              <w:left w:type="dxa" w:w="100"/>
-              <w:bottom w:type="dxa" w:w="70"/>
-              <w:right w:type="dxa" w:w="100"/>
-            </w:tcMar>
-          </w:tcPr>
-          <w:p>
-            <w:pPr>
-              <w:spacing w:after="0" w:line="252" w:lineRule="auto"/>
-            </w:pPr>
-            <w:r>
-              <w:rPr>
-                <w:rFonts w:ascii="Georgia" w:cs="Georgia" w:eastAsia="Georgia" w:hAnsi="Georgia"/>
-                <w:color w:val="2C2C2A"/>
-                <w:sz w:val="18"/>
-                <w:szCs w:val="18"/>
-              </w:rPr>
-              <w:t xml:space="preserve">A budget of under two milliseconds per signature on an OTBN-class coprocessor; batched over a 10 ms window</w:t>
-            </w:r>
-          </w:p>
-        </w:tc>
-        <w:tc>
-          <w:tcPr>
-            <w:tcW w:type="dxa" w:w="1944"/>
-            <w:tcMar>
-              <w:top w:type="dxa" w:w="70"/>
-              <w:left w:type="dxa" w:w="100"/>
-              <w:bottom w:type="dxa" w:w="70"/>
-              <w:right w:type="dxa" w:w="100"/>
-            </w:tcMar>
-          </w:tcPr>
-          <w:p>
-            <w:pPr>
-              <w:spacing w:after="0" w:line="252" w:lineRule="auto"/>
-            </w:pPr>
-            <w:r>
-              <w:rPr>
-                <w:rFonts w:ascii="Georgia" w:cs="Georgia" w:eastAsia="Georgia" w:hAnsi="Georgia"/>
-                <w:color w:val="2C2C2A"/>
-                <w:sz w:val="18"/>
-                <w:szCs w:val="18"/>
-              </w:rPr>
-              <w:t xml:space="preserve">Response completion</w:t>
+            <w:tcW w:type="dxa" w:w="1730"/>
+            <w:tcMar>
+              <w:top w:type="dxa" w:w="70"/>
+              <w:left w:type="dxa" w:w="100"/>
+              <w:bottom w:type="dxa" w:w="70"/>
+              <w:right w:type="dxa" w:w="100"/>
+            </w:tcMar>
+          </w:tcPr>
+          <w:p>
+            <w:pPr>
+              <w:spacing w:after="0" w:line="252" w:lineRule="auto"/>
+            </w:pPr>
+            <w:r>
+              <w:rPr>
+                <w:rFonts w:ascii="Georgia" w:cs="Georgia" w:eastAsia="Georgia" w:hAnsi="Georgia"/>
+                <w:color w:val="2C2C2A"/>
+                <w:sz w:val="18"/>
+                <w:szCs w:val="18"/>
+              </w:rPr>
+              <w:t xml:space="preserve">Once per batch window of responses</w:t>
+            </w:r>
+          </w:p>
+        </w:tc>
+        <w:tc>
+          <w:tcPr>
+            <w:tcW w:type="dxa" w:w="2878"/>
+            <w:tcMar>
+              <w:top w:type="dxa" w:w="70"/>
+              <w:left w:type="dxa" w:w="100"/>
+              <w:bottom w:type="dxa" w:w="70"/>
+              <w:right w:type="dxa" w:w="100"/>
+            </w:tcMar>
+          </w:tcPr>
+          <w:p>
+            <w:pPr>
+              <w:spacing w:after="0" w:line="252" w:lineRule="auto"/>
+            </w:pPr>
+            <w:r>
+              <w:rPr>
+                <w:rFonts w:ascii="Georgia" w:cs="Georgia" w:eastAsia="Georgia" w:hAnsi="Georgia"/>
+                <w:color w:val="2C2C2A"/>
+                <w:sz w:val="18"/>
+                <w:szCs w:val="18"/>
+              </w:rPr>
+              <w:t xml:space="preserve">Seventeen milliseconds per P-384 signature on an OTBN-class coprocessor (OpenTitan's published cycle count); one signature per 50 ms window over a Merkle root of the window's records; the engine runs beside the GPU</w:t>
+            </w:r>
+          </w:p>
+        </w:tc>
+        <w:tc>
+          <w:tcPr>
+            <w:tcW w:type="dxa" w:w="2561"/>
+            <w:tcMar>
+              <w:top w:type="dxa" w:w="70"/>
+              <w:left w:type="dxa" w:w="100"/>
+              <w:bottom w:type="dxa" w:w="70"/>
+              <w:right w:type="dxa" w:w="100"/>
+            </w:tcMar>
+          </w:tcPr>
+          <w:p>
+            <w:pPr>
+              <w:spacing w:after="0" w:line="252" w:lineRule="auto"/>
+            </w:pPr>
+            <w:r>
+              <w:rPr>
+                <w:rFonts w:ascii="Georgia" w:cs="Georgia" w:eastAsia="Georgia" w:hAnsi="Georgia"/>
+                <w:color w:val="2C2C2A"/>
+                <w:sz w:val="18"/>
+                <w:szCs w:val="18"/>
+              </w:rPr>
+              <w:t xml:space="preserve">Response completion; at most 67 ms if a response waits for its record</w:t>
             </w:r>
           </w:p>
         </w:tc>
@@ -5237,7 +5237,7 @@
         </w:trPr>
         <w:tc>
           <w:tcPr>
-            <w:tcW w:type="dxa" w:w="2266"/>
+            <w:tcW w:type="dxa" w:w="2191"/>
             <w:tcMar>
               <w:top w:type="dxa" w:w="70"/>
               <w:left w:type="dxa" w:w="100"/>
@@ -5262,7 +5262,7 @@
         </w:tc>
         <w:tc>
           <w:tcPr>
-            <w:tcW w:type="dxa" w:w="2107"/>
+            <w:tcW w:type="dxa" w:w="1730"/>
             <w:tcMar>
               <w:top w:type="dxa" w:w="70"/>
               <w:left w:type="dxa" w:w="100"/>
@@ -5287,7 +5287,7 @@
         </w:tc>
         <w:tc>
           <w:tcPr>
-            <w:tcW w:type="dxa" w:w="3043"/>
+            <w:tcW w:type="dxa" w:w="2878"/>
             <w:tcMar>
               <w:top w:type="dxa" w:w="70"/>
               <w:left w:type="dxa" w:w="100"/>
@@ -5312,7 +5312,7 @@
         </w:tc>
         <w:tc>
           <w:tcPr>
-            <w:tcW w:type="dxa" w:w="1944"/>
+            <w:tcW w:type="dxa" w:w="2561"/>
             <w:tcMar>
               <w:top w:type="dxa" w:w="70"/>
               <w:left w:type="dxa" w:w="100"/>
@@ -5343,7 +5343,7 @@
         </w:trPr>
         <w:tc>
           <w:tcPr>
-            <w:tcW w:type="dxa" w:w="2266"/>
+            <w:tcW w:type="dxa" w:w="2191"/>
             <w:tcMar>
               <w:top w:type="dxa" w:w="70"/>
               <w:left w:type="dxa" w:w="100"/>
@@ -5368,7 +5368,7 @@
         </w:tc>
         <w:tc>
           <w:tcPr>
-            <w:tcW w:type="dxa" w:w="2107"/>
+            <w:tcW w:type="dxa" w:w="1730"/>
             <w:tcMar>
               <w:top w:type="dxa" w:w="70"/>
               <w:left w:type="dxa" w:w="100"/>
@@ -5393,7 +5393,7 @@
         </w:tc>
         <w:tc>
           <w:tcPr>
-            <w:tcW w:type="dxa" w:w="3043"/>
+            <w:tcW w:type="dxa" w:w="2878"/>
             <w:tcMar>
               <w:top w:type="dxa" w:w="70"/>
               <w:left w:type="dxa" w:w="100"/>
@@ -5418,7 +5418,7 @@
         </w:tc>
         <w:tc>
           <w:tcPr>
-            <w:tcW w:type="dxa" w:w="1944"/>
+            <w:tcW w:type="dxa" w:w="2561"/>
             <w:tcMar>
               <w:top w:type="dxa" w:w="70"/>
               <w:left w:type="dxa" w:w="100"/>
@@ -5449,7 +5449,7 @@
         </w:trPr>
         <w:tc>
           <w:tcPr>
-            <w:tcW w:type="dxa" w:w="2266"/>
+            <w:tcW w:type="dxa" w:w="2191"/>
             <w:tcMar>
               <w:top w:type="dxa" w:w="70"/>
               <w:left w:type="dxa" w:w="100"/>
@@ -5474,7 +5474,7 @@
         </w:tc>
         <w:tc>
           <w:tcPr>
-            <w:tcW w:type="dxa" w:w="2107"/>
+            <w:tcW w:type="dxa" w:w="1730"/>
             <w:tcMar>
               <w:top w:type="dxa" w:w="70"/>
               <w:left w:type="dxa" w:w="100"/>
@@ -5499,7 +5499,7 @@
         </w:tc>
         <w:tc>
           <w:tcPr>
-            <w:tcW w:type="dxa" w:w="3043"/>
+            <w:tcW w:type="dxa" w:w="2878"/>
             <w:tcMar>
               <w:top w:type="dxa" w:w="70"/>
               <w:left w:type="dxa" w:w="100"/>
@@ -5524,7 +5524,7 @@
         </w:tc>
         <w:tc>
           <w:tcPr>
-            <w:tcW w:type="dxa" w:w="1944"/>
+            <w:tcW w:type="dxa" w:w="2561"/>
             <w:tcMar>
               <w:top w:type="dxa" w:w="70"/>
               <w:left w:type="dxa" w:w="100"/>
@@ -5555,7 +5555,7 @@
         </w:trPr>
         <w:tc>
           <w:tcPr>
-            <w:tcW w:type="dxa" w:w="2266"/>
+            <w:tcW w:type="dxa" w:w="2191"/>
             <w:tcMar>
               <w:top w:type="dxa" w:w="70"/>
               <w:left w:type="dxa" w:w="100"/>
@@ -5580,7 +5580,7 @@
         </w:tc>
         <w:tc>
           <w:tcPr>
-            <w:tcW w:type="dxa" w:w="2107"/>
+            <w:tcW w:type="dxa" w:w="1730"/>
             <w:tcMar>
               <w:top w:type="dxa" w:w="70"/>
               <w:left w:type="dxa" w:w="100"/>
@@ -5605,7 +5605,7 @@
         </w:tc>
         <w:tc>
           <w:tcPr>
-            <w:tcW w:type="dxa" w:w="3043"/>
+            <w:tcW w:type="dxa" w:w="2878"/>
             <w:tcMar>
               <w:top w:type="dxa" w:w="70"/>
               <w:left w:type="dxa" w:w="100"/>
@@ -5630,7 +5630,7 @@
         </w:tc>
         <w:tc>
           <w:tcPr>
-            <w:tcW w:type="dxa" w:w="1944"/>
+            <w:tcW w:type="dxa" w:w="2561"/>
             <w:tcMar>
               <w:top w:type="dxa" w:w="70"/>
               <w:left w:type="dxa" w:w="100"/>
@@ -5661,7 +5661,7 @@
         </w:trPr>
         <w:tc>
           <w:tcPr>
-            <w:tcW w:type="dxa" w:w="2266"/>
+            <w:tcW w:type="dxa" w:w="2191"/>
             <w:tcMar>
               <w:top w:type="dxa" w:w="70"/>
               <w:left w:type="dxa" w:w="100"/>
@@ -5686,7 +5686,7 @@
         </w:tc>
         <w:tc>
           <w:tcPr>
-            <w:tcW w:type="dxa" w:w="2107"/>
+            <w:tcW w:type="dxa" w:w="1730"/>
             <w:tcMar>
               <w:top w:type="dxa" w:w="70"/>
               <w:left w:type="dxa" w:w="100"/>
@@ -5711,7 +5711,7 @@
         </w:tc>
         <w:tc>
           <w:tcPr>
-            <w:tcW w:type="dxa" w:w="3043"/>
+            <w:tcW w:type="dxa" w:w="2878"/>
             <w:tcMar>
               <w:top w:type="dxa" w:w="70"/>
               <w:left w:type="dxa" w:w="100"/>
@@ -5736,7 +5736,7 @@
         </w:tc>
         <w:tc>
           <w:tcPr>
-            <w:tcW w:type="dxa" w:w="1944"/>
+            <w:tcW w:type="dxa" w:w="2561"/>
             <w:tcMar>
               <w:top w:type="dxa" w:w="70"/>
               <w:left w:type="dxa" w:w="100"/>
@@ -5790,7 +5790,7 @@
       <w:r>
         <w:t xml:space="preserve">Everything above says what the controller does. This section says where it lives, and the answer changed while I was writing. My first draft put it in the GPU package. That is not realistic. NVIDIA has most of the market, CUDA is the software everyone writes to, and a design that needs NVIDIA to rebuild its GPU is a design that does not ship. So the question became: what is the most a chip can do if it is added to a rack built from NVIDIA GPUs, baseboards and switches exactly as they ship, and changes nothing in CUDA? The answer is a separate project, </w:t>
       </w:r>
-      <w:hyperlink w:history="1" r:id="rIdmbwqpnthf5dsvhuzjbruh">
+      <w:hyperlink w:history="1" r:id="rIdiugogho_ucqd_j97tqk4t">
         <w:r>
           <w:rPr>
             <w:rStyle w:val="Hyperlink"/>
@@ -5807,7 +5807,7 @@
         <w:spacing w:after="160" w:line="276" w:lineRule="auto"/>
       </w:pPr>
       <w:r>
-        <w:t xml:space="preserve">A modern AI rack is a stack of boards NVIDIA does not own outright. Many modern system boards have a slot for a management module (OCP's DC-SCM standard), the card that carries the baseboard controller and the platform root of trust on a connector that already brings out PCIe, I2C and the board's sideband signals. The GPU baseboard has management buses to every GPU and to the NVSwitch chips that carry NVLink between the GPUs. The PCIe switch has a management port. The DPU has an out-of-band port. Every one of those is a place where control hardware already lives. The governor goes there. In plain words: the security office rents the room next door that every building already has, instead of asking the landlord to knock a hole in the wall.</w:t>
+        <w:t xml:space="preserve">A modern AI rack is a stack of boards, and it matters whose each one is. The system board, the PCIe switch and the DPU are the server maker's. Many modern system boards have a slot for a management module (OCP's DC-SCM standard), the card that carries the baseboard management controller, and optionally a root of trust, on a connector that already brings out PCIe, I2C and the board's sideband signals. The PCIe switch has a management port. The DPU has an out-of-band port. The GPU baseboard, with the GPUs, the NVSwitch chips and its own management controller, is NVIDIA's, and the system board reaches it through the baseboard's connector: the management bus to the GPUs, and whichever reset and power signals the server maker wires. The governor goes on the server maker's side, in that slot, and reaches the baseboard through that connector. Soldering it onto the baseboard beside NVIDIA's controller would be the shortest wiring; it is an ask to NVIDIA, not an assumption. In plain words: the security office rents the room next door that every building already has, and it asks the landlord for nothing except, later, a better door.</w:t>
       </w:r>
     </w:p>
     <w:p>
@@ -5834,10 +5834,10 @@
           <w:b/>
           <w:bCs/>
         </w:rPr>
-        <w:t xml:space="preserve">Three levers that need nothing from NVIDIA.</w:t>
-      </w:r>
-      <w:r>
-        <w:t xml:space="preserve"> NVIDIA GPUs have a hardware power-brake input that forces a clock slowdown at once and reversibly; on PCIe cards it is an optional pin on the edge connector that many boards do not wire, so the governor's carrier routes it, and where no hardware brake exists the fallback is the power cap over the management bus, which NVIDIA documents as surviving driver reloads and reboots. Every slot has a reset line that ends the job. Boards with per-slot power control have a power enable on the slot's hot-swap controller. The governor drives whichever of the three the board provides, records in the policy which ones exist, and they default to the safe state at power-on. A GPU whose firmware ignores every polite request over the management bus still stops, because the appliance does not get a vote on the circuit breaker. The functional model has a test for exactly that: a GPU that ignores software, braked, reset and cut.</w:t>
+        <w:t xml:space="preserve">Three levers that need nothing from NVIDIA's silicon.</w:t>
+      </w:r>
+      <w:r>
+        <w:t xml:space="preserve"> NVIDIA GPUs have a hardware power-brake input that forces a clock slowdown at once and reversibly; on PCIe cards it is an optional pin on the edge connector that many boards do not wire, so the governor's carrier routes it, and where no hardware brake exists the fallback is the power cap over the management bus, which NVIDIA documents as surviving driver reloads and reboots. Every slot has a reset line that ends the job. Boards with per-slot power control have a power enable on the slot's hot-swap controller. The governor drives whichever of the three the board provides, records in the policy which ones exist, and they default to the safe state at power-on. On a server built from PCIe cards the slots are the server maker's to wire; on an HGX baseboard the per-slot signals are on NVIDIA's board, and the governor gets what the baseboard's connector brings out, the management bus above all, so there the brake and the power cap are what exists until NVIDIA routes the rest. A GPU whose firmware ignores every polite request over the management bus still stops, because the appliance does not get a vote on the circuit breaker. The functional model has a test for exactly that: a GPU that ignores software, braked, reset and cut.</w:t>
       </w:r>
     </w:p>
     <w:p>
@@ -5852,7 +5852,7 @@
         <w:t xml:space="preserve">The switches are the doors.</w:t>
       </w:r>
       <w:r>
-        <w:t xml:space="preserve"> Every byte that leaves a GPU in a rack passes a switch that is not inside the GPU. NVLink between GPUs passes the NVSwitch chips on the baseboard, and across trays it passes the switch trays. Traffic to the host, to storage and GPU-to-GPU over PCIe passes the PCIe switch. RDMA to other nodes passes the DPU. Each of those switches has a management interface with port enables, isolation settings or flow tables. The governor becomes the only writer on those interfaces. A port is open to a GPU on the job's roster, under the current edition of the rulebook, while the heartbeat is live, or it is closed. The governor does not stand in the corridor checking parcels. It holds the keys to the doors between the buildings, and the doors only open for people on the roll. What that gives you is link-level containment: no bytes to a stranger, nothing at all when the authority goes quiet, and "which GPUs may talk" becomes a policy decision the host cannot change. What it does not give you is inspection of individual transfers between two legitimate roster members. That is the residual, and the in-GPU checkers in the table above are what would close it.</w:t>
+        <w:t xml:space="preserve"> Every byte that leaves a GPU in a rack passes a switch that is not inside the GPU. NVLink between GPUs passes the NVSwitch chips on the baseboard, and across trays it passes the switch trays. Traffic to the host, to storage and GPU-to-GPU over PCIe passes the PCIe switch. RDMA to other nodes passes the DPU. Each of those switches has a management interface: port enables, isolation settings and containment on the PCIe switch, flow rules on the DPU, and on the NVSwitch chips the partition tables that NVIDIA's Fabric Manager programs. The governor becomes the only writer on the ones the server maker controls, and holds the partition policy that Fabric Manager is asked to honour on the one NVIDIA controls. A port is open to a GPU on the job's roster, under the current edition of the rulebook, while the heartbeat is live, or it is closed. The governor does not stand in the corridor checking parcels. It holds the keys to the doors between the buildings, and the doors only open for people on the roll. What that gives you is link-level containment: no bytes to a stranger, nothing at all when the authority goes quiet, and "which GPUs may talk" becomes a policy decision the host cannot change. What it does not give you is inspection of individual transfers between two legitimate roster members. That is the residual, and the in-GPU checkers in the table above are what would close it.</w:t>
       </w:r>
     </w:p>
     <w:p>
@@ -5927,7 +5927,7 @@
         <w:t xml:space="preserve">What it costs.</w:t>
       </w:r>
       <w:r>
-        <w:t xml:space="preserve"> The governor is never on a data path. It programs ports; it does not sit on them. Its work grows with boundary crossings and actions, never with tokens or with bandwidth. In the model, a reference workload of half a million tokens with a thousand signed responses and fifty actions costs the governor about one second against two hundred and fifty seconds of GPU time, four tenths of a percent, with each signature charged at its full one-millisecond budget. The honest shape of that number is that the signature is per response, so short responses cost more: at a hundred tokens a response it is two percent unless responses are batched under one signature, which is what the specification does and the test suite checks. A model, not a measurement; the measurement is Phase 2.</w:t>
+        <w:t xml:space="preserve"> The governor is never on a data path. It programs ports; it does not sit on them. Its work grows with boundary crossings and actions, never with tokens or with bandwidth. Three numbers describe the cost, because they answer three different questions. The firmware's time, which is the only governor work on the path of an action: for a reference workload of half a million tokens, a thousand responses and fifty actions, about twenty-four milliseconds against two hundred and fifty seconds of GPU time, a hundredth of a percent. The signing engine, which runs beside the GPU and only has to keep up: priced at the figure OpenTitan publishes for its OTBN coprocessor, seventeen milliseconds for a P-384 signature, it cannot sign every response one by one (a chip serving eight GPUs with short responses would need it nearly three times over), so the specification signs one Merkle root per fifty-millisecond window and the engine is busy a third of the time whatever the load. And latency: a runtime that insists on its receipt before releasing a response waits at most sixty-seven milliseconds. An earlier draft of this post priced the signature at one millisecond and claimed four tenths of a percent; the audit replaced the wish with the published figure, and the test suite now asserts the shortfall as well as the fix. A model, not a measurement; the measurement is Phase 2.</w:t>
       </w:r>
     </w:p>
     <w:p>
@@ -5959,7 +5959,7 @@
       <w:r>
         <w:t xml:space="preserve"> The </w:t>
       </w:r>
-      <w:hyperlink w:history="1" r:id="rIdy9s0wlz62uobd31pmir_9">
+      <w:hyperlink w:history="1" r:id="rIdelxw1vux1uouhnuqidqtz">
         <w:r>
           <w:rPr>
             <w:rStyle w:val="Hyperlink"/>
@@ -6206,7 +6206,7 @@
               </w:rPr>
               <w:t xml:space="preserve">Where it is in </w:t>
             </w:r>
-            <w:hyperlink w:history="1" r:id="rId3rhcqgcjme6pvfs5cy4uz">
+            <w:hyperlink w:history="1" r:id="rIddkwsflwisxp7lzfvpnyk6">
               <w:r>
                 <w:rPr>
                   <w:rStyle w:val="Hyperlink"/>
@@ -8326,7 +8326,7 @@
       <w:r>
         <w:t xml:space="preserve">The catalogue is the constant across all three phases. A phase is finished when the same sweep passes against that phase's artefact. H0 to H10 run today in this repository; H11 to H16, and H0 to H10 again against the governor model, run in </w:t>
       </w:r>
-      <w:hyperlink w:history="1" r:id="rIdz2ojyvswzaib3bcdqfcyp">
+      <w:hyperlink w:history="1" r:id="rIdyia-xvdwkphzlh36jdlxz">
         <w:r>
           <w:rPr>
             <w:rStyle w:val="Hyperlink"/>
@@ -8354,7 +8354,7 @@
       <w:r>
         <w:t xml:space="preserve">My colleague's table of seven claims, each one narrowed, is adopted in full and lives in </w:t>
       </w:r>
-      <w:hyperlink w:history="1" r:id="rIdrd9lcqi9nmo__xf0ixosu">
+      <w:hyperlink w:history="1" r:id="rIdqih7wm8ej5r7vs-phme8j">
         <w:r>
           <w:rPr>
             <w:rStyle w:val="Hyperlink"/>
@@ -8575,7 +8575,7 @@
               </w:rPr>
               <w:t xml:space="preserve">GPU boot ROM, fused keys, measured firmware; the DPU's root; </w:t>
             </w:r>
-            <w:hyperlink w:history="1" r:id="rIdkga2luwmc1eqvvtycyrtv">
+            <w:hyperlink w:history="1" r:id="rIdftfnvrfy9rad5akd0vckp">
               <w:r>
                 <w:rPr>
                   <w:rStyle w:val="Hyperlink"/>
@@ -8596,7 +8596,7 @@
               </w:rPr>
               <w:t xml:space="preserve">, </w:t>
             </w:r>
-            <w:hyperlink w:history="1" r:id="rIdi-bm7yqakzgsnlwnmg7qq">
+            <w:hyperlink w:history="1" r:id="rIdwnc4xwefjo7jf2vzgvbgd">
               <w:r>
                 <w:rPr>
                   <w:rStyle w:val="Hyperlink"/>
@@ -8617,7 +8617,7 @@
               </w:rPr>
               <w:t xml:space="preserve">, </w:t>
             </w:r>
-            <w:hyperlink w:history="1" r:id="rIdosk6n9zfxyfqw6x38dc1e">
+            <w:hyperlink w:history="1" r:id="rIdkjbw0_ot861pcngu4scc-">
               <w:r>
                 <w:rPr>
                   <w:rStyle w:val="Hyperlink"/>
@@ -8726,7 +8726,7 @@
             <w:pPr>
               <w:spacing w:after="0" w:line="252" w:lineRule="auto"/>
             </w:pPr>
-            <w:hyperlink w:history="1" r:id="rIdm8t4bh1dbq4xeria3oat1">
+            <w:hyperlink w:history="1" r:id="rIdwboxvwxfzsy8vewrpmzv3">
               <w:r>
                 <w:rPr>
                   <w:rStyle w:val="Hyperlink"/>
@@ -8747,7 +8747,7 @@
               </w:rPr>
               <w:t xml:space="preserve">, </w:t>
             </w:r>
-            <w:hyperlink w:history="1" r:id="rId2lqpj679nuqxxz75fatze">
+            <w:hyperlink w:history="1" r:id="rIdi3c0yku8dzzc29srh-9_s">
               <w:r>
                 <w:rPr>
                   <w:rStyle w:val="Hyperlink"/>
@@ -8874,7 +8874,7 @@
               </w:rPr>
               <w:t xml:space="preserve">The </w:t>
             </w:r>
-            <w:hyperlink w:history="1" r:id="rIds8bzfehbscxtziwugvbub">
+            <w:hyperlink w:history="1" r:id="rIdbuzunpr282q_t3eu0u-vd">
               <w:r>
                 <w:rPr>
                   <w:rStyle w:val="Hyperlink"/>
@@ -8895,7 +8895,7 @@
               </w:rPr>
               <w:t xml:space="preserve"> design: functional model, hypothesis suite, RTL for the hard-core blocks, a LibreLane flow for a sky130 shuttle, the rack integration reference; the closest shipping analogs are the GSP, Pluton, BlueField-4's own root, and the hardware-governance proposals from </w:t>
             </w:r>
-            <w:hyperlink w:history="1" r:id="rIdxtoghdu3_nhkmxhvp3sc7">
+            <w:hyperlink w:history="1" r:id="rIdlhtlu9fba0--nd09v4741">
               <w:r>
                 <w:rPr>
                   <w:rStyle w:val="Hyperlink"/>
@@ -8916,7 +8916,7 @@
               </w:rPr>
               <w:t xml:space="preserve"> and the </w:t>
             </w:r>
-            <w:hyperlink w:history="1" r:id="rId2avc_gr9a7oipp2tj44y1">
+            <w:hyperlink w:history="1" r:id="rId3hdvwnf5b1vzit1um3q8o">
               <w:r>
                 <w:rPr>
                   <w:rStyle w:val="Hyperlink"/>
@@ -9034,7 +9034,7 @@
             <w:pPr>
               <w:spacing w:after="0" w:line="252" w:lineRule="auto"/>
             </w:pPr>
-            <w:hyperlink w:history="1" r:id="rId9gn6-bmovrufk_t-dbc4u">
+            <w:hyperlink w:history="1" r:id="rIdrl2w320g5n4mqdyu0zukt">
               <w:r>
                 <w:rPr>
                   <w:rStyle w:val="Hyperlink"/>
@@ -9161,7 +9161,7 @@
               </w:rPr>
               <w:t xml:space="preserve">OpenShell supervisor middleware with the gate on its path (</w:t>
             </w:r>
-            <w:hyperlink w:history="1" r:id="rId7n_uzea12lu0t-dcmpfqh">
+            <w:hyperlink w:history="1" r:id="rIdzjhsdpdfxuclwrwz9bxz0">
               <w:r>
                 <w:rPr>
                   <w:rStyle w:val="Hyperlink"/>
@@ -9279,7 +9279,7 @@
             <w:pPr>
               <w:spacing w:after="0" w:line="252" w:lineRule="auto"/>
             </w:pPr>
-            <w:hyperlink w:history="1" r:id="rIdwvgc6emybltr_y-geptzn">
+            <w:hyperlink w:history="1" r:id="rIdifypiqqz1hop4pgc50vme">
               <w:r>
                 <w:rPr>
                   <w:rStyle w:val="Hyperlink"/>
@@ -9300,7 +9300,7 @@
               </w:rPr>
               <w:t xml:space="preserve">, </w:t>
             </w:r>
-            <w:hyperlink w:history="1" r:id="rIdvj09fzvzaxegsqzst0na-">
+            <w:hyperlink w:history="1" r:id="rId5xmshw39ayrsgvgsa5aga">
               <w:r>
                 <w:rPr>
                   <w:rStyle w:val="Hyperlink"/>
@@ -9427,7 +9427,7 @@
               </w:rPr>
               <w:t xml:space="preserve">Drone no-fly zones, fuze safety interlocks, process-plant safety systems, HSMs; </w:t>
             </w:r>
-            <w:hyperlink w:history="1" r:id="rIdezhn1lvlrmpqjwrho_81r">
+            <w:hyperlink w:history="1" r:id="rIdvsgtxl3l8zb9l1twsii-_">
               <w:r>
                 <w:rPr>
                   <w:rStyle w:val="Hyperlink"/>
@@ -9545,7 +9545,7 @@
             <w:pPr>
               <w:spacing w:after="0" w:line="252" w:lineRule="auto"/>
             </w:pPr>
-            <w:hyperlink w:history="1" r:id="rId83l82xyds4qrzntmz_goo">
+            <w:hyperlink w:history="1" r:id="rIdhxtbawwal3uttkjdh8g2k">
               <w:r>
                 <w:rPr>
                   <w:rStyle w:val="Hyperlink"/>
@@ -9663,7 +9663,7 @@
             <w:pPr>
               <w:spacing w:after="0" w:line="252" w:lineRule="auto"/>
             </w:pPr>
-            <w:hyperlink w:history="1" r:id="rIdlbbutoms5a-9uemobmxac">
+            <w:hyperlink w:history="1" r:id="rId8q3bkabgl_fp09ua1ufvr">
               <w:r>
                 <w:rPr>
                   <w:rStyle w:val="Hyperlink"/>
@@ -9684,7 +9684,7 @@
               </w:rPr>
               <w:t xml:space="preserve">; </w:t>
             </w:r>
-            <w:hyperlink w:history="1" r:id="rIdrvggbfeg_nunyzmpfjc2g">
+            <w:hyperlink w:history="1" r:id="rIdodj_9a1ywpe4f7esmi4ot">
               <w:r>
                 <w:rPr>
                   <w:rStyle w:val="Hyperlink"/>
@@ -9793,7 +9793,7 @@
             <w:pPr>
               <w:spacing w:after="0" w:line="252" w:lineRule="auto"/>
             </w:pPr>
-            <w:hyperlink w:history="1" r:id="rId8gkjyhuogxaazymb41bde">
+            <w:hyperlink w:history="1" r:id="rIdenkrdjaim0gb5awml2pkg">
               <w:r>
                 <w:rPr>
                   <w:rStyle w:val="Hyperlink"/>
@@ -10030,7 +10030,7 @@
       <w:r>
         <w:t xml:space="preserve">J. P. Anderson, </w:t>
       </w:r>
-      <w:hyperlink w:history="1" r:id="rId-38kot0tyjqlsm3nghexe">
+      <w:hyperlink w:history="1" r:id="rIdsgpcpaxojoo4iox9mj5k1">
         <w:r>
           <w:rPr>
             <w:rStyle w:val="Hyperlink"/>
@@ -10056,7 +10056,7 @@
       <w:r>
         <w:t xml:space="preserve">The seL4 project, </w:t>
       </w:r>
-      <w:hyperlink w:history="1" r:id="rIdtdppvkqovjmnwmw7hzjox">
+      <w:hyperlink w:history="1" r:id="rIdn-sevcmxxblky_byonuay">
         <w:r>
           <w:rPr>
             <w:rStyle w:val="Hyperlink"/>
@@ -10079,7 +10079,7 @@
         </w:numPr>
         <w:spacing w:after="100" w:line="276" w:lineRule="auto"/>
       </w:pPr>
-      <w:hyperlink w:history="1" r:id="rId8idu-jd1kp7lwxia4wl8t">
+      <w:hyperlink w:history="1" r:id="rId02zx2arlgntmfi6nainzc">
         <w:r>
           <w:rPr>
             <w:rStyle w:val="Hyperlink"/>
@@ -10090,7 +10090,7 @@
       <w:r>
         <w:t xml:space="preserve"> and </w:t>
       </w:r>
-      <w:hyperlink w:history="1" r:id="rIdofqecfuw0ufwsdaoe5b-h">
+      <w:hyperlink w:history="1" r:id="rId0elf8a78nw4iaugom6085">
         <w:r>
           <w:rPr>
             <w:rStyle w:val="Hyperlink"/>
@@ -10114,7 +10114,7 @@
       <w:r>
         <w:t xml:space="preserve">D. Dalrymple et al., </w:t>
       </w:r>
-      <w:hyperlink w:history="1" r:id="rIdc5fufk6negmb3hvzgedr-">
+      <w:hyperlink w:history="1" r:id="rId8_hgi8bzlkqigsxidhwli">
         <w:r>
           <w:rPr>
             <w:rStyle w:val="Hyperlink"/>
@@ -10148,7 +10148,7 @@
       <w:r>
         <w:t xml:space="preserve">O. Aarne, T. Fist and C. Withers, </w:t>
       </w:r>
-      <w:hyperlink w:history="1" r:id="rIdhc_b6xeau3ybtz6gs4tae">
+      <w:hyperlink w:history="1" r:id="rIdrm6l27ndqxvgoxjqxmvcr">
         <w:r>
           <w:rPr>
             <w:rStyle w:val="Hyperlink"/>
@@ -10174,7 +10174,7 @@
       <w:r>
         <w:t xml:space="preserve">J. Petrie, O. Aarne, N. Ammann and D. Dalrymple, </w:t>
       </w:r>
-      <w:hyperlink w:history="1" r:id="rIdbqa-nhyb2caeytnhwpblg">
+      <w:hyperlink w:history="1" r:id="rIdwtriwrnbax0f4ete-yv-d">
         <w:r>
           <w:rPr>
             <w:rStyle w:val="Hyperlink"/>
@@ -10205,7 +10205,7 @@
         </w:numPr>
         <w:spacing w:after="100" w:line="276" w:lineRule="auto"/>
       </w:pPr>
-      <w:hyperlink w:history="1" r:id="rIdrvbs3hnpb9a4kxj5rtijo">
+      <w:hyperlink w:history="1" r:id="rIdkfi5-l_3w2syj7hl0kwzk">
         <w:r>
           <w:rPr>
             <w:rStyle w:val="Hyperlink"/>
@@ -10228,7 +10228,7 @@
         </w:numPr>
         <w:spacing w:after="100" w:line="276" w:lineRule="auto"/>
       </w:pPr>
-      <w:hyperlink w:history="1" r:id="rIdwuvinoh6deo2ixnluziev">
+      <w:hyperlink w:history="1" r:id="rIdrafpmsoe_5pcchobbmoks">
         <w:r>
           <w:rPr>
             <w:rStyle w:val="Hyperlink"/>
@@ -10251,7 +10251,7 @@
         </w:numPr>
         <w:spacing w:after="100" w:line="276" w:lineRule="auto"/>
       </w:pPr>
-      <w:hyperlink w:history="1" r:id="rIdyhupmatz3euypfecxqfqi">
+      <w:hyperlink w:history="1" r:id="rIdby7w6zbfwbbctgb4tcuj4">
         <w:r>
           <w:rPr>
             <w:rStyle w:val="Hyperlink"/>
@@ -10262,7 +10262,7 @@
       <w:r>
         <w:t xml:space="preserve">, </w:t>
       </w:r>
-      <w:hyperlink w:history="1" r:id="rIdcxja_igm-4yodcurv7mqy">
+      <w:hyperlink w:history="1" r:id="rIdppzzm_j8giwq-eomod0x_">
         <w:r>
           <w:rPr>
             <w:rStyle w:val="Hyperlink"/>
@@ -10273,7 +10273,7 @@
       <w:r>
         <w:t xml:space="preserve"> and the </w:t>
       </w:r>
-      <w:hyperlink w:history="1" r:id="rId_ejo-2ax12vwi51vprbs3">
+      <w:hyperlink w:history="1" r:id="rIdrlw24l0p7aj6787j8tje6">
         <w:r>
           <w:rPr>
             <w:rStyle w:val="Hyperlink"/>
@@ -10294,7 +10294,7 @@
         </w:numPr>
         <w:spacing w:after="100" w:line="276" w:lineRule="auto"/>
       </w:pPr>
-      <w:hyperlink w:history="1" r:id="rIdgzavur3ue-qucdfw_qo7r">
+      <w:hyperlink w:history="1" r:id="rIdcpmw7gnxq6rfhmqh_rqck">
         <w:r>
           <w:rPr>
             <w:rStyle w:val="Hyperlink"/>
@@ -10315,7 +10315,7 @@
         </w:numPr>
         <w:spacing w:after="100" w:line="276" w:lineRule="auto"/>
       </w:pPr>
-      <w:hyperlink w:history="1" r:id="rIdhzdmskbdiv6ogv4rkdgw9">
+      <w:hyperlink w:history="1" r:id="rIdb2ycfavqrbnjssilmz0nm">
         <w:r>
           <w:rPr>
             <w:rStyle w:val="Hyperlink"/>
@@ -10326,7 +10326,7 @@
       <w:r>
         <w:t xml:space="preserve"> and </w:t>
       </w:r>
-      <w:hyperlink w:history="1" r:id="rId_f0xtgfcgwspyqaku4col">
+      <w:hyperlink w:history="1" r:id="rIdky_-erjyqrnjzdok8uc6h">
         <w:r>
           <w:rPr>
             <w:rStyle w:val="Hyperlink"/>
@@ -10347,7 +10347,7 @@
         </w:numPr>
         <w:spacing w:after="100" w:line="276" w:lineRule="auto"/>
       </w:pPr>
-      <w:hyperlink w:history="1" r:id="rIdsnjs7zfuwnxzp1lkhwxyi">
+      <w:hyperlink w:history="1" r:id="rIdx99tpg_wton-hc3c5n7bj">
         <w:r>
           <w:rPr>
             <w:rStyle w:val="Hyperlink"/>
@@ -10360,7 +10360,7 @@
       <w:r>
         <w:t xml:space="preserve"> (September 28, 2026); </w:t>
       </w:r>
-      <w:hyperlink w:history="1" r:id="rIdsnczly0hainmgw3a6tnui">
+      <w:hyperlink w:history="1" r:id="rIdiknuegzwzheeqyzttkmep">
         <w:r>
           <w:rPr>
             <w:rStyle w:val="Hyperlink"/>
@@ -10373,7 +10373,7 @@
       <w:r>
         <w:t xml:space="preserve"> and </w:t>
       </w:r>
-      <w:hyperlink w:history="1" r:id="rIdt7qm2na4okrt9hzxeek1v">
+      <w:hyperlink w:history="1" r:id="rIdndxjakafk15y9rggsto3v">
         <w:r>
           <w:rPr>
             <w:rStyle w:val="Hyperlink"/>
@@ -10386,7 +10386,7 @@
       <w:r>
         <w:t xml:space="preserve">, NVIDIA Technical Blog; </w:t>
       </w:r>
-      <w:hyperlink w:history="1" r:id="rIde1_qovc_k5k97lzs0tqoh">
+      <w:hyperlink w:history="1" r:id="rIdwt1pyquqnkwfb1ilejpvy">
         <w:r>
           <w:rPr>
             <w:rStyle w:val="Hyperlink"/>
@@ -10397,7 +10397,7 @@
       <w:r>
         <w:t xml:space="preserve"> and its </w:t>
       </w:r>
-      <w:hyperlink w:history="1" r:id="rIdisxbj4nsd8sgvbmgouzaz">
+      <w:hyperlink w:history="1" r:id="rIdhlyqy8oceex0wn8bmy2jf">
         <w:r>
           <w:rPr>
             <w:rStyle w:val="Hyperlink"/>
@@ -10418,7 +10418,7 @@
         </w:numPr>
         <w:spacing w:after="100" w:line="276" w:lineRule="auto"/>
       </w:pPr>
-      <w:hyperlink w:history="1" r:id="rIdxsywujei3phw-p2f9cbvz">
+      <w:hyperlink w:history="1" r:id="rIdjfh6kouxkqgri5vmcwmdd">
         <w:r>
           <w:rPr>
             <w:rStyle w:val="Hyperlink"/>
@@ -10429,7 +10429,7 @@
       <w:r>
         <w:t xml:space="preserve"> and the </w:t>
       </w:r>
-      <w:hyperlink w:history="1" r:id="rIdy7cych0ju7j88g3mm3cn-">
+      <w:hyperlink w:history="1" r:id="rIdcnt0qw5wfqcwkeopb1uwf">
         <w:r>
           <w:rPr>
             <w:rStyle w:val="Hyperlink"/>
@@ -10440,7 +10440,7 @@
       <w:r>
         <w:t xml:space="preserve"> framework; the </w:t>
       </w:r>
-      <w:hyperlink w:history="1" r:id="rIdrbjpivnho3gsrmrmfu0oh">
+      <w:hyperlink w:history="1" r:id="rIdrrwgnjs7vc0ih3cyhyu2j">
         <w:r>
           <w:rPr>
             <w:rStyle w:val="Hyperlink"/>
@@ -10469,7 +10469,7 @@
         </w:numPr>
         <w:spacing w:after="100" w:line="276" w:lineRule="auto"/>
       </w:pPr>
-      <w:hyperlink w:history="1" r:id="rIdyxgyr6e7fwzanfnjfvqca">
+      <w:hyperlink w:history="1" r:id="rIdb1wuoivufpmgd7v2g7kh6">
         <w:r>
           <w:rPr>
             <w:rStyle w:val="Hyperlink"/>
@@ -10480,7 +10480,7 @@
       <w:r>
         <w:t xml:space="preserve">, Remote Attestation Procedures architecture; </w:t>
       </w:r>
-      <w:hyperlink w:history="1" r:id="rIdd2hoirt90kkbkymio4jxy">
+      <w:hyperlink w:history="1" r:id="rId8_-ruargu3fpxgo6f5sgr">
         <w:r>
           <w:rPr>
             <w:rStyle w:val="Hyperlink"/>
@@ -10491,7 +10491,7 @@
       <w:r>
         <w:t xml:space="preserve">, Certificate Transparency; the </w:t>
       </w:r>
-      <w:hyperlink w:history="1" r:id="rIdestadlqdht0ifdhvzr_vu">
+      <w:hyperlink w:history="1" r:id="rIdp8lrl1xz5za8mlvtzyhf3">
         <w:r>
           <w:rPr>
             <w:rStyle w:val="Hyperlink"/>
@@ -10502,7 +10502,7 @@
       <w:r>
         <w:t xml:space="preserve"> architectures; </w:t>
       </w:r>
-      <w:hyperlink w:history="1" r:id="rId2sevsi79j5xigwuapvcgr">
+      <w:hyperlink w:history="1" r:id="rIdxqjhph_2vlynfrncc-lqh">
         <w:r>
           <w:rPr>
             <w:rStyle w:val="Hyperlink"/>
@@ -10523,7 +10523,7 @@
         </w:numPr>
         <w:spacing w:after="100" w:line="276" w:lineRule="auto"/>
       </w:pPr>
-      <w:hyperlink w:history="1" r:id="rIdv6ujiacyd8gznvjcokb9c">
+      <w:hyperlink w:history="1" r:id="rIdq5ipqav8ppkjorva7gkkc">
         <w:r>
           <w:rPr>
             <w:rStyle w:val="Hyperlink"/>
@@ -10544,7 +10544,7 @@
         </w:numPr>
         <w:spacing w:after="100" w:line="276" w:lineRule="auto"/>
       </w:pPr>
-      <w:hyperlink w:history="1" r:id="rIdxbhuarri7afbwtpgbbf8o">
+      <w:hyperlink w:history="1" r:id="rIdadkzx3cb1pvxxyh1y_wxt">
         <w:r>
           <w:rPr>
             <w:rStyle w:val="Hyperlink"/>
@@ -10568,7 +10568,7 @@
       <w:r>
         <w:t xml:space="preserve">Roots of trust in the wild: </w:t>
       </w:r>
-      <w:hyperlink w:history="1" r:id="rIdpr-b-hz7ukuorx8ea8pi1">
+      <w:hyperlink w:history="1" r:id="rIdmvpr7gdquyr5s9qsnla5t">
         <w:r>
           <w:rPr>
             <w:rStyle w:val="Hyperlink"/>
@@ -10579,7 +10579,7 @@
       <w:r>
         <w:t xml:space="preserve">, </w:t>
       </w:r>
-      <w:hyperlink w:history="1" r:id="rIduvs2vsbusu_eu-zh6kkd9">
+      <w:hyperlink w:history="1" r:id="rId5r9yjtbharsvkl6hdf_jp">
         <w:r>
           <w:rPr>
             <w:rStyle w:val="Hyperlink"/>
@@ -10590,7 +10590,7 @@
       <w:r>
         <w:t xml:space="preserve">, </w:t>
       </w:r>
-      <w:hyperlink w:history="1" r:id="rIdwyxluinfukcdrqc5uxl0g">
+      <w:hyperlink w:history="1" r:id="rIdvriyczbadc8rhkr4rtu6q">
         <w:r>
           <w:rPr>
             <w:rStyle w:val="Hyperlink"/>
@@ -10619,7 +10619,7 @@
         </w:numPr>
         <w:spacing w:after="100" w:line="276" w:lineRule="auto"/>
       </w:pPr>
-      <w:hyperlink w:history="1" r:id="rIdtwb0s7ov4jgmyldzypbfa">
+      <w:hyperlink w:history="1" r:id="rIdmncel5qn2kvxt0ufpvz_d">
         <w:r>
           <w:rPr>
             <w:rStyle w:val="Hyperlink"/>
@@ -10633,7 +10633,7 @@
       <w:r>
         <w:t xml:space="preserve">, the design as a specification; </w:t>
       </w:r>
-      <w:hyperlink w:history="1" r:id="rId-lltmcbmnqeyll_qqcrlf">
+      <w:hyperlink w:history="1" r:id="rIdoukbqstiugcyi7hlctfwy">
         <w:r>
           <w:rPr>
             <w:rStyle w:val="Hyperlink"/>
@@ -10647,7 +10647,7 @@
       <w:r>
         <w:t xml:space="preserve">, the experiment program; </w:t>
       </w:r>
-      <w:hyperlink w:history="1" r:id="rIdkyf-r8r8nebppknwyciws">
+      <w:hyperlink w:history="1" r:id="rId6u8hfopsh1kmwgqqc-ikv">
         <w:r>
           <w:rPr>
             <w:rStyle w:val="Hyperlink"/>
@@ -10671,7 +10671,7 @@
         </w:numPr>
         <w:spacing w:after="100" w:line="276" w:lineRule="auto"/>
       </w:pPr>
-      <w:hyperlink w:history="1" r:id="rIdlh3pd-iw-j-aq-lfvbziu">
+      <w:hyperlink w:history="1" r:id="rIdtyx1uq1-gqgr8trhdoscj">
         <w:r>
           <w:rPr>
             <w:rStyle w:val="Hyperlink"/>
@@ -10682,7 +10682,7 @@
       <w:r>
         <w:t xml:space="preserve">: the design, the functional model, the hypothesis suite H0 to H16, the RTL, the LibreLane flow, the rack integration reference, and a plain-English walkthrough of the whole design with figures. </w:t>
       </w:r>
-      <w:hyperlink w:history="1" r:id="rIdvrb0rcngtkjebjm998trr">
+      <w:hyperlink w:history="1" r:id="rId_6hw4fyszmoiwy8dzs9as">
         <w:r>
           <w:rPr>
             <w:rStyle w:val="Hyperlink"/>
@@ -10706,7 +10706,7 @@
       <w:r>
         <w:t xml:space="preserve">The companion lanes: </w:t>
       </w:r>
-      <w:hyperlink w:history="1" r:id="rIdcwwqt1vwurrrpypcpnzk5">
+      <w:hyperlink w:history="1" r:id="rId1cjvvfswm2k7yp8id31ex">
         <w:r>
           <w:rPr>
             <w:rStyle w:val="Hyperlink"/>
@@ -10720,7 +10720,7 @@
       <w:r>
         <w:t xml:space="preserve"> (observers) and </w:t>
       </w:r>
-      <w:hyperlink w:history="1" r:id="rIdqda_-oubjdxpgnnn56ase">
+      <w:hyperlink w:history="1" r:id="rIdkhbqqliucvgfxzbnibjms">
         <w:r>
           <w:rPr>
             <w:rStyle w:val="Hyperlink"/>
@@ -10744,7 +10744,7 @@
         </w:numPr>
         <w:spacing w:after="100" w:line="276" w:lineRule="auto"/>
       </w:pPr>
-      <w:hyperlink w:history="1" r:id="rIdcvyegnbccxqllj9bye4wk">
+      <w:hyperlink w:history="1" r:id="rIdingis6-v6t98tgnbasphr">
         <w:r>
           <w:rPr>
             <w:rStyle w:val="Hyperlink"/>
@@ -10755,7 +10755,7 @@
       <w:r>
         <w:t xml:space="preserve"> and </w:t>
       </w:r>
-      <w:hyperlink w:history="1" r:id="rIddphvgldtffnbqr-mtwct5">
+      <w:hyperlink w:history="1" r:id="rIdbtblnfymid2t1_adixbtp">
         <w:r>
           <w:rPr>
             <w:rStyle w:val="Hyperlink"/>
@@ -10766,7 +10766,7 @@
       <w:r>
         <w:t xml:space="preserve"> of this series, and </w:t>
       </w:r>
-      <w:hyperlink w:history="1" r:id="rIdbe7pkaliskopuzcl39fuk">
+      <w:hyperlink w:history="1" r:id="rId-6ty1jiuzxuiku7ybtm3c">
         <w:r>
           <w:rPr>
             <w:rStyle w:val="Hyperlink"/>

--- a/blog/05-the-chip-that-says-no-4-the-governor-in-the-rack.docx
+++ b/blog/05-the-chip-that-says-no-4-the-governor-in-the-rack.docx
@@ -34,7 +34,7 @@
         <w:spacing w:after="240" w:before="120" w:line="276" w:lineRule="auto"/>
         <w:ind w:left="360"/>
       </w:pPr>
-      <w:hyperlink w:history="1" r:id="rIdg1y1qil75ntwdcwulhvb5">
+      <w:hyperlink w:history="1" r:id="rIdhi225rucfpl2ur0q7beh6">
         <w:r>
           <w:rPr>
             <w:rStyle w:val="Hyperlink"/>
@@ -98,7 +98,7 @@
       <w:r>
         <w:t xml:space="preserve"> Think of a birth certificate burned into the chip at the factory, plus an odometer that only counts up, plus a logbook you can add pages to but never tear pages out of. In hardware terms, the birth certificate is a unique secret fused into the die that only the key-derivation engine can read. The odometer is an anti-rollback fuse counter plus a counter that only counts up. The logbook is a set of measurement registers that can only be extended, never written. Around them sit a ROM-resident </w:t>
       </w:r>
-      <w:hyperlink w:history="1" r:id="rIdsue2p-sdog52qknavldlj">
+      <w:hyperlink w:history="1" r:id="rIdtj_er6eushokvbn5k2ge5">
         <w:r>
           <w:rPr>
             <w:rStyle w:val="Hyperlink"/>
@@ -109,7 +109,7 @@
       <w:r>
         <w:t xml:space="preserve"> engine that derives the signing key from the measurement of what booted, a quote engine, and a random-number generator. On NVIDIA GPUs the vendor's version of this chain covers the VBIOS and the GSP firmware (the GSP is the RISC-V management processor on the die), and the DPU has its own. The reference models both (</w:t>
       </w:r>
-      <w:hyperlink w:history="1" r:id="rIdccobbspuv79zfyas7h-8m">
+      <w:hyperlink w:history="1" r:id="rIdjtz90d1wf1irf0pcnpcrr">
         <w:r>
           <w:rPr>
             <w:rStyle w:val="Hyperlink"/>
@@ -123,7 +123,7 @@
       <w:r>
         <w:t xml:space="preserve">) and binds the GPU's quote inside the CPU TEE's, which is the composite-attestation pattern of </w:t>
       </w:r>
-      <w:hyperlink w:history="1" r:id="rIdvu3imiijf5cii0o_dbzsj">
+      <w:hyperlink w:history="1" r:id="rIdosivdbmpc7dxcxqoedzhc">
         <w:r>
           <w:rPr>
             <w:rStyle w:val="Hyperlink"/>
@@ -134,7 +134,7 @@
       <w:r>
         <w:t xml:space="preserve"> and its </w:t>
       </w:r>
-      <w:hyperlink w:history="1" r:id="rId-p-cgmrvmu-wubj4bhxsj">
+      <w:hyperlink w:history="1" r:id="rIdfr-g3ympcisa_9mv946fh">
         <w:r>
           <w:rPr>
             <w:rStyle w:val="Hyperlink"/>
@@ -214,7 +214,7 @@
       <w:r>
         <w:t xml:space="preserve"> The CPU TEE and the GPU TEE, verified together. The locked room, with an ID check at the door. GPU memory is walled off from the host by hardware firewalls. PCIe traffic is encrypted. On Hopper that means software-encrypted bounce buffers, and NVLink between GPUs stays unencrypted; on Blackwell the NVLink path is encrypted too, and with a compatible CPU the GPU's TEE-I/O capability replaces the bounce buffers with TDISP/IDE link encryption (</w:t>
       </w:r>
-      <w:hyperlink w:history="1" r:id="rIdm0v-pf-4ox8f1ltoutvdt">
+      <w:hyperlink w:history="1" r:id="rId5wbeeves7nwrwaazlt2kk">
         <w:r>
           <w:rPr>
             <w:rStyle w:val="Hyperlink"/>
@@ -276,7 +276,7 @@
       <w:r>
         <w:t xml:space="preserve"> The CUDA driver already cooperates with confidential-computing mode (</w:t>
       </w:r>
-      <w:hyperlink w:history="1" r:id="rIdc61csmd4dlbthgnqzyr4z">
+      <w:hyperlink w:history="1" r:id="rIdby62_ljibn5bc8e-y0tk1">
         <w:r>
           <w:rPr>
             <w:rStyle w:val="Hyperlink"/>
@@ -287,7 +287,7 @@
       <w:r>
         <w:t xml:space="preserve"> is the plainest description). Kernels run unchanged inside the enclave. Copies between the enclaves take the encrypted path. The CPU TEE and the GPU TEE set up their session with an </w:t>
       </w:r>
-      <w:hyperlink w:history="1" r:id="rId1qwwbubyoaes00li_r6-9">
+      <w:hyperlink w:history="1" r:id="rIdrsfxahv-abjfkbpqjxqhg">
         <w:r>
           <w:rPr>
             <w:rStyle w:val="Hyperlink"/>
@@ -417,7 +417,7 @@
       <w:r>
         <w:t xml:space="preserve"> Two things. First, a small, isolated controller that manages policies, identities, permissions, revocation and exceptions. Its firmware is in the class of a verified kernel such as </w:t>
       </w:r>
-      <w:hyperlink w:history="1" r:id="rIdwnlisywi9xxkhsyk_ahsq">
+      <w:hyperlink w:history="1" r:id="rIdhlmezzew2wgtfhqsuo30g">
         <w:r>
           <w:rPr>
             <w:rStyle w:val="Hyperlink"/>
@@ -860,7 +860,7 @@
               </w:rPr>
               <w:t xml:space="preserve">The PCIe port with </w:t>
             </w:r>
-            <w:hyperlink w:history="1" r:id="rIdohe13rzzxzaofudgcii8f">
+            <w:hyperlink w:history="1" r:id="rIdmaezlitxxtiyjzh_xqjts">
               <w:r>
                 <w:rPr>
                   <w:rStyle w:val="Hyperlink"/>
@@ -978,7 +978,7 @@
               </w:rPr>
               <w:t xml:space="preserve">The NIC or DPU (</w:t>
             </w:r>
-            <w:hyperlink w:history="1" r:id="rIdw4sbwwasdonyypwaakj_a">
+            <w:hyperlink w:history="1" r:id="rId_vfj5gz0onn68k-bifycd">
               <w:r>
                 <w:rPr>
                   <w:rStyle w:val="Hyperlink"/>
@@ -1049,7 +1049,7 @@
               </w:rPr>
               <w:t xml:space="preserve">Exists as </w:t>
             </w:r>
-            <w:hyperlink w:history="1" r:id="rId4r69pd2vpvzbxbusnnoq6">
+            <w:hyperlink w:history="1" r:id="rIdl-3qufwgsvmsgtifvc0ak">
               <w:r>
                 <w:rPr>
                   <w:rStyle w:val="Hyperlink"/>
@@ -1092,7 +1092,7 @@
             <w:pPr>
               <w:spacing w:after="0" w:line="252" w:lineRule="auto"/>
             </w:pPr>
-            <w:hyperlink w:history="1" r:id="rIdrx0xxpvoor0rvfdt9ztww">
+            <w:hyperlink w:history="1" r:id="rIdnuxga19mhlnymhjl_a-5f">
               <w:r>
                 <w:rPr>
                   <w:rStyle w:val="Hyperlink"/>
@@ -2628,7 +2628,7 @@
       <w:r>
         <w:t xml:space="preserve"> is </w:t>
       </w:r>
-      <w:hyperlink w:history="1" r:id="rIdk1bqyqbxm0-gs31ejsmbn">
+      <w:hyperlink w:history="1" r:id="rIdeekzgfh72frbi4uc2jowb">
         <w:r>
           <w:rPr>
             <w:rStyle w:val="Hyperlink"/>
@@ -2639,7 +2639,7 @@
       <w:r>
         <w:t xml:space="preserve"> as shipped: each agent in its own container, a </w:t>
       </w:r>
-      <w:hyperlink w:history="1" r:id="rIdoocnghbf770vpgyf_tg4f">
+      <w:hyperlink w:history="1" r:id="rIdbimrfjtuc8jlvgpz8hcn4">
         <w:r>
           <w:rPr>
             <w:rStyle w:val="Hyperlink"/>
@@ -2650,7 +2650,7 @@
       <w:r>
         <w:t xml:space="preserve"> allowlist of file paths locked at creation, a network policy proxy, credentials substituted outside the agent so the agent never sees the real ones, and GPU device access as a line in the policy. It is the playpen. It bounds the process. Its limit is that it lives inside a kernel of tens of millions of lines, and </w:t>
       </w:r>
-      <w:hyperlink w:history="1" r:id="rIdtljkpwi6rdbg5ejmvvwco">
+      <w:hyperlink w:history="1" r:id="rIdf4uisoyz3oywvndopi_6y">
         <w:r>
           <w:rPr>
             <w:rStyle w:val="Hyperlink"/>
@@ -2661,7 +2661,7 @@
       <w:r>
         <w:t xml:space="preserve"> says the network policy is hot-reloadable at runtime. So the authority to set policy has to move down to the gate, where changing it takes the governance root. The reference already derives OpenShell's network policy from the signed rulebook (</w:t>
       </w:r>
-      <w:hyperlink w:history="1" r:id="rId_dkwgys2e9mfiaunj1m-f">
+      <w:hyperlink w:history="1" r:id="rIdlrkgizshwklr0chrwyn8o">
         <w:r>
           <w:rPr>
             <w:rStyle w:val="Hyperlink"/>
@@ -2740,7 +2740,7 @@
       <w:r>
         <w:t xml:space="preserve">The ten message types, with what each carries and what it proves, are listed field by field in </w:t>
       </w:r>
-      <w:hyperlink w:history="1" r:id="rIdjolvcdariak2kffzrjvt7">
+      <w:hyperlink w:history="1" r:id="rIdt7h-hgxzlhbkva63s3xjh">
         <w:r>
           <w:rPr>
             <w:rStyle w:val="Hyperlink"/>
@@ -5790,7 +5790,7 @@
       <w:r>
         <w:t xml:space="preserve">Everything above says what the controller does. This section says where it lives, and the answer changed while I was writing. My first draft put it in the GPU package. That is not realistic. NVIDIA has most of the market, CUDA is the software everyone writes to, and a design that needs NVIDIA to rebuild its GPU is a design that does not ship. So the question became: what is the most a chip can do if it is added to a rack built from NVIDIA GPUs, baseboards and switches exactly as they ship, and changes nothing in CUDA? The answer is a separate project, </w:t>
       </w:r>
-      <w:hyperlink w:history="1" r:id="rIdiugogho_ucqd_j97tqk4t">
+      <w:hyperlink w:history="1" r:id="rIdzajb4e9_znshwx-a4ojsh">
         <w:r>
           <w:rPr>
             <w:rStyle w:val="Hyperlink"/>
@@ -5959,7 +5959,7 @@
       <w:r>
         <w:t xml:space="preserve"> The </w:t>
       </w:r>
-      <w:hyperlink w:history="1" r:id="rIdelxw1vux1uouhnuqidqtz">
+      <w:hyperlink w:history="1" r:id="rIdtz_vkhyil-cuolmqlxn51">
         <w:r>
           <w:rPr>
             <w:rStyle w:val="Hyperlink"/>
@@ -6206,7 +6206,7 @@
               </w:rPr>
               <w:t xml:space="preserve">Where it is in </w:t>
             </w:r>
-            <w:hyperlink w:history="1" r:id="rIddkwsflwisxp7lzfvpnyk6">
+            <w:hyperlink w:history="1" r:id="rIdr5soreh-j7e7dqfg76psw">
               <w:r>
                 <w:rPr>
                   <w:rStyle w:val="Hyperlink"/>
@@ -8326,7 +8326,7 @@
       <w:r>
         <w:t xml:space="preserve">The catalogue is the constant across all three phases. A phase is finished when the same sweep passes against that phase's artefact. H0 to H10 run today in this repository; H11 to H16, and H0 to H10 again against the governor model, run in </w:t>
       </w:r>
-      <w:hyperlink w:history="1" r:id="rIdyia-xvdwkphzlh36jdlxz">
+      <w:hyperlink w:history="1" r:id="rId1nukprh4f9vp2fmp3ym-z">
         <w:r>
           <w:rPr>
             <w:rStyle w:val="Hyperlink"/>
@@ -8354,7 +8354,7 @@
       <w:r>
         <w:t xml:space="preserve">My colleague's table of seven claims, each one narrowed, is adopted in full and lives in </w:t>
       </w:r>
-      <w:hyperlink w:history="1" r:id="rIdqih7wm8ej5r7vs-phme8j">
+      <w:hyperlink w:history="1" r:id="rIdavcksmghxia5wstqqpvqf">
         <w:r>
           <w:rPr>
             <w:rStyle w:val="Hyperlink"/>
@@ -8575,7 +8575,7 @@
               </w:rPr>
               <w:t xml:space="preserve">GPU boot ROM, fused keys, measured firmware; the DPU's root; </w:t>
             </w:r>
-            <w:hyperlink w:history="1" r:id="rIdftfnvrfy9rad5akd0vckp">
+            <w:hyperlink w:history="1" r:id="rIdem-kcrvaihlk6tpdoefnx">
               <w:r>
                 <w:rPr>
                   <w:rStyle w:val="Hyperlink"/>
@@ -8596,7 +8596,7 @@
               </w:rPr>
               <w:t xml:space="preserve">, </w:t>
             </w:r>
-            <w:hyperlink w:history="1" r:id="rIdwnc4xwefjo7jf2vzgvbgd">
+            <w:hyperlink w:history="1" r:id="rIdzuay4vpjzydkti4rnb0sz">
               <w:r>
                 <w:rPr>
                   <w:rStyle w:val="Hyperlink"/>
@@ -8617,7 +8617,7 @@
               </w:rPr>
               <w:t xml:space="preserve">, </w:t>
             </w:r>
-            <w:hyperlink w:history="1" r:id="rIdkjbw0_ot861pcngu4scc-">
+            <w:hyperlink w:history="1" r:id="rIdcdhrxsbe7jgdw2-dhxrog">
               <w:r>
                 <w:rPr>
                   <w:rStyle w:val="Hyperlink"/>
@@ -8726,7 +8726,7 @@
             <w:pPr>
               <w:spacing w:after="0" w:line="252" w:lineRule="auto"/>
             </w:pPr>
-            <w:hyperlink w:history="1" r:id="rIdwboxvwxfzsy8vewrpmzv3">
+            <w:hyperlink w:history="1" r:id="rIdmmr9j4xv7zdm8bz6ni2vi">
               <w:r>
                 <w:rPr>
                   <w:rStyle w:val="Hyperlink"/>
@@ -8747,7 +8747,7 @@
               </w:rPr>
               <w:t xml:space="preserve">, </w:t>
             </w:r>
-            <w:hyperlink w:history="1" r:id="rIdi3c0yku8dzzc29srh-9_s">
+            <w:hyperlink w:history="1" r:id="rIdnnlnr0yqh-3s1xp5re7he">
               <w:r>
                 <w:rPr>
                   <w:rStyle w:val="Hyperlink"/>
@@ -8874,7 +8874,7 @@
               </w:rPr>
               <w:t xml:space="preserve">The </w:t>
             </w:r>
-            <w:hyperlink w:history="1" r:id="rIdbuzunpr282q_t3eu0u-vd">
+            <w:hyperlink w:history="1" r:id="rIdzkbonmvxn82dqr8kx5i4q">
               <w:r>
                 <w:rPr>
                   <w:rStyle w:val="Hyperlink"/>
@@ -8895,7 +8895,7 @@
               </w:rPr>
               <w:t xml:space="preserve"> design: functional model, hypothesis suite, RTL for the hard-core blocks, a LibreLane flow for a sky130 shuttle, the rack integration reference; the closest shipping analogs are the GSP, Pluton, BlueField-4's own root, and the hardware-governance proposals from </w:t>
             </w:r>
-            <w:hyperlink w:history="1" r:id="rIdlhtlu9fba0--nd09v4741">
+            <w:hyperlink w:history="1" r:id="rIdlnhdqep-hrj1m8thpdkvo">
               <w:r>
                 <w:rPr>
                   <w:rStyle w:val="Hyperlink"/>
@@ -8916,7 +8916,7 @@
               </w:rPr>
               <w:t xml:space="preserve"> and the </w:t>
             </w:r>
-            <w:hyperlink w:history="1" r:id="rId3hdvwnf5b1vzit1um3q8o">
+            <w:hyperlink w:history="1" r:id="rIdxcpmq52b8o8tq7rdos-9p">
               <w:r>
                 <w:rPr>
                   <w:rStyle w:val="Hyperlink"/>
@@ -9034,7 +9034,7 @@
             <w:pPr>
               <w:spacing w:after="0" w:line="252" w:lineRule="auto"/>
             </w:pPr>
-            <w:hyperlink w:history="1" r:id="rIdrl2w320g5n4mqdyu0zukt">
+            <w:hyperlink w:history="1" r:id="rIdr_pj_xfcapi6ej8rfla1i">
               <w:r>
                 <w:rPr>
                   <w:rStyle w:val="Hyperlink"/>
@@ -9161,7 +9161,7 @@
               </w:rPr>
               <w:t xml:space="preserve">OpenShell supervisor middleware with the gate on its path (</w:t>
             </w:r>
-            <w:hyperlink w:history="1" r:id="rIdzjhsdpdfxuclwrwz9bxz0">
+            <w:hyperlink w:history="1" r:id="rIdtakvod1ygggmagor5ljdu">
               <w:r>
                 <w:rPr>
                   <w:rStyle w:val="Hyperlink"/>
@@ -9279,7 +9279,7 @@
             <w:pPr>
               <w:spacing w:after="0" w:line="252" w:lineRule="auto"/>
             </w:pPr>
-            <w:hyperlink w:history="1" r:id="rIdifypiqqz1hop4pgc50vme">
+            <w:hyperlink w:history="1" r:id="rIdf8or378j6i69qzjxqyqih">
               <w:r>
                 <w:rPr>
                   <w:rStyle w:val="Hyperlink"/>
@@ -9300,7 +9300,7 @@
               </w:rPr>
               <w:t xml:space="preserve">, </w:t>
             </w:r>
-            <w:hyperlink w:history="1" r:id="rId5xmshw39ayrsgvgsa5aga">
+            <w:hyperlink w:history="1" r:id="rId_wf6v4evjwwjs4qcux4fq">
               <w:r>
                 <w:rPr>
                   <w:rStyle w:val="Hyperlink"/>
@@ -9427,7 +9427,7 @@
               </w:rPr>
               <w:t xml:space="preserve">Drone no-fly zones, fuze safety interlocks, process-plant safety systems, HSMs; </w:t>
             </w:r>
-            <w:hyperlink w:history="1" r:id="rIdvsgtxl3l8zb9l1twsii-_">
+            <w:hyperlink w:history="1" r:id="rIdmsb9-heis7x-gwzdiq_8r">
               <w:r>
                 <w:rPr>
                   <w:rStyle w:val="Hyperlink"/>
@@ -9545,7 +9545,7 @@
             <w:pPr>
               <w:spacing w:after="0" w:line="252" w:lineRule="auto"/>
             </w:pPr>
-            <w:hyperlink w:history="1" r:id="rIdhxtbawwal3uttkjdh8g2k">
+            <w:hyperlink w:history="1" r:id="rIdtnzllsx2prp3ecbpqvxtt">
               <w:r>
                 <w:rPr>
                   <w:rStyle w:val="Hyperlink"/>
@@ -9663,7 +9663,7 @@
             <w:pPr>
               <w:spacing w:after="0" w:line="252" w:lineRule="auto"/>
             </w:pPr>
-            <w:hyperlink w:history="1" r:id="rId8q3bkabgl_fp09ua1ufvr">
+            <w:hyperlink w:history="1" r:id="rIduo5saeuh_h0dipn9avfdm">
               <w:r>
                 <w:rPr>
                   <w:rStyle w:val="Hyperlink"/>
@@ -9684,7 +9684,7 @@
               </w:rPr>
               <w:t xml:space="preserve">; </w:t>
             </w:r>
-            <w:hyperlink w:history="1" r:id="rIdodj_9a1ywpe4f7esmi4ot">
+            <w:hyperlink w:history="1" r:id="rIdnnro9xet6nd-lnpjx8toc">
               <w:r>
                 <w:rPr>
                   <w:rStyle w:val="Hyperlink"/>
@@ -9793,7 +9793,7 @@
             <w:pPr>
               <w:spacing w:after="0" w:line="252" w:lineRule="auto"/>
             </w:pPr>
-            <w:hyperlink w:history="1" r:id="rIdenkrdjaim0gb5awml2pkg">
+            <w:hyperlink w:history="1" r:id="rIdlrvcfrdcox2nmrih1emhf">
               <w:r>
                 <w:rPr>
                   <w:rStyle w:val="Hyperlink"/>
@@ -10030,7 +10030,7 @@
       <w:r>
         <w:t xml:space="preserve">J. P. Anderson, </w:t>
       </w:r>
-      <w:hyperlink w:history="1" r:id="rIdsgpcpaxojoo4iox9mj5k1">
+      <w:hyperlink w:history="1" r:id="rIdczzoky9bybhfi6i6ve-an">
         <w:r>
           <w:rPr>
             <w:rStyle w:val="Hyperlink"/>
@@ -10056,7 +10056,7 @@
       <w:r>
         <w:t xml:space="preserve">The seL4 project, </w:t>
       </w:r>
-      <w:hyperlink w:history="1" r:id="rIdn-sevcmxxblky_byonuay">
+      <w:hyperlink w:history="1" r:id="rId_rjc9abfbyzzlykzn5yo1">
         <w:r>
           <w:rPr>
             <w:rStyle w:val="Hyperlink"/>
@@ -10079,7 +10079,7 @@
         </w:numPr>
         <w:spacing w:after="100" w:line="276" w:lineRule="auto"/>
       </w:pPr>
-      <w:hyperlink w:history="1" r:id="rId02zx2arlgntmfi6nainzc">
+      <w:hyperlink w:history="1" r:id="rIdznl2nq8hnhpwpooxwylhm">
         <w:r>
           <w:rPr>
             <w:rStyle w:val="Hyperlink"/>
@@ -10090,7 +10090,7 @@
       <w:r>
         <w:t xml:space="preserve"> and </w:t>
       </w:r>
-      <w:hyperlink w:history="1" r:id="rId0elf8a78nw4iaugom6085">
+      <w:hyperlink w:history="1" r:id="rIdfvs-vec86kabtjaaojwdn">
         <w:r>
           <w:rPr>
             <w:rStyle w:val="Hyperlink"/>
@@ -10114,7 +10114,7 @@
       <w:r>
         <w:t xml:space="preserve">D. Dalrymple et al., </w:t>
       </w:r>
-      <w:hyperlink w:history="1" r:id="rId8_hgi8bzlkqigsxidhwli">
+      <w:hyperlink w:history="1" r:id="rIdnxq3csh1ez5hzb53ex7p9">
         <w:r>
           <w:rPr>
             <w:rStyle w:val="Hyperlink"/>
@@ -10148,7 +10148,7 @@
       <w:r>
         <w:t xml:space="preserve">O. Aarne, T. Fist and C. Withers, </w:t>
       </w:r>
-      <w:hyperlink w:history="1" r:id="rIdrm6l27ndqxvgoxjqxmvcr">
+      <w:hyperlink w:history="1" r:id="rId_6miuhdn8sckvsekna9uo">
         <w:r>
           <w:rPr>
             <w:rStyle w:val="Hyperlink"/>
@@ -10174,7 +10174,7 @@
       <w:r>
         <w:t xml:space="preserve">J. Petrie, O. Aarne, N. Ammann and D. Dalrymple, </w:t>
       </w:r>
-      <w:hyperlink w:history="1" r:id="rIdwtriwrnbax0f4ete-yv-d">
+      <w:hyperlink w:history="1" r:id="rId1cx8rx505e52_nvumrux9">
         <w:r>
           <w:rPr>
             <w:rStyle w:val="Hyperlink"/>
@@ -10205,7 +10205,7 @@
         </w:numPr>
         <w:spacing w:after="100" w:line="276" w:lineRule="auto"/>
       </w:pPr>
-      <w:hyperlink w:history="1" r:id="rIdkfi5-l_3w2syj7hl0kwzk">
+      <w:hyperlink w:history="1" r:id="rIdrgwyw_dors5h1inigsuvu">
         <w:r>
           <w:rPr>
             <w:rStyle w:val="Hyperlink"/>
@@ -10228,7 +10228,7 @@
         </w:numPr>
         <w:spacing w:after="100" w:line="276" w:lineRule="auto"/>
       </w:pPr>
-      <w:hyperlink w:history="1" r:id="rIdrafpmsoe_5pcchobbmoks">
+      <w:hyperlink w:history="1" r:id="rId1pqhp8qzgosnigdmcrrng">
         <w:r>
           <w:rPr>
             <w:rStyle w:val="Hyperlink"/>
@@ -10251,7 +10251,7 @@
         </w:numPr>
         <w:spacing w:after="100" w:line="276" w:lineRule="auto"/>
       </w:pPr>
-      <w:hyperlink w:history="1" r:id="rIdby7w6zbfwbbctgb4tcuj4">
+      <w:hyperlink w:history="1" r:id="rIdwr1qudayb0blkv7aao0vp">
         <w:r>
           <w:rPr>
             <w:rStyle w:val="Hyperlink"/>
@@ -10262,7 +10262,7 @@
       <w:r>
         <w:t xml:space="preserve">, </w:t>
       </w:r>
-      <w:hyperlink w:history="1" r:id="rIdppzzm_j8giwq-eomod0x_">
+      <w:hyperlink w:history="1" r:id="rId7punetyulb46tp75tghvq">
         <w:r>
           <w:rPr>
             <w:rStyle w:val="Hyperlink"/>
@@ -10273,7 +10273,7 @@
       <w:r>
         <w:t xml:space="preserve"> and the </w:t>
       </w:r>
-      <w:hyperlink w:history="1" r:id="rIdrlw24l0p7aj6787j8tje6">
+      <w:hyperlink w:history="1" r:id="rIdn2tsipq2t7cus_bwcuynw">
         <w:r>
           <w:rPr>
             <w:rStyle w:val="Hyperlink"/>
@@ -10294,7 +10294,7 @@
         </w:numPr>
         <w:spacing w:after="100" w:line="276" w:lineRule="auto"/>
       </w:pPr>
-      <w:hyperlink w:history="1" r:id="rIdcpmw7gnxq6rfhmqh_rqck">
+      <w:hyperlink w:history="1" r:id="rId3llu8kjsawq-cmy2abxyv">
         <w:r>
           <w:rPr>
             <w:rStyle w:val="Hyperlink"/>
@@ -10315,7 +10315,7 @@
         </w:numPr>
         <w:spacing w:after="100" w:line="276" w:lineRule="auto"/>
       </w:pPr>
-      <w:hyperlink w:history="1" r:id="rIdb2ycfavqrbnjssilmz0nm">
+      <w:hyperlink w:history="1" r:id="rIdq4dvsqjxmohweazteeyme">
         <w:r>
           <w:rPr>
             <w:rStyle w:val="Hyperlink"/>
@@ -10326,7 +10326,7 @@
       <w:r>
         <w:t xml:space="preserve"> and </w:t>
       </w:r>
-      <w:hyperlink w:history="1" r:id="rIdky_-erjyqrnjzdok8uc6h">
+      <w:hyperlink w:history="1" r:id="rIde6q-pgd5iwloy0iyd_dl-">
         <w:r>
           <w:rPr>
             <w:rStyle w:val="Hyperlink"/>
@@ -10347,7 +10347,7 @@
         </w:numPr>
         <w:spacing w:after="100" w:line="276" w:lineRule="auto"/>
       </w:pPr>
-      <w:hyperlink w:history="1" r:id="rIdx99tpg_wton-hc3c5n7bj">
+      <w:hyperlink w:history="1" r:id="rIdsmhrgsutm34smfco4k_jv">
         <w:r>
           <w:rPr>
             <w:rStyle w:val="Hyperlink"/>
@@ -10360,7 +10360,7 @@
       <w:r>
         <w:t xml:space="preserve"> (September 28, 2026); </w:t>
       </w:r>
-      <w:hyperlink w:history="1" r:id="rIdiknuegzwzheeqyzttkmep">
+      <w:hyperlink w:history="1" r:id="rIdkie4rezgyfuhuiegdj1pw">
         <w:r>
           <w:rPr>
             <w:rStyle w:val="Hyperlink"/>
@@ -10373,7 +10373,7 @@
       <w:r>
         <w:t xml:space="preserve"> and </w:t>
       </w:r>
-      <w:hyperlink w:history="1" r:id="rIdndxjakafk15y9rggsto3v">
+      <w:hyperlink w:history="1" r:id="rIdkcovmj6rr6isybb1chs_i">
         <w:r>
           <w:rPr>
             <w:rStyle w:val="Hyperlink"/>
@@ -10386,7 +10386,7 @@
       <w:r>
         <w:t xml:space="preserve">, NVIDIA Technical Blog; </w:t>
       </w:r>
-      <w:hyperlink w:history="1" r:id="rIdwt1pyquqnkwfb1ilejpvy">
+      <w:hyperlink w:history="1" r:id="rIdn0lxf_9utwujclkrst9zq">
         <w:r>
           <w:rPr>
             <w:rStyle w:val="Hyperlink"/>
@@ -10397,7 +10397,7 @@
       <w:r>
         <w:t xml:space="preserve"> and its </w:t>
       </w:r>
-      <w:hyperlink w:history="1" r:id="rIdhlyqy8oceex0wn8bmy2jf">
+      <w:hyperlink w:history="1" r:id="rIdppgfuldpmm_ylkvyneaqi">
         <w:r>
           <w:rPr>
             <w:rStyle w:val="Hyperlink"/>
@@ -10418,7 +10418,7 @@
         </w:numPr>
         <w:spacing w:after="100" w:line="276" w:lineRule="auto"/>
       </w:pPr>
-      <w:hyperlink w:history="1" r:id="rIdjfh6kouxkqgri5vmcwmdd">
+      <w:hyperlink w:history="1" r:id="rId8rb5_n1-qm5olxyyiu89x">
         <w:r>
           <w:rPr>
             <w:rStyle w:val="Hyperlink"/>
@@ -10429,7 +10429,7 @@
       <w:r>
         <w:t xml:space="preserve"> and the </w:t>
       </w:r>
-      <w:hyperlink w:history="1" r:id="rIdcnt0qw5wfqcwkeopb1uwf">
+      <w:hyperlink w:history="1" r:id="rIdqlop1uamsb6s-dsabpxef">
         <w:r>
           <w:rPr>
             <w:rStyle w:val="Hyperlink"/>
@@ -10440,7 +10440,7 @@
       <w:r>
         <w:t xml:space="preserve"> framework; the </w:t>
       </w:r>
-      <w:hyperlink w:history="1" r:id="rIdrrwgnjs7vc0ih3cyhyu2j">
+      <w:hyperlink w:history="1" r:id="rIdjp9w12virx-9btg7splb4">
         <w:r>
           <w:rPr>
             <w:rStyle w:val="Hyperlink"/>
@@ -10469,7 +10469,7 @@
         </w:numPr>
         <w:spacing w:after="100" w:line="276" w:lineRule="auto"/>
       </w:pPr>
-      <w:hyperlink w:history="1" r:id="rIdb1wuoivufpmgd7v2g7kh6">
+      <w:hyperlink w:history="1" r:id="rIdxailthvyywfu5xlwtypkp">
         <w:r>
           <w:rPr>
             <w:rStyle w:val="Hyperlink"/>
@@ -10480,7 +10480,7 @@
       <w:r>
         <w:t xml:space="preserve">, Remote Attestation Procedures architecture; </w:t>
       </w:r>
-      <w:hyperlink w:history="1" r:id="rId8_-ruargu3fpxgo6f5sgr">
+      <w:hyperlink w:history="1" r:id="rIdjf_ov3q_ae0mmdroiuact">
         <w:r>
           <w:rPr>
             <w:rStyle w:val="Hyperlink"/>
@@ -10491,7 +10491,7 @@
       <w:r>
         <w:t xml:space="preserve">, Certificate Transparency; the </w:t>
       </w:r>
-      <w:hyperlink w:history="1" r:id="rIdp8lrl1xz5za8mlvtzyhf3">
+      <w:hyperlink w:history="1" r:id="rIdsoiirgpmjiyasetl_eda3">
         <w:r>
           <w:rPr>
             <w:rStyle w:val="Hyperlink"/>
@@ -10502,7 +10502,7 @@
       <w:r>
         <w:t xml:space="preserve"> architectures; </w:t>
       </w:r>
-      <w:hyperlink w:history="1" r:id="rIdxqjhph_2vlynfrncc-lqh">
+      <w:hyperlink w:history="1" r:id="rIdznbpvbcxskeummlc20eqb">
         <w:r>
           <w:rPr>
             <w:rStyle w:val="Hyperlink"/>
@@ -10523,7 +10523,7 @@
         </w:numPr>
         <w:spacing w:after="100" w:line="276" w:lineRule="auto"/>
       </w:pPr>
-      <w:hyperlink w:history="1" r:id="rIdq5ipqav8ppkjorva7gkkc">
+      <w:hyperlink w:history="1" r:id="rIdcsl_rkriez1no9h70qxgu">
         <w:r>
           <w:rPr>
             <w:rStyle w:val="Hyperlink"/>
@@ -10544,7 +10544,7 @@
         </w:numPr>
         <w:spacing w:after="100" w:line="276" w:lineRule="auto"/>
       </w:pPr>
-      <w:hyperlink w:history="1" r:id="rIdadkzx3cb1pvxxyh1y_wxt">
+      <w:hyperlink w:history="1" r:id="rIdm1p38kggmmehlgekcu7bf">
         <w:r>
           <w:rPr>
             <w:rStyle w:val="Hyperlink"/>
@@ -10568,7 +10568,7 @@
       <w:r>
         <w:t xml:space="preserve">Roots of trust in the wild: </w:t>
       </w:r>
-      <w:hyperlink w:history="1" r:id="rIdmvpr7gdquyr5s9qsnla5t">
+      <w:hyperlink w:history="1" r:id="rIde1et-epapygyjhainr4k4">
         <w:r>
           <w:rPr>
             <w:rStyle w:val="Hyperlink"/>
@@ -10579,7 +10579,7 @@
       <w:r>
         <w:t xml:space="preserve">, </w:t>
       </w:r>
-      <w:hyperlink w:history="1" r:id="rId5r9yjtbharsvkl6hdf_jp">
+      <w:hyperlink w:history="1" r:id="rId1ynaoenbbizsmqn3wgsd2">
         <w:r>
           <w:rPr>
             <w:rStyle w:val="Hyperlink"/>
@@ -10590,7 +10590,7 @@
       <w:r>
         <w:t xml:space="preserve">, </w:t>
       </w:r>
-      <w:hyperlink w:history="1" r:id="rIdvriyczbadc8rhkr4rtu6q">
+      <w:hyperlink w:history="1" r:id="rIdgxusnjwcf3thuqr0if9do">
         <w:r>
           <w:rPr>
             <w:rStyle w:val="Hyperlink"/>
@@ -10619,7 +10619,7 @@
         </w:numPr>
         <w:spacing w:after="100" w:line="276" w:lineRule="auto"/>
       </w:pPr>
-      <w:hyperlink w:history="1" r:id="rIdmncel5qn2kvxt0ufpvz_d">
+      <w:hyperlink w:history="1" r:id="rIdo-7b2ikpg2orxo3ycf6eb">
         <w:r>
           <w:rPr>
             <w:rStyle w:val="Hyperlink"/>
@@ -10633,7 +10633,7 @@
       <w:r>
         <w:t xml:space="preserve">, the design as a specification; </w:t>
       </w:r>
-      <w:hyperlink w:history="1" r:id="rIdoukbqstiugcyi7hlctfwy">
+      <w:hyperlink w:history="1" r:id="rIdspvr7iaoj_rpw-8f3f8fb">
         <w:r>
           <w:rPr>
             <w:rStyle w:val="Hyperlink"/>
@@ -10647,7 +10647,7 @@
       <w:r>
         <w:t xml:space="preserve">, the experiment program; </w:t>
       </w:r>
-      <w:hyperlink w:history="1" r:id="rId6u8hfopsh1kmwgqqc-ikv">
+      <w:hyperlink w:history="1" r:id="rId99ijih1awc09gj7c9ake6">
         <w:r>
           <w:rPr>
             <w:rStyle w:val="Hyperlink"/>
@@ -10671,7 +10671,7 @@
         </w:numPr>
         <w:spacing w:after="100" w:line="276" w:lineRule="auto"/>
       </w:pPr>
-      <w:hyperlink w:history="1" r:id="rIdtyx1uq1-gqgr8trhdoscj">
+      <w:hyperlink w:history="1" r:id="rId02c4mkxrqdsxan2dywjak">
         <w:r>
           <w:rPr>
             <w:rStyle w:val="Hyperlink"/>
@@ -10682,7 +10682,7 @@
       <w:r>
         <w:t xml:space="preserve">: the design, the functional model, the hypothesis suite H0 to H16, the RTL, the LibreLane flow, the rack integration reference, and a plain-English walkthrough of the whole design with figures. </w:t>
       </w:r>
-      <w:hyperlink w:history="1" r:id="rId_6hw4fyszmoiwy8dzs9as">
+      <w:hyperlink w:history="1" r:id="rIdc7nfmlzlferb2ixevhnsb">
         <w:r>
           <w:rPr>
             <w:rStyle w:val="Hyperlink"/>
@@ -10706,7 +10706,7 @@
       <w:r>
         <w:t xml:space="preserve">The companion lanes: </w:t>
       </w:r>
-      <w:hyperlink w:history="1" r:id="rId1cjvvfswm2k7yp8id31ex">
+      <w:hyperlink w:history="1" r:id="rIds-0ugiralpyzzogqjsifm">
         <w:r>
           <w:rPr>
             <w:rStyle w:val="Hyperlink"/>
@@ -10720,7 +10720,7 @@
       <w:r>
         <w:t xml:space="preserve"> (observers) and </w:t>
       </w:r>
-      <w:hyperlink w:history="1" r:id="rIdkhbqqliucvgfxzbnibjms">
+      <w:hyperlink w:history="1" r:id="rIdkywnsnej54qo9pb3vxbmm">
         <w:r>
           <w:rPr>
             <w:rStyle w:val="Hyperlink"/>
@@ -10744,7 +10744,7 @@
         </w:numPr>
         <w:spacing w:after="100" w:line="276" w:lineRule="auto"/>
       </w:pPr>
-      <w:hyperlink w:history="1" r:id="rIdingis6-v6t98tgnbasphr">
+      <w:hyperlink w:history="1" r:id="rIdud3b5bgeyevhrv-hflozi">
         <w:r>
           <w:rPr>
             <w:rStyle w:val="Hyperlink"/>
@@ -10755,7 +10755,7 @@
       <w:r>
         <w:t xml:space="preserve"> and </w:t>
       </w:r>
-      <w:hyperlink w:history="1" r:id="rIdbtblnfymid2t1_adixbtp">
+      <w:hyperlink w:history="1" r:id="rId4zmwx5xq0truqx0mw7ysl">
         <w:r>
           <w:rPr>
             <w:rStyle w:val="Hyperlink"/>
@@ -10766,7 +10766,7 @@
       <w:r>
         <w:t xml:space="preserve"> of this series, and </w:t>
       </w:r>
-      <w:hyperlink w:history="1" r:id="rId-6ty1jiuzxuiku7ybtm3c">
+      <w:hyperlink w:history="1" r:id="rId95clsfqqjli38fosksotd">
         <w:r>
           <w:rPr>
             <w:rStyle w:val="Hyperlink"/>

--- a/blog/05-the-chip-that-says-no-4-the-governor-in-the-rack.docx
+++ b/blog/05-the-chip-that-says-no-4-the-governor-in-the-rack.docx
@@ -34,7 +34,7 @@
         <w:spacing w:after="240" w:before="120" w:line="276" w:lineRule="auto"/>
         <w:ind w:left="360"/>
       </w:pPr>
-      <w:hyperlink w:history="1" r:id="rIdhi225rucfpl2ur0q7beh6">
+      <w:hyperlink w:history="1" r:id="rId7wjw3mxobkwnkd3hujorl">
         <w:r>
           <w:rPr>
             <w:rStyle w:val="Hyperlink"/>
@@ -98,7 +98,7 @@
       <w:r>
         <w:t xml:space="preserve"> Think of a birth certificate burned into the chip at the factory, plus an odometer that only counts up, plus a logbook you can add pages to but never tear pages out of. In hardware terms, the birth certificate is a unique secret fused into the die that only the key-derivation engine can read. The odometer is an anti-rollback fuse counter plus a counter that only counts up. The logbook is a set of measurement registers that can only be extended, never written. Around them sit a ROM-resident </w:t>
       </w:r>
-      <w:hyperlink w:history="1" r:id="rIdtj_er6eushokvbn5k2ge5">
+      <w:hyperlink w:history="1" r:id="rId99ap1mnc7bwsg4vbvudwl">
         <w:r>
           <w:rPr>
             <w:rStyle w:val="Hyperlink"/>
@@ -109,7 +109,7 @@
       <w:r>
         <w:t xml:space="preserve"> engine that derives the signing key from the measurement of what booted, a quote engine, and a random-number generator. On NVIDIA GPUs the vendor's version of this chain covers the VBIOS and the GSP firmware (the GSP is the RISC-V management processor on the die), and the DPU has its own. The reference models both (</w:t>
       </w:r>
-      <w:hyperlink w:history="1" r:id="rIdjtz90d1wf1irf0pcnpcrr">
+      <w:hyperlink w:history="1" r:id="rIdgfibi0j-y-nisr7fsg_bc">
         <w:r>
           <w:rPr>
             <w:rStyle w:val="Hyperlink"/>
@@ -123,7 +123,7 @@
       <w:r>
         <w:t xml:space="preserve">) and binds the GPU's quote inside the CPU TEE's, which is the composite-attestation pattern of </w:t>
       </w:r>
-      <w:hyperlink w:history="1" r:id="rIdosivdbmpc7dxcxqoedzhc">
+      <w:hyperlink w:history="1" r:id="rIdemngsoondnmi8m-txw7zi">
         <w:r>
           <w:rPr>
             <w:rStyle w:val="Hyperlink"/>
@@ -134,7 +134,7 @@
       <w:r>
         <w:t xml:space="preserve"> and its </w:t>
       </w:r>
-      <w:hyperlink w:history="1" r:id="rIdfr-g3ympcisa_9mv946fh">
+      <w:hyperlink w:history="1" r:id="rIdsv0ui1mv3s8xgrm8hy0ad">
         <w:r>
           <w:rPr>
             <w:rStyle w:val="Hyperlink"/>
@@ -214,7 +214,7 @@
       <w:r>
         <w:t xml:space="preserve"> The CPU TEE and the GPU TEE, verified together. The locked room, with an ID check at the door. GPU memory is walled off from the host by hardware firewalls. PCIe traffic is encrypted. On Hopper that means software-encrypted bounce buffers, and NVLink between GPUs stays unencrypted; on Blackwell the NVLink path is encrypted too, and with a compatible CPU the GPU's TEE-I/O capability replaces the bounce buffers with TDISP/IDE link encryption (</w:t>
       </w:r>
-      <w:hyperlink w:history="1" r:id="rId5wbeeves7nwrwaazlt2kk">
+      <w:hyperlink w:history="1" r:id="rIde4pfpvuwypwkxloszpa78">
         <w:r>
           <w:rPr>
             <w:rStyle w:val="Hyperlink"/>
@@ -276,7 +276,7 @@
       <w:r>
         <w:t xml:space="preserve"> The CUDA driver already cooperates with confidential-computing mode (</w:t>
       </w:r>
-      <w:hyperlink w:history="1" r:id="rIdby62_ljibn5bc8e-y0tk1">
+      <w:hyperlink w:history="1" r:id="rIdvffkfpozsyf1n4kzphzxv">
         <w:r>
           <w:rPr>
             <w:rStyle w:val="Hyperlink"/>
@@ -287,7 +287,7 @@
       <w:r>
         <w:t xml:space="preserve"> is the plainest description). Kernels run unchanged inside the enclave. Copies between the enclaves take the encrypted path. The CPU TEE and the GPU TEE set up their session with an </w:t>
       </w:r>
-      <w:hyperlink w:history="1" r:id="rIdrsfxahv-abjfkbpqjxqhg">
+      <w:hyperlink w:history="1" r:id="rIdszeyj9ukcm-1snzcvetj7">
         <w:r>
           <w:rPr>
             <w:rStyle w:val="Hyperlink"/>
@@ -417,7 +417,7 @@
       <w:r>
         <w:t xml:space="preserve"> Two things. First, a small, isolated controller that manages policies, identities, permissions, revocation and exceptions. Its firmware is in the class of a verified kernel such as </w:t>
       </w:r>
-      <w:hyperlink w:history="1" r:id="rIdhlmezzew2wgtfhqsuo30g">
+      <w:hyperlink w:history="1" r:id="rIdhm770f8s0l2fsqhk191yj">
         <w:r>
           <w:rPr>
             <w:rStyle w:val="Hyperlink"/>
@@ -860,7 +860,7 @@
               </w:rPr>
               <w:t xml:space="preserve">The PCIe port with </w:t>
             </w:r>
-            <w:hyperlink w:history="1" r:id="rIdmaezlitxxtiyjzh_xqjts">
+            <w:hyperlink w:history="1" r:id="rIdihckbcgxmbmqquwdgtzsf">
               <w:r>
                 <w:rPr>
                   <w:rStyle w:val="Hyperlink"/>
@@ -978,7 +978,7 @@
               </w:rPr>
               <w:t xml:space="preserve">The NIC or DPU (</w:t>
             </w:r>
-            <w:hyperlink w:history="1" r:id="rId_vfj5gz0onn68k-bifycd">
+            <w:hyperlink w:history="1" r:id="rIddysblsljz940bchkaf2tz">
               <w:r>
                 <w:rPr>
                   <w:rStyle w:val="Hyperlink"/>
@@ -1049,7 +1049,7 @@
               </w:rPr>
               <w:t xml:space="preserve">Exists as </w:t>
             </w:r>
-            <w:hyperlink w:history="1" r:id="rIdl-3qufwgsvmsgtifvc0ak">
+            <w:hyperlink w:history="1" r:id="rIdpzu0tcscx0fbharbn2s1p">
               <w:r>
                 <w:rPr>
                   <w:rStyle w:val="Hyperlink"/>
@@ -1092,7 +1092,7 @@
             <w:pPr>
               <w:spacing w:after="0" w:line="252" w:lineRule="auto"/>
             </w:pPr>
-            <w:hyperlink w:history="1" r:id="rIdnuxga19mhlnymhjl_a-5f">
+            <w:hyperlink w:history="1" r:id="rIdrwmazuxjfwduenoz-oi_s">
               <w:r>
                 <w:rPr>
                   <w:rStyle w:val="Hyperlink"/>
@@ -2628,7 +2628,7 @@
       <w:r>
         <w:t xml:space="preserve"> is </w:t>
       </w:r>
-      <w:hyperlink w:history="1" r:id="rIdeekzgfh72frbi4uc2jowb">
+      <w:hyperlink w:history="1" r:id="rIdz7_xadmnapiyr73i9trcq">
         <w:r>
           <w:rPr>
             <w:rStyle w:val="Hyperlink"/>
@@ -2639,7 +2639,7 @@
       <w:r>
         <w:t xml:space="preserve"> as shipped: each agent in its own container, a </w:t>
       </w:r>
-      <w:hyperlink w:history="1" r:id="rIdbimrfjtuc8jlvgpz8hcn4">
+      <w:hyperlink w:history="1" r:id="rIdxlilz-tbopbpzwbm9l9mq">
         <w:r>
           <w:rPr>
             <w:rStyle w:val="Hyperlink"/>
@@ -2650,7 +2650,7 @@
       <w:r>
         <w:t xml:space="preserve"> allowlist of file paths locked at creation, a network policy proxy, credentials substituted outside the agent so the agent never sees the real ones, and GPU device access as a line in the policy. It is the playpen. It bounds the process. Its limit is that it lives inside a kernel of tens of millions of lines, and </w:t>
       </w:r>
-      <w:hyperlink w:history="1" r:id="rIdf4uisoyz3oywvndopi_6y">
+      <w:hyperlink w:history="1" r:id="rIdfettdhqb--8iv2ibza87q">
         <w:r>
           <w:rPr>
             <w:rStyle w:val="Hyperlink"/>
@@ -2661,7 +2661,7 @@
       <w:r>
         <w:t xml:space="preserve"> says the network policy is hot-reloadable at runtime. So the authority to set policy has to move down to the gate, where changing it takes the governance root. The reference already derives OpenShell's network policy from the signed rulebook (</w:t>
       </w:r>
-      <w:hyperlink w:history="1" r:id="rIdlrkgizshwklr0chrwyn8o">
+      <w:hyperlink w:history="1" r:id="rIdyjgfcmg5l2lad2iomeovg">
         <w:r>
           <w:rPr>
             <w:rStyle w:val="Hyperlink"/>
@@ -2740,7 +2740,7 @@
       <w:r>
         <w:t xml:space="preserve">The ten message types, with what each carries and what it proves, are listed field by field in </w:t>
       </w:r>
-      <w:hyperlink w:history="1" r:id="rIdt7h-hgxzlhbkva63s3xjh">
+      <w:hyperlink w:history="1" r:id="rIdc9qeaziw8nowgpf0kffxw">
         <w:r>
           <w:rPr>
             <w:rStyle w:val="Hyperlink"/>
@@ -5790,7 +5790,7 @@
       <w:r>
         <w:t xml:space="preserve">Everything above says what the controller does. This section says where it lives, and the answer changed while I was writing. My first draft put it in the GPU package. That is not realistic. NVIDIA has most of the market, CUDA is the software everyone writes to, and a design that needs NVIDIA to rebuild its GPU is a design that does not ship. So the question became: what is the most a chip can do if it is added to a rack built from NVIDIA GPUs, baseboards and switches exactly as they ship, and changes nothing in CUDA? The answer is a separate project, </w:t>
       </w:r>
-      <w:hyperlink w:history="1" r:id="rIdzajb4e9_znshwx-a4ojsh">
+      <w:hyperlink w:history="1" r:id="rIduywtzevobw7uom7oo6prz">
         <w:r>
           <w:rPr>
             <w:rStyle w:val="Hyperlink"/>
@@ -5959,7 +5959,7 @@
       <w:r>
         <w:t xml:space="preserve"> The </w:t>
       </w:r>
-      <w:hyperlink w:history="1" r:id="rIdtz_vkhyil-cuolmqlxn51">
+      <w:hyperlink w:history="1" r:id="rIds1nqtgvzzi5kun7benacp">
         <w:r>
           <w:rPr>
             <w:rStyle w:val="Hyperlink"/>
@@ -6206,7 +6206,7 @@
               </w:rPr>
               <w:t xml:space="preserve">Where it is in </w:t>
             </w:r>
-            <w:hyperlink w:history="1" r:id="rIdr5soreh-j7e7dqfg76psw">
+            <w:hyperlink w:history="1" r:id="rIdlueinxgl_1wh3q94fz4z_">
               <w:r>
                 <w:rPr>
                   <w:rStyle w:val="Hyperlink"/>
@@ -8326,7 +8326,7 @@
       <w:r>
         <w:t xml:space="preserve">The catalogue is the constant across all three phases. A phase is finished when the same sweep passes against that phase's artefact. H0 to H10 run today in this repository; H11 to H16, and H0 to H10 again against the governor model, run in </w:t>
       </w:r>
-      <w:hyperlink w:history="1" r:id="rId1nukprh4f9vp2fmp3ym-z">
+      <w:hyperlink w:history="1" r:id="rIdleugk0xircbk-xqzeztln">
         <w:r>
           <w:rPr>
             <w:rStyle w:val="Hyperlink"/>
@@ -8354,7 +8354,7 @@
       <w:r>
         <w:t xml:space="preserve">My colleague's table of seven claims, each one narrowed, is adopted in full and lives in </w:t>
       </w:r>
-      <w:hyperlink w:history="1" r:id="rIdavcksmghxia5wstqqpvqf">
+      <w:hyperlink w:history="1" r:id="rIdeys9i9eaal48pdhyqd50d">
         <w:r>
           <w:rPr>
             <w:rStyle w:val="Hyperlink"/>
@@ -8575,7 +8575,7 @@
               </w:rPr>
               <w:t xml:space="preserve">GPU boot ROM, fused keys, measured firmware; the DPU's root; </w:t>
             </w:r>
-            <w:hyperlink w:history="1" r:id="rIdem-kcrvaihlk6tpdoefnx">
+            <w:hyperlink w:history="1" r:id="rIdsyz70ulk1wtchjclmdv6i">
               <w:r>
                 <w:rPr>
                   <w:rStyle w:val="Hyperlink"/>
@@ -8596,7 +8596,7 @@
               </w:rPr>
               <w:t xml:space="preserve">, </w:t>
             </w:r>
-            <w:hyperlink w:history="1" r:id="rIdzuay4vpjzydkti4rnb0sz">
+            <w:hyperlink w:history="1" r:id="rId30wruuuv4cluc5xhx9tcx">
               <w:r>
                 <w:rPr>
                   <w:rStyle w:val="Hyperlink"/>
@@ -8617,7 +8617,7 @@
               </w:rPr>
               <w:t xml:space="preserve">, </w:t>
             </w:r>
-            <w:hyperlink w:history="1" r:id="rIdcdhrxsbe7jgdw2-dhxrog">
+            <w:hyperlink w:history="1" r:id="rIdzvghhtdvxfjc2e6bkwo-j">
               <w:r>
                 <w:rPr>
                   <w:rStyle w:val="Hyperlink"/>
@@ -8726,7 +8726,7 @@
             <w:pPr>
               <w:spacing w:after="0" w:line="252" w:lineRule="auto"/>
             </w:pPr>
-            <w:hyperlink w:history="1" r:id="rIdmmr9j4xv7zdm8bz6ni2vi">
+            <w:hyperlink w:history="1" r:id="rIdfsj7p8cli-hephyyks35a">
               <w:r>
                 <w:rPr>
                   <w:rStyle w:val="Hyperlink"/>
@@ -8747,7 +8747,7 @@
               </w:rPr>
               <w:t xml:space="preserve">, </w:t>
             </w:r>
-            <w:hyperlink w:history="1" r:id="rIdnnlnr0yqh-3s1xp5re7he">
+            <w:hyperlink w:history="1" r:id="rIddknmtn2uwspiffbowolym">
               <w:r>
                 <w:rPr>
                   <w:rStyle w:val="Hyperlink"/>
@@ -8874,7 +8874,7 @@
               </w:rPr>
               <w:t xml:space="preserve">The </w:t>
             </w:r>
-            <w:hyperlink w:history="1" r:id="rIdzkbonmvxn82dqr8kx5i4q">
+            <w:hyperlink w:history="1" r:id="rIdspzzrleyl6rv7xpv1nagn">
               <w:r>
                 <w:rPr>
                   <w:rStyle w:val="Hyperlink"/>
@@ -8895,7 +8895,7 @@
               </w:rPr>
               <w:t xml:space="preserve"> design: functional model, hypothesis suite, RTL for the hard-core blocks, a LibreLane flow for a sky130 shuttle, the rack integration reference; the closest shipping analogs are the GSP, Pluton, BlueField-4's own root, and the hardware-governance proposals from </w:t>
             </w:r>
-            <w:hyperlink w:history="1" r:id="rIdlnhdqep-hrj1m8thpdkvo">
+            <w:hyperlink w:history="1" r:id="rIdhfj6kp5tyxzptenz-6dza">
               <w:r>
                 <w:rPr>
                   <w:rStyle w:val="Hyperlink"/>
@@ -8916,7 +8916,7 @@
               </w:rPr>
               <w:t xml:space="preserve"> and the </w:t>
             </w:r>
-            <w:hyperlink w:history="1" r:id="rIdxcpmq52b8o8tq7rdos-9p">
+            <w:hyperlink w:history="1" r:id="rId_jxa47rigffhyx1gam1dr">
               <w:r>
                 <w:rPr>
                   <w:rStyle w:val="Hyperlink"/>
@@ -9034,7 +9034,7 @@
             <w:pPr>
               <w:spacing w:after="0" w:line="252" w:lineRule="auto"/>
             </w:pPr>
-            <w:hyperlink w:history="1" r:id="rIdr_pj_xfcapi6ej8rfla1i">
+            <w:hyperlink w:history="1" r:id="rIdhgiyz5klfbcci-kazifeq">
               <w:r>
                 <w:rPr>
                   <w:rStyle w:val="Hyperlink"/>
@@ -9161,7 +9161,7 @@
               </w:rPr>
               <w:t xml:space="preserve">OpenShell supervisor middleware with the gate on its path (</w:t>
             </w:r>
-            <w:hyperlink w:history="1" r:id="rIdtakvod1ygggmagor5ljdu">
+            <w:hyperlink w:history="1" r:id="rIda8b-ca_lrb-xk-pp62bbi">
               <w:r>
                 <w:rPr>
                   <w:rStyle w:val="Hyperlink"/>
@@ -9279,7 +9279,7 @@
             <w:pPr>
               <w:spacing w:after="0" w:line="252" w:lineRule="auto"/>
             </w:pPr>
-            <w:hyperlink w:history="1" r:id="rIdf8or378j6i69qzjxqyqih">
+            <w:hyperlink w:history="1" r:id="rIdawiy83ie-qztuorhsnt0c">
               <w:r>
                 <w:rPr>
                   <w:rStyle w:val="Hyperlink"/>
@@ -9300,7 +9300,7 @@
               </w:rPr>
               <w:t xml:space="preserve">, </w:t>
             </w:r>
-            <w:hyperlink w:history="1" r:id="rId_wf6v4evjwwjs4qcux4fq">
+            <w:hyperlink w:history="1" r:id="rIdeogya6_k2h3uf0hayvkuy">
               <w:r>
                 <w:rPr>
                   <w:rStyle w:val="Hyperlink"/>
@@ -9427,7 +9427,7 @@
               </w:rPr>
               <w:t xml:space="preserve">Drone no-fly zones, fuze safety interlocks, process-plant safety systems, HSMs; </w:t>
             </w:r>
-            <w:hyperlink w:history="1" r:id="rIdmsb9-heis7x-gwzdiq_8r">
+            <w:hyperlink w:history="1" r:id="rIdvxe8fgdoq_rzagtmxlguu">
               <w:r>
                 <w:rPr>
                   <w:rStyle w:val="Hyperlink"/>
@@ -9545,7 +9545,7 @@
             <w:pPr>
               <w:spacing w:after="0" w:line="252" w:lineRule="auto"/>
             </w:pPr>
-            <w:hyperlink w:history="1" r:id="rIdtnzllsx2prp3ecbpqvxtt">
+            <w:hyperlink w:history="1" r:id="rIdrsg_tknkkw32fc3ajkqra">
               <w:r>
                 <w:rPr>
                   <w:rStyle w:val="Hyperlink"/>
@@ -9663,7 +9663,7 @@
             <w:pPr>
               <w:spacing w:after="0" w:line="252" w:lineRule="auto"/>
             </w:pPr>
-            <w:hyperlink w:history="1" r:id="rIduo5saeuh_h0dipn9avfdm">
+            <w:hyperlink w:history="1" r:id="rId1_n8s0fupte3bh8pyuqlu">
               <w:r>
                 <w:rPr>
                   <w:rStyle w:val="Hyperlink"/>
@@ -9684,7 +9684,7 @@
               </w:rPr>
               <w:t xml:space="preserve">; </w:t>
             </w:r>
-            <w:hyperlink w:history="1" r:id="rIdnnro9xet6nd-lnpjx8toc">
+            <w:hyperlink w:history="1" r:id="rId0o-xwzqafeinaciel3svi">
               <w:r>
                 <w:rPr>
                   <w:rStyle w:val="Hyperlink"/>
@@ -9793,7 +9793,7 @@
             <w:pPr>
               <w:spacing w:after="0" w:line="252" w:lineRule="auto"/>
             </w:pPr>
-            <w:hyperlink w:history="1" r:id="rIdlrvcfrdcox2nmrih1emhf">
+            <w:hyperlink w:history="1" r:id="rIdpo_ddmdcyonwszfqm_uox">
               <w:r>
                 <w:rPr>
                   <w:rStyle w:val="Hyperlink"/>
@@ -10030,7 +10030,7 @@
       <w:r>
         <w:t xml:space="preserve">J. P. Anderson, </w:t>
       </w:r>
-      <w:hyperlink w:history="1" r:id="rIdczzoky9bybhfi6i6ve-an">
+      <w:hyperlink w:history="1" r:id="rIdumfucfld_jzca2qdaouid">
         <w:r>
           <w:rPr>
             <w:rStyle w:val="Hyperlink"/>
@@ -10056,7 +10056,7 @@
       <w:r>
         <w:t xml:space="preserve">The seL4 project, </w:t>
       </w:r>
-      <w:hyperlink w:history="1" r:id="rId_rjc9abfbyzzlykzn5yo1">
+      <w:hyperlink w:history="1" r:id="rIdb3elaga7dsfqbrahxtjxw">
         <w:r>
           <w:rPr>
             <w:rStyle w:val="Hyperlink"/>
@@ -10079,7 +10079,7 @@
         </w:numPr>
         <w:spacing w:after="100" w:line="276" w:lineRule="auto"/>
       </w:pPr>
-      <w:hyperlink w:history="1" r:id="rIdznl2nq8hnhpwpooxwylhm">
+      <w:hyperlink w:history="1" r:id="rIdu491i_gfmurw98jax9kzb">
         <w:r>
           <w:rPr>
             <w:rStyle w:val="Hyperlink"/>
@@ -10090,7 +10090,7 @@
       <w:r>
         <w:t xml:space="preserve"> and </w:t>
       </w:r>
-      <w:hyperlink w:history="1" r:id="rIdfvs-vec86kabtjaaojwdn">
+      <w:hyperlink w:history="1" r:id="rIdoagwadyi2uk2jajwt3kgv">
         <w:r>
           <w:rPr>
             <w:rStyle w:val="Hyperlink"/>
@@ -10114,7 +10114,7 @@
       <w:r>
         <w:t xml:space="preserve">D. Dalrymple et al., </w:t>
       </w:r>
-      <w:hyperlink w:history="1" r:id="rIdnxq3csh1ez5hzb53ex7p9">
+      <w:hyperlink w:history="1" r:id="rIdtkg-pz4g4kxlebpwmrmst">
         <w:r>
           <w:rPr>
             <w:rStyle w:val="Hyperlink"/>
@@ -10148,7 +10148,7 @@
       <w:r>
         <w:t xml:space="preserve">O. Aarne, T. Fist and C. Withers, </w:t>
       </w:r>
-      <w:hyperlink w:history="1" r:id="rId_6miuhdn8sckvsekna9uo">
+      <w:hyperlink w:history="1" r:id="rIdjfnhf4rmzqitk5maw3nbj">
         <w:r>
           <w:rPr>
             <w:rStyle w:val="Hyperlink"/>
@@ -10174,7 +10174,7 @@
       <w:r>
         <w:t xml:space="preserve">J. Petrie, O. Aarne, N. Ammann and D. Dalrymple, </w:t>
       </w:r>
-      <w:hyperlink w:history="1" r:id="rId1cx8rx505e52_nvumrux9">
+      <w:hyperlink w:history="1" r:id="rIdxvm8zuatrknem0u-dtrj9">
         <w:r>
           <w:rPr>
             <w:rStyle w:val="Hyperlink"/>
@@ -10205,7 +10205,7 @@
         </w:numPr>
         <w:spacing w:after="100" w:line="276" w:lineRule="auto"/>
       </w:pPr>
-      <w:hyperlink w:history="1" r:id="rIdrgwyw_dors5h1inigsuvu">
+      <w:hyperlink w:history="1" r:id="rIdeaqvfs2jqyricunfzy4qf">
         <w:r>
           <w:rPr>
             <w:rStyle w:val="Hyperlink"/>
@@ -10228,7 +10228,7 @@
         </w:numPr>
         <w:spacing w:after="100" w:line="276" w:lineRule="auto"/>
       </w:pPr>
-      <w:hyperlink w:history="1" r:id="rId1pqhp8qzgosnigdmcrrng">
+      <w:hyperlink w:history="1" r:id="rIdhwfogujf_7e-ekkkvlg-x">
         <w:r>
           <w:rPr>
             <w:rStyle w:val="Hyperlink"/>
@@ -10251,7 +10251,7 @@
         </w:numPr>
         <w:spacing w:after="100" w:line="276" w:lineRule="auto"/>
       </w:pPr>
-      <w:hyperlink w:history="1" r:id="rIdwr1qudayb0blkv7aao0vp">
+      <w:hyperlink w:history="1" r:id="rIdrfyh832b7pnxnjb7zqvx7">
         <w:r>
           <w:rPr>
             <w:rStyle w:val="Hyperlink"/>
@@ -10262,7 +10262,7 @@
       <w:r>
         <w:t xml:space="preserve">, </w:t>
       </w:r>
-      <w:hyperlink w:history="1" r:id="rId7punetyulb46tp75tghvq">
+      <w:hyperlink w:history="1" r:id="rIde4lis2fqzxr1imsaxopgy">
         <w:r>
           <w:rPr>
             <w:rStyle w:val="Hyperlink"/>
@@ -10273,7 +10273,7 @@
       <w:r>
         <w:t xml:space="preserve"> and the </w:t>
       </w:r>
-      <w:hyperlink w:history="1" r:id="rIdn2tsipq2t7cus_bwcuynw">
+      <w:hyperlink w:history="1" r:id="rIdqxjlbu1nhmaxqqphqjflw">
         <w:r>
           <w:rPr>
             <w:rStyle w:val="Hyperlink"/>
@@ -10294,7 +10294,7 @@
         </w:numPr>
         <w:spacing w:after="100" w:line="276" w:lineRule="auto"/>
       </w:pPr>
-      <w:hyperlink w:history="1" r:id="rId3llu8kjsawq-cmy2abxyv">
+      <w:hyperlink w:history="1" r:id="rIdmmo8l_phk1krwsatcmudx">
         <w:r>
           <w:rPr>
             <w:rStyle w:val="Hyperlink"/>
@@ -10315,7 +10315,7 @@
         </w:numPr>
         <w:spacing w:after="100" w:line="276" w:lineRule="auto"/>
       </w:pPr>
-      <w:hyperlink w:history="1" r:id="rIdq4dvsqjxmohweazteeyme">
+      <w:hyperlink w:history="1" r:id="rIdwc8z5ozkkslc9jknbquws">
         <w:r>
           <w:rPr>
             <w:rStyle w:val="Hyperlink"/>
@@ -10326,7 +10326,7 @@
       <w:r>
         <w:t xml:space="preserve"> and </w:t>
       </w:r>
-      <w:hyperlink w:history="1" r:id="rIde6q-pgd5iwloy0iyd_dl-">
+      <w:hyperlink w:history="1" r:id="rIdqjzia4ohn2fybsa2_vltv">
         <w:r>
           <w:rPr>
             <w:rStyle w:val="Hyperlink"/>
@@ -10347,7 +10347,7 @@
         </w:numPr>
         <w:spacing w:after="100" w:line="276" w:lineRule="auto"/>
       </w:pPr>
-      <w:hyperlink w:history="1" r:id="rIdsmhrgsutm34smfco4k_jv">
+      <w:hyperlink w:history="1" r:id="rIdqd_myp66niqordy_36deh">
         <w:r>
           <w:rPr>
             <w:rStyle w:val="Hyperlink"/>
@@ -10360,7 +10360,7 @@
       <w:r>
         <w:t xml:space="preserve"> (September 28, 2026); </w:t>
       </w:r>
-      <w:hyperlink w:history="1" r:id="rIdkie4rezgyfuhuiegdj1pw">
+      <w:hyperlink w:history="1" r:id="rIdw5sctnwq_3dr9wn_4kxli">
         <w:r>
           <w:rPr>
             <w:rStyle w:val="Hyperlink"/>
@@ -10373,7 +10373,7 @@
       <w:r>
         <w:t xml:space="preserve"> and </w:t>
       </w:r>
-      <w:hyperlink w:history="1" r:id="rIdkcovmj6rr6isybb1chs_i">
+      <w:hyperlink w:history="1" r:id="rIdfqq7ftq142eyxtflu2gdq">
         <w:r>
           <w:rPr>
             <w:rStyle w:val="Hyperlink"/>
@@ -10386,7 +10386,7 @@
       <w:r>
         <w:t xml:space="preserve">, NVIDIA Technical Blog; </w:t>
       </w:r>
-      <w:hyperlink w:history="1" r:id="rIdn0lxf_9utwujclkrst9zq">
+      <w:hyperlink w:history="1" r:id="rIdvjq0mu_ekjf757n9lvz_w">
         <w:r>
           <w:rPr>
             <w:rStyle w:val="Hyperlink"/>
@@ -10397,7 +10397,7 @@
       <w:r>
         <w:t xml:space="preserve"> and its </w:t>
       </w:r>
-      <w:hyperlink w:history="1" r:id="rIdppgfuldpmm_ylkvyneaqi">
+      <w:hyperlink w:history="1" r:id="rId0f2lj9hfbjrr_cvw5fjsb">
         <w:r>
           <w:rPr>
             <w:rStyle w:val="Hyperlink"/>
@@ -10418,7 +10418,7 @@
         </w:numPr>
         <w:spacing w:after="100" w:line="276" w:lineRule="auto"/>
       </w:pPr>
-      <w:hyperlink w:history="1" r:id="rId8rb5_n1-qm5olxyyiu89x">
+      <w:hyperlink w:history="1" r:id="rIdeanzrh4-aj4njnyvs73x7">
         <w:r>
           <w:rPr>
             <w:rStyle w:val="Hyperlink"/>
@@ -10429,7 +10429,7 @@
       <w:r>
         <w:t xml:space="preserve"> and the </w:t>
       </w:r>
-      <w:hyperlink w:history="1" r:id="rIdqlop1uamsb6s-dsabpxef">
+      <w:hyperlink w:history="1" r:id="rIdk6v1xf1yn4zbbzutiy9jd">
         <w:r>
           <w:rPr>
             <w:rStyle w:val="Hyperlink"/>
@@ -10440,7 +10440,7 @@
       <w:r>
         <w:t xml:space="preserve"> framework; the </w:t>
       </w:r>
-      <w:hyperlink w:history="1" r:id="rIdjp9w12virx-9btg7splb4">
+      <w:hyperlink w:history="1" r:id="rIdmb6_77raixb6kzenhh8bm">
         <w:r>
           <w:rPr>
             <w:rStyle w:val="Hyperlink"/>
@@ -10469,7 +10469,7 @@
         </w:numPr>
         <w:spacing w:after="100" w:line="276" w:lineRule="auto"/>
       </w:pPr>
-      <w:hyperlink w:history="1" r:id="rIdxailthvyywfu5xlwtypkp">
+      <w:hyperlink w:history="1" r:id="rIdmakcx4vdcqljznoxkju1k">
         <w:r>
           <w:rPr>
             <w:rStyle w:val="Hyperlink"/>
@@ -10480,7 +10480,7 @@
       <w:r>
         <w:t xml:space="preserve">, Remote Attestation Procedures architecture; </w:t>
       </w:r>
-      <w:hyperlink w:history="1" r:id="rIdjf_ov3q_ae0mmdroiuact">
+      <w:hyperlink w:history="1" r:id="rIdmubs8mvzbk_2ksiaegfmz">
         <w:r>
           <w:rPr>
             <w:rStyle w:val="Hyperlink"/>
@@ -10491,7 +10491,7 @@
       <w:r>
         <w:t xml:space="preserve">, Certificate Transparency; the </w:t>
       </w:r>
-      <w:hyperlink w:history="1" r:id="rIdsoiirgpmjiyasetl_eda3">
+      <w:hyperlink w:history="1" r:id="rId1l1y66ptyltsv9z0ncb3k">
         <w:r>
           <w:rPr>
             <w:rStyle w:val="Hyperlink"/>
@@ -10502,7 +10502,7 @@
       <w:r>
         <w:t xml:space="preserve"> architectures; </w:t>
       </w:r>
-      <w:hyperlink w:history="1" r:id="rIdznbpvbcxskeummlc20eqb">
+      <w:hyperlink w:history="1" r:id="rIduonhuq4b4cdte6ce-alnf">
         <w:r>
           <w:rPr>
             <w:rStyle w:val="Hyperlink"/>
@@ -10523,7 +10523,7 @@
         </w:numPr>
         <w:spacing w:after="100" w:line="276" w:lineRule="auto"/>
       </w:pPr>
-      <w:hyperlink w:history="1" r:id="rIdcsl_rkriez1no9h70qxgu">
+      <w:hyperlink w:history="1" r:id="rId-k8qz2uj6t-sb2mwo_ag0">
         <w:r>
           <w:rPr>
             <w:rStyle w:val="Hyperlink"/>
@@ -10544,7 +10544,7 @@
         </w:numPr>
         <w:spacing w:after="100" w:line="276" w:lineRule="auto"/>
       </w:pPr>
-      <w:hyperlink w:history="1" r:id="rIdm1p38kggmmehlgekcu7bf">
+      <w:hyperlink w:history="1" r:id="rIdopg8vxvpdurkwsie9msf2">
         <w:r>
           <w:rPr>
             <w:rStyle w:val="Hyperlink"/>
@@ -10568,7 +10568,7 @@
       <w:r>
         <w:t xml:space="preserve">Roots of trust in the wild: </w:t>
       </w:r>
-      <w:hyperlink w:history="1" r:id="rIde1et-epapygyjhainr4k4">
+      <w:hyperlink w:history="1" r:id="rIdnptasubnqxgtvsidrloxt">
         <w:r>
           <w:rPr>
             <w:rStyle w:val="Hyperlink"/>
@@ -10579,7 +10579,7 @@
       <w:r>
         <w:t xml:space="preserve">, </w:t>
       </w:r>
-      <w:hyperlink w:history="1" r:id="rId1ynaoenbbizsmqn3wgsd2">
+      <w:hyperlink w:history="1" r:id="rIdmeepjkg65aerbnxauwbb2">
         <w:r>
           <w:rPr>
             <w:rStyle w:val="Hyperlink"/>
@@ -10590,7 +10590,7 @@
       <w:r>
         <w:t xml:space="preserve">, </w:t>
       </w:r>
-      <w:hyperlink w:history="1" r:id="rIdgxusnjwcf3thuqr0if9do">
+      <w:hyperlink w:history="1" r:id="rIdeortizdll0omujnojk2ux">
         <w:r>
           <w:rPr>
             <w:rStyle w:val="Hyperlink"/>
@@ -10619,7 +10619,7 @@
         </w:numPr>
         <w:spacing w:after="100" w:line="276" w:lineRule="auto"/>
       </w:pPr>
-      <w:hyperlink w:history="1" r:id="rIdo-7b2ikpg2orxo3ycf6eb">
+      <w:hyperlink w:history="1" r:id="rIdulcg983snm_fnodxgmfeh">
         <w:r>
           <w:rPr>
             <w:rStyle w:val="Hyperlink"/>
@@ -10633,7 +10633,7 @@
       <w:r>
         <w:t xml:space="preserve">, the design as a specification; </w:t>
       </w:r>
-      <w:hyperlink w:history="1" r:id="rIdspvr7iaoj_rpw-8f3f8fb">
+      <w:hyperlink w:history="1" r:id="rIdxgfyolnrdxdao_uodycmp">
         <w:r>
           <w:rPr>
             <w:rStyle w:val="Hyperlink"/>
@@ -10647,7 +10647,7 @@
       <w:r>
         <w:t xml:space="preserve">, the experiment program; </w:t>
       </w:r>
-      <w:hyperlink w:history="1" r:id="rId99ijih1awc09gj7c9ake6">
+      <w:hyperlink w:history="1" r:id="rIdlpmhwob-n_cozxe0bqpri">
         <w:r>
           <w:rPr>
             <w:rStyle w:val="Hyperlink"/>
@@ -10671,7 +10671,7 @@
         </w:numPr>
         <w:spacing w:after="100" w:line="276" w:lineRule="auto"/>
       </w:pPr>
-      <w:hyperlink w:history="1" r:id="rId02c4mkxrqdsxan2dywjak">
+      <w:hyperlink w:history="1" r:id="rIdsuxyvofe6brqdiwosidt8">
         <w:r>
           <w:rPr>
             <w:rStyle w:val="Hyperlink"/>
@@ -10682,7 +10682,7 @@
       <w:r>
         <w:t xml:space="preserve">: the design, the functional model, the hypothesis suite H0 to H16, the RTL, the LibreLane flow, the rack integration reference, and a plain-English walkthrough of the whole design with figures. </w:t>
       </w:r>
-      <w:hyperlink w:history="1" r:id="rIdc7nfmlzlferb2ixevhnsb">
+      <w:hyperlink w:history="1" r:id="rIdppxshbm8f1ream_pm9v7h">
         <w:r>
           <w:rPr>
             <w:rStyle w:val="Hyperlink"/>
@@ -10706,7 +10706,7 @@
       <w:r>
         <w:t xml:space="preserve">The companion lanes: </w:t>
       </w:r>
-      <w:hyperlink w:history="1" r:id="rIds-0ugiralpyzzogqjsifm">
+      <w:hyperlink w:history="1" r:id="rId6woiyygdotd6ilm4n1tj2">
         <w:r>
           <w:rPr>
             <w:rStyle w:val="Hyperlink"/>
@@ -10720,7 +10720,7 @@
       <w:r>
         <w:t xml:space="preserve"> (observers) and </w:t>
       </w:r>
-      <w:hyperlink w:history="1" r:id="rIdkywnsnej54qo9pb3vxbmm">
+      <w:hyperlink w:history="1" r:id="rId_iz_go1pca1qo9eaqhxv4">
         <w:r>
           <w:rPr>
             <w:rStyle w:val="Hyperlink"/>
@@ -10744,7 +10744,7 @@
         </w:numPr>
         <w:spacing w:after="100" w:line="276" w:lineRule="auto"/>
       </w:pPr>
-      <w:hyperlink w:history="1" r:id="rIdud3b5bgeyevhrv-hflozi">
+      <w:hyperlink w:history="1" r:id="rId40drlzocxznqa0apecqkp">
         <w:r>
           <w:rPr>
             <w:rStyle w:val="Hyperlink"/>
@@ -10755,7 +10755,7 @@
       <w:r>
         <w:t xml:space="preserve"> and </w:t>
       </w:r>
-      <w:hyperlink w:history="1" r:id="rId4zmwx5xq0truqx0mw7ysl">
+      <w:hyperlink w:history="1" r:id="rIdtvx4djp1xvepsf3xxqu9m">
         <w:r>
           <w:rPr>
             <w:rStyle w:val="Hyperlink"/>
@@ -10766,7 +10766,7 @@
       <w:r>
         <w:t xml:space="preserve"> of this series, and </w:t>
       </w:r>
-      <w:hyperlink w:history="1" r:id="rId95clsfqqjli38fosksotd">
+      <w:hyperlink w:history="1" r:id="rIdpezqdoikd9c3qxc8cvl3s">
         <w:r>
           <w:rPr>
             <w:rStyle w:val="Hyperlink"/>
@@ -10816,7 +10816,7 @@
           <w:sz w:val="18"/>
           <w:szCs w:val="18"/>
         </w:rPr>
-        <w:t xml:space="preserve">cd hardware-and-silicon &amp;&amp; ./run.sh    # the contract: 51 tests, 75 attacks, 12 baselines, under a minute</w:t>
+        <w:t xml:space="preserve">cd hardware-and-silicon &amp;&amp; ./run.sh    # the contract: 56 tests, 75 attacks, 12 baselines, under a minute</w:t>
       </w:r>
     </w:p>
     <w:p>
